--- a/tables/ms-tables/tbl-S1_2024-11-18.docx
+++ b/tables/ms-tables/tbl-S1_2024-11-18.docx
@@ -2,24 +2,31 @@
 <file path=word/document.xml><?xml version="1.0" encoding="utf-8"?>
 <w:document xmlns:wpc="http://schemas.microsoft.com/office/word/2010/wordprocessingCanvas" xmlns:cx="http://schemas.microsoft.com/office/drawing/2014/chartex" xmlns:cx1="http://schemas.microsoft.com/office/drawing/2015/9/8/chartex" xmlns:cx2="http://schemas.microsoft.com/office/drawing/2015/10/21/chartex" xmlns:cx3="http://schemas.microsoft.com/office/drawing/2016/5/9/chartex" xmlns:cx4="http://schemas.microsoft.com/office/drawing/2016/5/10/chartex" xmlns:cx5="http://schemas.microsoft.com/office/drawing/2016/5/11/chartex" xmlns:cx6="http://schemas.microsoft.com/office/drawing/2016/5/12/chartex" xmlns:cx7="http://schemas.microsoft.com/office/drawing/2016/5/13/chartex" xmlns:cx8="http://schemas.microsoft.com/office/drawing/2016/5/14/chartex" xmlns:mc="http://schemas.openxmlformats.org/markup-compatibility/2006" xmlns:aink="http://schemas.microsoft.com/office/drawing/2016/ink" xmlns:am3d="http://schemas.microsoft.com/office/drawing/2017/model3d" xmlns:o="urn:schemas-microsoft-com:office:office" xmlns:oel="http://schemas.microsoft.com/office/2019/extlst" xmlns:r="http://schemas.openxmlformats.org/officeDocument/2006/relationships" xmlns:m="http://schemas.openxmlformats.org/officeDocument/2006/math" xmlns:v="urn:schemas-microsoft-com:vml" xmlns:wp14="http://schemas.microsoft.com/office/word/2010/wordprocessingDrawing" xmlns:wp="http://schemas.openxmlformats.org/drawingml/2006/wordprocessingDrawing" xmlns:w10="urn:schemas-microsoft-com:office:word" xmlns:w="http://schemas.openxmlformats.org/wordprocessingml/2006/main" xmlns:w14="http://schemas.microsoft.com/office/word/2010/wordml" xmlns:w15="http://schemas.microsoft.com/office/word/2012/wordml" xmlns:w16cex="http://schemas.microsoft.com/office/word/2018/wordml/cex" xmlns:w16cid="http://schemas.microsoft.com/office/word/2016/wordml/cid" xmlns:w16="http://schemas.microsoft.com/office/word/2018/wordml" xmlns:w16du="http://schemas.microsoft.com/office/word/2023/wordml/word16du" xmlns:w16sdtdh="http://schemas.microsoft.com/office/word/2020/wordml/sdtdatahash" xmlns:w16se="http://schemas.microsoft.com/office/word/2015/wordml/symex" xmlns:wpg="http://schemas.microsoft.com/office/word/2010/wordprocessingGroup" xmlns:wpi="http://schemas.microsoft.com/office/word/2010/wordprocessingInk" xmlns:wne="http://schemas.microsoft.com/office/word/2006/wordml" xmlns:wps="http://schemas.microsoft.com/office/word/2010/wordprocessingShape" mc:Ignorable="w14 w15 w16se w16cid w16 w16cex w16sdtdh w16du wp14">
   <w:body>
-    <w:p/>
+    <w:p>
+      <w:pPr>
+        <w:rPr>
+          <w:sz w:val="20"/>
+          <w:szCs w:val="20"/>
+        </w:rPr>
+      </w:pPr>
+    </w:p>
     <w:tbl>
       <w:tblPr>
-        <w:tblW w:w="0" w:type="auto"/>
+        <w:tblW w:w="9900" w:type="dxa"/>
         <w:jc w:val="center"/>
         <w:tblLayout w:type="fixed"/>
         <w:tblLook w:val="0420" w:firstRow="1" w:lastRow="0" w:firstColumn="0" w:lastColumn="0" w:noHBand="0" w:noVBand="1"/>
       </w:tblPr>
       <w:tblGrid>
-        <w:gridCol w:w="1930"/>
-        <w:gridCol w:w="2930"/>
-        <w:gridCol w:w="1080"/>
-        <w:gridCol w:w="1080"/>
-        <w:gridCol w:w="1085"/>
-        <w:gridCol w:w="2930"/>
-        <w:gridCol w:w="1080"/>
-        <w:gridCol w:w="1080"/>
-        <w:gridCol w:w="1085"/>
+        <w:gridCol w:w="1260"/>
+        <w:gridCol w:w="1440"/>
+        <w:gridCol w:w="900"/>
+        <w:gridCol w:w="810"/>
+        <w:gridCol w:w="1170"/>
+        <w:gridCol w:w="1440"/>
+        <w:gridCol w:w="900"/>
+        <w:gridCol w:w="810"/>
+        <w:gridCol w:w="1170"/>
       </w:tblGrid>
       <w:tr>
         <w:trPr>
@@ -28,7 +35,7 @@
         </w:trPr>
         <w:tc>
           <w:tcPr>
-            <w:tcW w:w="1930" w:type="dxa"/>
+            <w:tcW w:w="1260" w:type="dxa"/>
             <w:tcBorders>
               <w:top w:val="single" w:sz="12" w:space="0" w:color="666666"/>
               <w:left w:val="none" w:sz="0" w:space="0" w:color="000000"/>
@@ -55,12 +62,16 @@
               <w:spacing w:before="100" w:after="100"/>
               <w:ind w:left="100" w:right="100"/>
               <w:jc w:val="center"/>
-            </w:pPr>
-          </w:p>
-        </w:tc>
-        <w:tc>
-          <w:tcPr>
-            <w:tcW w:w="6175" w:type="dxa"/>
+              <w:rPr>
+                <w:sz w:val="20"/>
+                <w:szCs w:val="20"/>
+              </w:rPr>
+            </w:pPr>
+          </w:p>
+        </w:tc>
+        <w:tc>
+          <w:tcPr>
+            <w:tcW w:w="4320" w:type="dxa"/>
             <w:gridSpan w:val="4"/>
             <w:tcBorders>
               <w:top w:val="single" w:sz="12" w:space="0" w:color="666666"/>
@@ -88,21 +99,34 @@
               <w:spacing w:before="100" w:after="100"/>
               <w:ind w:left="100" w:right="100"/>
               <w:jc w:val="center"/>
-            </w:pPr>
-            <w:r>
-              <w:rPr>
-                <w:rFonts w:ascii="Times New Roman" w:eastAsia="Times New Roman" w:hAnsi="Times New Roman" w:cs="Times New Roman"/>
-                <w:color w:val="000000"/>
-                <w:sz w:val="16"/>
-                <w:szCs w:val="16"/>
-              </w:rPr>
-              <w:t>Kelp removal</w:t>
-            </w:r>
-          </w:p>
-        </w:tc>
-        <w:tc>
-          <w:tcPr>
-            <w:tcW w:w="6175" w:type="dxa"/>
+              <w:rPr>
+                <w:sz w:val="20"/>
+                <w:szCs w:val="20"/>
+              </w:rPr>
+            </w:pPr>
+            <w:r>
+              <w:rPr>
+                <w:rFonts w:ascii="Times New Roman" w:eastAsia="Times New Roman" w:hAnsi="Times New Roman" w:cs="Times New Roman"/>
+                <w:color w:val="000000"/>
+                <w:sz w:val="20"/>
+                <w:szCs w:val="20"/>
+              </w:rPr>
+              <w:t>Experimental</w:t>
+            </w:r>
+            <w:r>
+              <w:rPr>
+                <w:rFonts w:ascii="Times New Roman" w:eastAsia="Times New Roman" w:hAnsi="Times New Roman" w:cs="Times New Roman"/>
+                <w:color w:val="000000"/>
+                <w:sz w:val="20"/>
+                <w:szCs w:val="20"/>
+              </w:rPr>
+              <w:t xml:space="preserve"> removal</w:t>
+            </w:r>
+          </w:p>
+        </w:tc>
+        <w:tc>
+          <w:tcPr>
+            <w:tcW w:w="4320" w:type="dxa"/>
             <w:gridSpan w:val="4"/>
             <w:tcBorders>
               <w:top w:val="single" w:sz="12" w:space="0" w:color="666666"/>
@@ -130,13 +154,17 @@
               <w:spacing w:before="100" w:after="100"/>
               <w:ind w:left="100" w:right="100"/>
               <w:jc w:val="center"/>
-            </w:pPr>
-            <w:r>
-              <w:rPr>
-                <w:rFonts w:ascii="Times New Roman" w:eastAsia="Times New Roman" w:hAnsi="Times New Roman" w:cs="Times New Roman"/>
-                <w:color w:val="000000"/>
-                <w:sz w:val="16"/>
-                <w:szCs w:val="16"/>
+              <w:rPr>
+                <w:sz w:val="20"/>
+                <w:szCs w:val="20"/>
+              </w:rPr>
+            </w:pPr>
+            <w:r>
+              <w:rPr>
+                <w:rFonts w:ascii="Times New Roman" w:eastAsia="Times New Roman" w:hAnsi="Times New Roman" w:cs="Times New Roman"/>
+                <w:color w:val="000000"/>
+                <w:sz w:val="20"/>
+                <w:szCs w:val="20"/>
               </w:rPr>
               <w:t>Recovery</w:t>
             </w:r>
@@ -150,7 +178,7 @@
         </w:trPr>
         <w:tc>
           <w:tcPr>
-            <w:tcW w:w="1930" w:type="dxa"/>
+            <w:tcW w:w="1260" w:type="dxa"/>
             <w:tcBorders>
               <w:top w:val="single" w:sz="12" w:space="0" w:color="666666"/>
               <w:left w:val="none" w:sz="0" w:space="0" w:color="000000"/>
@@ -176,13 +204,17 @@
               </w:pBdr>
               <w:spacing w:before="100" w:after="100"/>
               <w:ind w:left="100" w:right="100"/>
-            </w:pPr>
-            <w:r>
-              <w:rPr>
-                <w:rFonts w:ascii="Times New Roman" w:eastAsia="Times New Roman" w:hAnsi="Times New Roman" w:cs="Times New Roman"/>
-                <w:color w:val="000000"/>
-                <w:sz w:val="16"/>
-                <w:szCs w:val="16"/>
+              <w:rPr>
+                <w:sz w:val="20"/>
+                <w:szCs w:val="20"/>
+              </w:rPr>
+            </w:pPr>
+            <w:r>
+              <w:rPr>
+                <w:rFonts w:ascii="Times New Roman" w:eastAsia="Times New Roman" w:hAnsi="Times New Roman" w:cs="Times New Roman"/>
+                <w:color w:val="000000"/>
+                <w:sz w:val="20"/>
+                <w:szCs w:val="20"/>
               </w:rPr>
               <w:t xml:space="preserve"> </w:t>
             </w:r>
@@ -190,7 +222,7 @@
         </w:tc>
         <w:tc>
           <w:tcPr>
-            <w:tcW w:w="2930" w:type="dxa"/>
+            <w:tcW w:w="1440" w:type="dxa"/>
             <w:tcBorders>
               <w:top w:val="single" w:sz="12" w:space="0" w:color="666666"/>
               <w:left w:val="none" w:sz="0" w:space="0" w:color="000000"/>
@@ -216,13 +248,17 @@
               </w:pBdr>
               <w:spacing w:before="100" w:after="100"/>
               <w:ind w:left="100" w:right="100"/>
-            </w:pPr>
-            <w:r>
-              <w:rPr>
-                <w:rFonts w:ascii="Times New Roman" w:eastAsia="Times New Roman" w:hAnsi="Times New Roman" w:cs="Times New Roman"/>
-                <w:color w:val="000000"/>
-                <w:sz w:val="16"/>
-                <w:szCs w:val="16"/>
+              <w:rPr>
+                <w:sz w:val="20"/>
+                <w:szCs w:val="20"/>
+              </w:rPr>
+            </w:pPr>
+            <w:r>
+              <w:rPr>
+                <w:rFonts w:ascii="Times New Roman" w:eastAsia="Times New Roman" w:hAnsi="Times New Roman" w:cs="Times New Roman"/>
+                <w:color w:val="000000"/>
+                <w:sz w:val="20"/>
+                <w:szCs w:val="20"/>
               </w:rPr>
               <w:t>Term</w:t>
             </w:r>
@@ -230,7 +266,7 @@
         </w:tc>
         <w:tc>
           <w:tcPr>
-            <w:tcW w:w="1080" w:type="dxa"/>
+            <w:tcW w:w="900" w:type="dxa"/>
             <w:tcBorders>
               <w:top w:val="single" w:sz="12" w:space="0" w:color="666666"/>
               <w:left w:val="none" w:sz="0" w:space="0" w:color="000000"/>
@@ -257,13 +293,17 @@
               <w:spacing w:before="100" w:after="100"/>
               <w:ind w:left="100" w:right="100"/>
               <w:jc w:val="right"/>
-            </w:pPr>
-            <w:r>
-              <w:rPr>
-                <w:rFonts w:ascii="Times New Roman" w:eastAsia="Times New Roman" w:hAnsi="Times New Roman" w:cs="Times New Roman"/>
-                <w:color w:val="000000"/>
-                <w:sz w:val="16"/>
-                <w:szCs w:val="16"/>
+              <w:rPr>
+                <w:sz w:val="20"/>
+                <w:szCs w:val="20"/>
+              </w:rPr>
+            </w:pPr>
+            <w:r>
+              <w:rPr>
+                <w:rFonts w:ascii="Times New Roman" w:eastAsia="Times New Roman" w:hAnsi="Times New Roman" w:cs="Times New Roman"/>
+                <w:color w:val="000000"/>
+                <w:sz w:val="20"/>
+                <w:szCs w:val="20"/>
               </w:rPr>
               <w:t>Estimate</w:t>
             </w:r>
@@ -271,7 +311,7 @@
         </w:tc>
         <w:tc>
           <w:tcPr>
-            <w:tcW w:w="1080" w:type="dxa"/>
+            <w:tcW w:w="810" w:type="dxa"/>
             <w:tcBorders>
               <w:top w:val="single" w:sz="12" w:space="0" w:color="666666"/>
               <w:left w:val="none" w:sz="0" w:space="0" w:color="000000"/>
@@ -297,13 +337,17 @@
               </w:pBdr>
               <w:spacing w:before="100" w:after="100"/>
               <w:ind w:left="100" w:right="100"/>
-            </w:pPr>
-            <w:r>
-              <w:rPr>
-                <w:rFonts w:ascii="Times New Roman" w:eastAsia="Times New Roman" w:hAnsi="Times New Roman" w:cs="Times New Roman"/>
-                <w:color w:val="000000"/>
-                <w:sz w:val="16"/>
-                <w:szCs w:val="16"/>
+              <w:rPr>
+                <w:sz w:val="20"/>
+                <w:szCs w:val="20"/>
+              </w:rPr>
+            </w:pPr>
+            <w:r>
+              <w:rPr>
+                <w:rFonts w:ascii="Times New Roman" w:eastAsia="Times New Roman" w:hAnsi="Times New Roman" w:cs="Times New Roman"/>
+                <w:color w:val="000000"/>
+                <w:sz w:val="20"/>
+                <w:szCs w:val="20"/>
               </w:rPr>
               <w:t>p-value</w:t>
             </w:r>
@@ -311,7 +355,7 @@
         </w:tc>
         <w:tc>
           <w:tcPr>
-            <w:tcW w:w="1085" w:type="dxa"/>
+            <w:tcW w:w="1170" w:type="dxa"/>
             <w:tcBorders>
               <w:top w:val="single" w:sz="12" w:space="0" w:color="666666"/>
               <w:left w:val="none" w:sz="0" w:space="0" w:color="000000"/>
@@ -337,13 +381,17 @@
               </w:pBdr>
               <w:spacing w:before="100" w:after="100"/>
               <w:ind w:left="100" w:right="100"/>
-            </w:pPr>
-            <w:r>
-              <w:rPr>
-                <w:rFonts w:ascii="Times New Roman" w:eastAsia="Times New Roman" w:hAnsi="Times New Roman" w:cs="Times New Roman"/>
-                <w:color w:val="000000"/>
-                <w:sz w:val="16"/>
-                <w:szCs w:val="16"/>
+              <w:rPr>
+                <w:sz w:val="20"/>
+                <w:szCs w:val="20"/>
+              </w:rPr>
+            </w:pPr>
+            <w:r>
+              <w:rPr>
+                <w:rFonts w:ascii="Times New Roman" w:eastAsia="Times New Roman" w:hAnsi="Times New Roman" w:cs="Times New Roman"/>
+                <w:color w:val="000000"/>
+                <w:sz w:val="20"/>
+                <w:szCs w:val="20"/>
               </w:rPr>
               <w:t>95% CI</w:t>
             </w:r>
@@ -351,8 +399,8 @@
               <w:rPr>
                 <w:rFonts w:ascii="Times New Roman" w:eastAsia="Times New Roman" w:hAnsi="Times New Roman" w:cs="Times New Roman"/>
                 <w:color w:val="000000"/>
-                <w:sz w:val="16"/>
-                <w:szCs w:val="16"/>
+                <w:sz w:val="20"/>
+                <w:szCs w:val="20"/>
                 <w:vertAlign w:val="superscript"/>
               </w:rPr>
               <w:t>1</w:t>
@@ -361,7 +409,7 @@
         </w:tc>
         <w:tc>
           <w:tcPr>
-            <w:tcW w:w="2930" w:type="dxa"/>
+            <w:tcW w:w="1440" w:type="dxa"/>
             <w:tcBorders>
               <w:top w:val="single" w:sz="12" w:space="0" w:color="666666"/>
               <w:left w:val="none" w:sz="0" w:space="0" w:color="000000"/>
@@ -387,13 +435,17 @@
               </w:pBdr>
               <w:spacing w:before="100" w:after="100"/>
               <w:ind w:left="100" w:right="100"/>
-            </w:pPr>
-            <w:r>
-              <w:rPr>
-                <w:rFonts w:ascii="Times New Roman" w:eastAsia="Times New Roman" w:hAnsi="Times New Roman" w:cs="Times New Roman"/>
-                <w:color w:val="000000"/>
-                <w:sz w:val="16"/>
-                <w:szCs w:val="16"/>
+              <w:rPr>
+                <w:sz w:val="20"/>
+                <w:szCs w:val="20"/>
+              </w:rPr>
+            </w:pPr>
+            <w:r>
+              <w:rPr>
+                <w:rFonts w:ascii="Times New Roman" w:eastAsia="Times New Roman" w:hAnsi="Times New Roman" w:cs="Times New Roman"/>
+                <w:color w:val="000000"/>
+                <w:sz w:val="20"/>
+                <w:szCs w:val="20"/>
               </w:rPr>
               <w:t>Term</w:t>
             </w:r>
@@ -401,7 +453,7 @@
         </w:tc>
         <w:tc>
           <w:tcPr>
-            <w:tcW w:w="1080" w:type="dxa"/>
+            <w:tcW w:w="900" w:type="dxa"/>
             <w:tcBorders>
               <w:top w:val="single" w:sz="12" w:space="0" w:color="666666"/>
               <w:left w:val="none" w:sz="0" w:space="0" w:color="000000"/>
@@ -428,13 +480,17 @@
               <w:spacing w:before="100" w:after="100"/>
               <w:ind w:left="100" w:right="100"/>
               <w:jc w:val="right"/>
-            </w:pPr>
-            <w:r>
-              <w:rPr>
-                <w:rFonts w:ascii="Times New Roman" w:eastAsia="Times New Roman" w:hAnsi="Times New Roman" w:cs="Times New Roman"/>
-                <w:color w:val="000000"/>
-                <w:sz w:val="16"/>
-                <w:szCs w:val="16"/>
+              <w:rPr>
+                <w:sz w:val="20"/>
+                <w:szCs w:val="20"/>
+              </w:rPr>
+            </w:pPr>
+            <w:r>
+              <w:rPr>
+                <w:rFonts w:ascii="Times New Roman" w:eastAsia="Times New Roman" w:hAnsi="Times New Roman" w:cs="Times New Roman"/>
+                <w:color w:val="000000"/>
+                <w:sz w:val="20"/>
+                <w:szCs w:val="20"/>
               </w:rPr>
               <w:t>Estimate</w:t>
             </w:r>
@@ -442,7 +498,7 @@
         </w:tc>
         <w:tc>
           <w:tcPr>
-            <w:tcW w:w="1080" w:type="dxa"/>
+            <w:tcW w:w="810" w:type="dxa"/>
             <w:tcBorders>
               <w:top w:val="single" w:sz="12" w:space="0" w:color="666666"/>
               <w:left w:val="none" w:sz="0" w:space="0" w:color="000000"/>
@@ -468,13 +524,17 @@
               </w:pBdr>
               <w:spacing w:before="100" w:after="100"/>
               <w:ind w:left="100" w:right="100"/>
-            </w:pPr>
-            <w:r>
-              <w:rPr>
-                <w:rFonts w:ascii="Times New Roman" w:eastAsia="Times New Roman" w:hAnsi="Times New Roman" w:cs="Times New Roman"/>
-                <w:color w:val="000000"/>
-                <w:sz w:val="16"/>
-                <w:szCs w:val="16"/>
+              <w:rPr>
+                <w:sz w:val="20"/>
+                <w:szCs w:val="20"/>
+              </w:rPr>
+            </w:pPr>
+            <w:r>
+              <w:rPr>
+                <w:rFonts w:ascii="Times New Roman" w:eastAsia="Times New Roman" w:hAnsi="Times New Roman" w:cs="Times New Roman"/>
+                <w:color w:val="000000"/>
+                <w:sz w:val="20"/>
+                <w:szCs w:val="20"/>
               </w:rPr>
               <w:t>p-value</w:t>
             </w:r>
@@ -482,7 +542,7 @@
         </w:tc>
         <w:tc>
           <w:tcPr>
-            <w:tcW w:w="1085" w:type="dxa"/>
+            <w:tcW w:w="1170" w:type="dxa"/>
             <w:tcBorders>
               <w:top w:val="single" w:sz="12" w:space="0" w:color="666666"/>
               <w:left w:val="none" w:sz="0" w:space="0" w:color="000000"/>
@@ -508,13 +568,17 @@
               </w:pBdr>
               <w:spacing w:before="100" w:after="100"/>
               <w:ind w:left="100" w:right="100"/>
-            </w:pPr>
-            <w:r>
-              <w:rPr>
-                <w:rFonts w:ascii="Times New Roman" w:eastAsia="Times New Roman" w:hAnsi="Times New Roman" w:cs="Times New Roman"/>
-                <w:color w:val="000000"/>
-                <w:sz w:val="16"/>
-                <w:szCs w:val="16"/>
+              <w:rPr>
+                <w:sz w:val="20"/>
+                <w:szCs w:val="20"/>
+              </w:rPr>
+            </w:pPr>
+            <w:r>
+              <w:rPr>
+                <w:rFonts w:ascii="Times New Roman" w:eastAsia="Times New Roman" w:hAnsi="Times New Roman" w:cs="Times New Roman"/>
+                <w:color w:val="000000"/>
+                <w:sz w:val="20"/>
+                <w:szCs w:val="20"/>
               </w:rPr>
               <w:t>95% CI</w:t>
             </w:r>
@@ -522,8 +586,8 @@
               <w:rPr>
                 <w:rFonts w:ascii="Times New Roman" w:eastAsia="Times New Roman" w:hAnsi="Times New Roman" w:cs="Times New Roman"/>
                 <w:color w:val="000000"/>
-                <w:sz w:val="16"/>
-                <w:szCs w:val="16"/>
+                <w:sz w:val="20"/>
+                <w:szCs w:val="20"/>
                 <w:vertAlign w:val="superscript"/>
               </w:rPr>
               <w:t>1</w:t>
@@ -537,7 +601,7 @@
         </w:trPr>
         <w:tc>
           <w:tcPr>
-            <w:tcW w:w="1930" w:type="dxa"/>
+            <w:tcW w:w="1260" w:type="dxa"/>
             <w:vMerge w:val="restart"/>
             <w:tcBorders>
               <w:top w:val="single" w:sz="12" w:space="0" w:color="666666"/>
@@ -563,13 +627,17 @@
               </w:pBdr>
               <w:spacing w:before="100" w:after="100"/>
               <w:ind w:left="100" w:right="100"/>
-            </w:pPr>
-            <w:r>
-              <w:rPr>
-                <w:rFonts w:ascii="Times New Roman" w:eastAsia="Times New Roman" w:hAnsi="Times New Roman" w:cs="Times New Roman"/>
-                <w:color w:val="000000"/>
-                <w:sz w:val="16"/>
-                <w:szCs w:val="16"/>
+              <w:rPr>
+                <w:sz w:val="20"/>
+                <w:szCs w:val="20"/>
+              </w:rPr>
+            </w:pPr>
+            <w:r>
+              <w:rPr>
+                <w:rFonts w:ascii="Times New Roman" w:eastAsia="Times New Roman" w:hAnsi="Times New Roman" w:cs="Times New Roman"/>
+                <w:color w:val="000000"/>
+                <w:sz w:val="20"/>
+                <w:szCs w:val="20"/>
               </w:rPr>
               <w:t>Giant kelp</w:t>
             </w:r>
@@ -577,7 +645,7 @@
         </w:tc>
         <w:tc>
           <w:tcPr>
-            <w:tcW w:w="2930" w:type="dxa"/>
+            <w:tcW w:w="1440" w:type="dxa"/>
             <w:tcBorders>
               <w:top w:val="single" w:sz="12" w:space="0" w:color="666666"/>
               <w:left w:val="none" w:sz="0" w:space="0" w:color="000000"/>
@@ -603,13 +671,17 @@
               </w:pBdr>
               <w:spacing w:before="100" w:after="100"/>
               <w:ind w:left="100" w:right="100"/>
-            </w:pPr>
-            <w:r>
-              <w:rPr>
-                <w:rFonts w:ascii="Times New Roman" w:eastAsia="Times New Roman" w:hAnsi="Times New Roman" w:cs="Times New Roman"/>
-                <w:color w:val="000000"/>
-                <w:sz w:val="16"/>
-                <w:szCs w:val="16"/>
+              <w:rPr>
+                <w:sz w:val="20"/>
+                <w:szCs w:val="20"/>
+              </w:rPr>
+            </w:pPr>
+            <w:r>
+              <w:rPr>
+                <w:rFonts w:ascii="Times New Roman" w:eastAsia="Times New Roman" w:hAnsi="Times New Roman" w:cs="Times New Roman"/>
+                <w:color w:val="000000"/>
+                <w:sz w:val="20"/>
+                <w:szCs w:val="20"/>
               </w:rPr>
               <w:t>Intercept</w:t>
             </w:r>
@@ -617,7 +689,7 @@
         </w:tc>
         <w:tc>
           <w:tcPr>
-            <w:tcW w:w="1080" w:type="dxa"/>
+            <w:tcW w:w="900" w:type="dxa"/>
             <w:tcBorders>
               <w:top w:val="single" w:sz="12" w:space="0" w:color="666666"/>
               <w:left w:val="none" w:sz="0" w:space="0" w:color="000000"/>
@@ -644,13 +716,17 @@
               <w:spacing w:before="100" w:after="100"/>
               <w:ind w:left="100" w:right="100"/>
               <w:jc w:val="right"/>
-            </w:pPr>
-            <w:r>
-              <w:rPr>
-                <w:rFonts w:ascii="Times New Roman" w:eastAsia="Times New Roman" w:hAnsi="Times New Roman" w:cs="Times New Roman"/>
-                <w:color w:val="000000"/>
-                <w:sz w:val="16"/>
-                <w:szCs w:val="16"/>
+              <w:rPr>
+                <w:sz w:val="20"/>
+                <w:szCs w:val="20"/>
+              </w:rPr>
+            </w:pPr>
+            <w:r>
+              <w:rPr>
+                <w:rFonts w:ascii="Times New Roman" w:eastAsia="Times New Roman" w:hAnsi="Times New Roman" w:cs="Times New Roman"/>
+                <w:color w:val="000000"/>
+                <w:sz w:val="20"/>
+                <w:szCs w:val="20"/>
               </w:rPr>
               <w:t>6.12</w:t>
             </w:r>
@@ -658,7 +734,7 @@
         </w:tc>
         <w:tc>
           <w:tcPr>
-            <w:tcW w:w="1080" w:type="dxa"/>
+            <w:tcW w:w="810" w:type="dxa"/>
             <w:tcBorders>
               <w:top w:val="single" w:sz="12" w:space="0" w:color="666666"/>
               <w:left w:val="none" w:sz="0" w:space="0" w:color="000000"/>
@@ -684,14 +760,18 @@
               </w:pBdr>
               <w:spacing w:before="100" w:after="100"/>
               <w:ind w:left="100" w:right="100"/>
+              <w:rPr>
+                <w:sz w:val="20"/>
+                <w:szCs w:val="20"/>
+              </w:rPr>
             </w:pPr>
             <w:r>
               <w:rPr>
                 <w:rFonts w:ascii="Times New Roman" w:eastAsia="Times New Roman" w:hAnsi="Times New Roman" w:cs="Times New Roman"/>
                 <w:b/>
                 <w:color w:val="000000"/>
-                <w:sz w:val="14"/>
-                <w:szCs w:val="14"/>
+                <w:sz w:val="20"/>
+                <w:szCs w:val="20"/>
               </w:rPr>
               <w:t>&lt;0.001</w:t>
             </w:r>
@@ -699,7 +779,7 @@
         </w:tc>
         <w:tc>
           <w:tcPr>
-            <w:tcW w:w="1085" w:type="dxa"/>
+            <w:tcW w:w="1170" w:type="dxa"/>
             <w:tcBorders>
               <w:top w:val="single" w:sz="12" w:space="0" w:color="666666"/>
               <w:left w:val="none" w:sz="0" w:space="0" w:color="000000"/>
@@ -725,13 +805,17 @@
               </w:pBdr>
               <w:spacing w:before="100" w:after="100"/>
               <w:ind w:left="100" w:right="100"/>
-            </w:pPr>
-            <w:r>
-              <w:rPr>
-                <w:rFonts w:ascii="Times New Roman" w:eastAsia="Times New Roman" w:hAnsi="Times New Roman" w:cs="Times New Roman"/>
-                <w:color w:val="000000"/>
-                <w:sz w:val="16"/>
-                <w:szCs w:val="16"/>
+              <w:rPr>
+                <w:sz w:val="20"/>
+                <w:szCs w:val="20"/>
+              </w:rPr>
+            </w:pPr>
+            <w:r>
+              <w:rPr>
+                <w:rFonts w:ascii="Times New Roman" w:eastAsia="Times New Roman" w:hAnsi="Times New Roman" w:cs="Times New Roman"/>
+                <w:color w:val="000000"/>
+                <w:sz w:val="20"/>
+                <w:szCs w:val="20"/>
               </w:rPr>
               <w:t>5.51, 6.73</w:t>
             </w:r>
@@ -739,7 +823,7 @@
         </w:tc>
         <w:tc>
           <w:tcPr>
-            <w:tcW w:w="2930" w:type="dxa"/>
+            <w:tcW w:w="1440" w:type="dxa"/>
             <w:tcBorders>
               <w:top w:val="single" w:sz="12" w:space="0" w:color="666666"/>
               <w:left w:val="none" w:sz="0" w:space="0" w:color="000000"/>
@@ -765,13 +849,17 @@
               </w:pBdr>
               <w:spacing w:before="100" w:after="100"/>
               <w:ind w:left="100" w:right="100"/>
-            </w:pPr>
-            <w:r>
-              <w:rPr>
-                <w:rFonts w:ascii="Times New Roman" w:eastAsia="Times New Roman" w:hAnsi="Times New Roman" w:cs="Times New Roman"/>
-                <w:color w:val="000000"/>
-                <w:sz w:val="16"/>
-                <w:szCs w:val="16"/>
+              <w:rPr>
+                <w:sz w:val="20"/>
+                <w:szCs w:val="20"/>
+              </w:rPr>
+            </w:pPr>
+            <w:r>
+              <w:rPr>
+                <w:rFonts w:ascii="Times New Roman" w:eastAsia="Times New Roman" w:hAnsi="Times New Roman" w:cs="Times New Roman"/>
+                <w:color w:val="000000"/>
+                <w:sz w:val="20"/>
+                <w:szCs w:val="20"/>
               </w:rPr>
               <w:t>Intercept</w:t>
             </w:r>
@@ -779,7 +867,7 @@
         </w:tc>
         <w:tc>
           <w:tcPr>
-            <w:tcW w:w="1080" w:type="dxa"/>
+            <w:tcW w:w="900" w:type="dxa"/>
             <w:tcBorders>
               <w:top w:val="single" w:sz="12" w:space="0" w:color="666666"/>
               <w:left w:val="none" w:sz="0" w:space="0" w:color="000000"/>
@@ -806,13 +894,17 @@
               <w:spacing w:before="100" w:after="100"/>
               <w:ind w:left="100" w:right="100"/>
               <w:jc w:val="right"/>
-            </w:pPr>
-            <w:r>
-              <w:rPr>
-                <w:rFonts w:ascii="Times New Roman" w:eastAsia="Times New Roman" w:hAnsi="Times New Roman" w:cs="Times New Roman"/>
-                <w:color w:val="000000"/>
-                <w:sz w:val="16"/>
-                <w:szCs w:val="16"/>
+              <w:rPr>
+                <w:sz w:val="20"/>
+                <w:szCs w:val="20"/>
+              </w:rPr>
+            </w:pPr>
+            <w:r>
+              <w:rPr>
+                <w:rFonts w:ascii="Times New Roman" w:eastAsia="Times New Roman" w:hAnsi="Times New Roman" w:cs="Times New Roman"/>
+                <w:color w:val="000000"/>
+                <w:sz w:val="20"/>
+                <w:szCs w:val="20"/>
               </w:rPr>
               <w:t>6.39</w:t>
             </w:r>
@@ -820,7 +912,7 @@
         </w:tc>
         <w:tc>
           <w:tcPr>
-            <w:tcW w:w="1080" w:type="dxa"/>
+            <w:tcW w:w="810" w:type="dxa"/>
             <w:tcBorders>
               <w:top w:val="single" w:sz="12" w:space="0" w:color="666666"/>
               <w:left w:val="none" w:sz="0" w:space="0" w:color="000000"/>
@@ -846,14 +938,18 @@
               </w:pBdr>
               <w:spacing w:before="100" w:after="100"/>
               <w:ind w:left="100" w:right="100"/>
+              <w:rPr>
+                <w:sz w:val="20"/>
+                <w:szCs w:val="20"/>
+              </w:rPr>
             </w:pPr>
             <w:r>
               <w:rPr>
                 <w:rFonts w:ascii="Times New Roman" w:eastAsia="Times New Roman" w:hAnsi="Times New Roman" w:cs="Times New Roman"/>
                 <w:b/>
                 <w:color w:val="000000"/>
-                <w:sz w:val="14"/>
-                <w:szCs w:val="14"/>
+                <w:sz w:val="20"/>
+                <w:szCs w:val="20"/>
               </w:rPr>
               <w:t>&lt;0.001</w:t>
             </w:r>
@@ -861,7 +957,7 @@
         </w:tc>
         <w:tc>
           <w:tcPr>
-            <w:tcW w:w="1085" w:type="dxa"/>
+            <w:tcW w:w="1170" w:type="dxa"/>
             <w:tcBorders>
               <w:top w:val="single" w:sz="12" w:space="0" w:color="666666"/>
               <w:left w:val="none" w:sz="0" w:space="0" w:color="000000"/>
@@ -887,13 +983,17 @@
               </w:pBdr>
               <w:spacing w:before="100" w:after="100"/>
               <w:ind w:left="100" w:right="100"/>
-            </w:pPr>
-            <w:r>
-              <w:rPr>
-                <w:rFonts w:ascii="Times New Roman" w:eastAsia="Times New Roman" w:hAnsi="Times New Roman" w:cs="Times New Roman"/>
-                <w:color w:val="000000"/>
-                <w:sz w:val="16"/>
-                <w:szCs w:val="16"/>
+              <w:rPr>
+                <w:sz w:val="20"/>
+                <w:szCs w:val="20"/>
+              </w:rPr>
+            </w:pPr>
+            <w:r>
+              <w:rPr>
+                <w:rFonts w:ascii="Times New Roman" w:eastAsia="Times New Roman" w:hAnsi="Times New Roman" w:cs="Times New Roman"/>
+                <w:color w:val="000000"/>
+                <w:sz w:val="20"/>
+                <w:szCs w:val="20"/>
               </w:rPr>
               <w:t>5.58, 7.2</w:t>
             </w:r>
@@ -906,7 +1006,7 @@
         </w:trPr>
         <w:tc>
           <w:tcPr>
-            <w:tcW w:w="1930" w:type="dxa"/>
+            <w:tcW w:w="1260" w:type="dxa"/>
             <w:vMerge/>
             <w:tcBorders>
               <w:top w:val="none" w:sz="0" w:space="0" w:color="000000"/>
@@ -932,44 +1032,52 @@
               </w:pBdr>
               <w:spacing w:before="100" w:after="100"/>
               <w:ind w:left="100" w:right="100"/>
-            </w:pPr>
-          </w:p>
-        </w:tc>
-        <w:tc>
-          <w:tcPr>
-            <w:tcW w:w="2930" w:type="dxa"/>
-            <w:tcBorders>
-              <w:top w:val="none" w:sz="0" w:space="0" w:color="000000"/>
-              <w:left w:val="none" w:sz="0" w:space="0" w:color="000000"/>
-              <w:bottom w:val="none" w:sz="0" w:space="0" w:color="000000"/>
-              <w:right w:val="none" w:sz="0" w:space="0" w:color="000000"/>
-            </w:tcBorders>
-            <w:shd w:val="clear" w:color="auto" w:fill="FFFFFF"/>
-            <w:tcMar>
-              <w:top w:w="0" w:type="dxa"/>
-              <w:left w:w="0" w:type="dxa"/>
-              <w:bottom w:w="0" w:type="dxa"/>
-              <w:right w:w="0" w:type="dxa"/>
-            </w:tcMar>
-            <w:vAlign w:val="center"/>
-          </w:tcPr>
-          <w:p>
-            <w:pPr>
-              <w:pBdr>
-                <w:top w:val="none" w:sz="0" w:space="0" w:color="000000"/>
-                <w:left w:val="none" w:sz="0" w:space="0" w:color="000000"/>
-                <w:bottom w:val="none" w:sz="0" w:space="0" w:color="000000"/>
-                <w:right w:val="none" w:sz="0" w:space="0" w:color="000000"/>
-              </w:pBdr>
-              <w:spacing w:before="100" w:after="100"/>
-              <w:ind w:left="100" w:right="100"/>
-            </w:pPr>
-            <w:r>
-              <w:rPr>
-                <w:rFonts w:ascii="Times New Roman" w:eastAsia="Times New Roman" w:hAnsi="Times New Roman" w:cs="Times New Roman"/>
-                <w:color w:val="000000"/>
-                <w:sz w:val="16"/>
-                <w:szCs w:val="16"/>
+              <w:rPr>
+                <w:sz w:val="20"/>
+                <w:szCs w:val="20"/>
+              </w:rPr>
+            </w:pPr>
+          </w:p>
+        </w:tc>
+        <w:tc>
+          <w:tcPr>
+            <w:tcW w:w="1440" w:type="dxa"/>
+            <w:tcBorders>
+              <w:top w:val="none" w:sz="0" w:space="0" w:color="000000"/>
+              <w:left w:val="none" w:sz="0" w:space="0" w:color="000000"/>
+              <w:bottom w:val="none" w:sz="0" w:space="0" w:color="000000"/>
+              <w:right w:val="none" w:sz="0" w:space="0" w:color="000000"/>
+            </w:tcBorders>
+            <w:shd w:val="clear" w:color="auto" w:fill="FFFFFF"/>
+            <w:tcMar>
+              <w:top w:w="0" w:type="dxa"/>
+              <w:left w:w="0" w:type="dxa"/>
+              <w:bottom w:w="0" w:type="dxa"/>
+              <w:right w:w="0" w:type="dxa"/>
+            </w:tcMar>
+            <w:vAlign w:val="center"/>
+          </w:tcPr>
+          <w:p>
+            <w:pPr>
+              <w:pBdr>
+                <w:top w:val="none" w:sz="0" w:space="0" w:color="000000"/>
+                <w:left w:val="none" w:sz="0" w:space="0" w:color="000000"/>
+                <w:bottom w:val="none" w:sz="0" w:space="0" w:color="000000"/>
+                <w:right w:val="none" w:sz="0" w:space="0" w:color="000000"/>
+              </w:pBdr>
+              <w:spacing w:before="100" w:after="100"/>
+              <w:ind w:left="100" w:right="100"/>
+              <w:rPr>
+                <w:sz w:val="20"/>
+                <w:szCs w:val="20"/>
+              </w:rPr>
+            </w:pPr>
+            <w:r>
+              <w:rPr>
+                <w:rFonts w:ascii="Times New Roman" w:eastAsia="Times New Roman" w:hAnsi="Times New Roman" w:cs="Times New Roman"/>
+                <w:color w:val="000000"/>
+                <w:sz w:val="20"/>
+                <w:szCs w:val="20"/>
               </w:rPr>
               <w:t>Time since end</w:t>
             </w:r>
@@ -977,7 +1085,7 @@
         </w:tc>
         <w:tc>
           <w:tcPr>
-            <w:tcW w:w="1080" w:type="dxa"/>
+            <w:tcW w:w="900" w:type="dxa"/>
             <w:tcBorders>
               <w:top w:val="none" w:sz="0" w:space="0" w:color="000000"/>
               <w:left w:val="none" w:sz="0" w:space="0" w:color="000000"/>
@@ -1004,13 +1112,17 @@
               <w:spacing w:before="100" w:after="100"/>
               <w:ind w:left="100" w:right="100"/>
               <w:jc w:val="right"/>
-            </w:pPr>
-            <w:r>
-              <w:rPr>
-                <w:rFonts w:ascii="Times New Roman" w:eastAsia="Times New Roman" w:hAnsi="Times New Roman" w:cs="Times New Roman"/>
-                <w:color w:val="000000"/>
-                <w:sz w:val="16"/>
-                <w:szCs w:val="16"/>
+              <w:rPr>
+                <w:sz w:val="20"/>
+                <w:szCs w:val="20"/>
+              </w:rPr>
+            </w:pPr>
+            <w:r>
+              <w:rPr>
+                <w:rFonts w:ascii="Times New Roman" w:eastAsia="Times New Roman" w:hAnsi="Times New Roman" w:cs="Times New Roman"/>
+                <w:color w:val="000000"/>
+                <w:sz w:val="20"/>
+                <w:szCs w:val="20"/>
               </w:rPr>
               <w:t>0.09</w:t>
             </w:r>
@@ -1018,39 +1130,43 @@
         </w:tc>
         <w:tc>
           <w:tcPr>
-            <w:tcW w:w="1080" w:type="dxa"/>
-            <w:tcBorders>
-              <w:top w:val="none" w:sz="0" w:space="0" w:color="000000"/>
-              <w:left w:val="none" w:sz="0" w:space="0" w:color="000000"/>
-              <w:bottom w:val="none" w:sz="0" w:space="0" w:color="000000"/>
-              <w:right w:val="none" w:sz="0" w:space="0" w:color="000000"/>
-            </w:tcBorders>
-            <w:shd w:val="clear" w:color="auto" w:fill="FFFFFF"/>
-            <w:tcMar>
-              <w:top w:w="0" w:type="dxa"/>
-              <w:left w:w="0" w:type="dxa"/>
-              <w:bottom w:w="0" w:type="dxa"/>
-              <w:right w:w="0" w:type="dxa"/>
-            </w:tcMar>
-            <w:vAlign w:val="center"/>
-          </w:tcPr>
-          <w:p>
-            <w:pPr>
-              <w:pBdr>
-                <w:top w:val="none" w:sz="0" w:space="0" w:color="000000"/>
-                <w:left w:val="none" w:sz="0" w:space="0" w:color="000000"/>
-                <w:bottom w:val="none" w:sz="0" w:space="0" w:color="000000"/>
-                <w:right w:val="none" w:sz="0" w:space="0" w:color="000000"/>
-              </w:pBdr>
-              <w:spacing w:before="100" w:after="100"/>
-              <w:ind w:left="100" w:right="100"/>
-            </w:pPr>
-            <w:r>
-              <w:rPr>
-                <w:rFonts w:ascii="Times New Roman" w:eastAsia="Times New Roman" w:hAnsi="Times New Roman" w:cs="Times New Roman"/>
-                <w:color w:val="000000"/>
-                <w:sz w:val="16"/>
-                <w:szCs w:val="16"/>
+            <w:tcW w:w="810" w:type="dxa"/>
+            <w:tcBorders>
+              <w:top w:val="none" w:sz="0" w:space="0" w:color="000000"/>
+              <w:left w:val="none" w:sz="0" w:space="0" w:color="000000"/>
+              <w:bottom w:val="none" w:sz="0" w:space="0" w:color="000000"/>
+              <w:right w:val="none" w:sz="0" w:space="0" w:color="000000"/>
+            </w:tcBorders>
+            <w:shd w:val="clear" w:color="auto" w:fill="FFFFFF"/>
+            <w:tcMar>
+              <w:top w:w="0" w:type="dxa"/>
+              <w:left w:w="0" w:type="dxa"/>
+              <w:bottom w:w="0" w:type="dxa"/>
+              <w:right w:w="0" w:type="dxa"/>
+            </w:tcMar>
+            <w:vAlign w:val="center"/>
+          </w:tcPr>
+          <w:p>
+            <w:pPr>
+              <w:pBdr>
+                <w:top w:val="none" w:sz="0" w:space="0" w:color="000000"/>
+                <w:left w:val="none" w:sz="0" w:space="0" w:color="000000"/>
+                <w:bottom w:val="none" w:sz="0" w:space="0" w:color="000000"/>
+                <w:right w:val="none" w:sz="0" w:space="0" w:color="000000"/>
+              </w:pBdr>
+              <w:spacing w:before="100" w:after="100"/>
+              <w:ind w:left="100" w:right="100"/>
+              <w:rPr>
+                <w:sz w:val="20"/>
+                <w:szCs w:val="20"/>
+              </w:rPr>
+            </w:pPr>
+            <w:r>
+              <w:rPr>
+                <w:rFonts w:ascii="Times New Roman" w:eastAsia="Times New Roman" w:hAnsi="Times New Roman" w:cs="Times New Roman"/>
+                <w:color w:val="000000"/>
+                <w:sz w:val="20"/>
+                <w:szCs w:val="20"/>
               </w:rPr>
               <w:t>0.2</w:t>
             </w:r>
@@ -1058,39 +1174,43 @@
         </w:tc>
         <w:tc>
           <w:tcPr>
-            <w:tcW w:w="1085" w:type="dxa"/>
-            <w:tcBorders>
-              <w:top w:val="none" w:sz="0" w:space="0" w:color="000000"/>
-              <w:left w:val="none" w:sz="0" w:space="0" w:color="000000"/>
-              <w:bottom w:val="none" w:sz="0" w:space="0" w:color="000000"/>
-              <w:right w:val="none" w:sz="0" w:space="0" w:color="000000"/>
-            </w:tcBorders>
-            <w:shd w:val="clear" w:color="auto" w:fill="FFFFFF"/>
-            <w:tcMar>
-              <w:top w:w="0" w:type="dxa"/>
-              <w:left w:w="0" w:type="dxa"/>
-              <w:bottom w:w="0" w:type="dxa"/>
-              <w:right w:w="0" w:type="dxa"/>
-            </w:tcMar>
-            <w:vAlign w:val="center"/>
-          </w:tcPr>
-          <w:p>
-            <w:pPr>
-              <w:pBdr>
-                <w:top w:val="none" w:sz="0" w:space="0" w:color="000000"/>
-                <w:left w:val="none" w:sz="0" w:space="0" w:color="000000"/>
-                <w:bottom w:val="none" w:sz="0" w:space="0" w:color="000000"/>
-                <w:right w:val="none" w:sz="0" w:space="0" w:color="000000"/>
-              </w:pBdr>
-              <w:spacing w:before="100" w:after="100"/>
-              <w:ind w:left="100" w:right="100"/>
-            </w:pPr>
-            <w:r>
-              <w:rPr>
-                <w:rFonts w:ascii="Times New Roman" w:eastAsia="Times New Roman" w:hAnsi="Times New Roman" w:cs="Times New Roman"/>
-                <w:color w:val="000000"/>
-                <w:sz w:val="16"/>
-                <w:szCs w:val="16"/>
+            <w:tcW w:w="1170" w:type="dxa"/>
+            <w:tcBorders>
+              <w:top w:val="none" w:sz="0" w:space="0" w:color="000000"/>
+              <w:left w:val="none" w:sz="0" w:space="0" w:color="000000"/>
+              <w:bottom w:val="none" w:sz="0" w:space="0" w:color="000000"/>
+              <w:right w:val="none" w:sz="0" w:space="0" w:color="000000"/>
+            </w:tcBorders>
+            <w:shd w:val="clear" w:color="auto" w:fill="FFFFFF"/>
+            <w:tcMar>
+              <w:top w:w="0" w:type="dxa"/>
+              <w:left w:w="0" w:type="dxa"/>
+              <w:bottom w:w="0" w:type="dxa"/>
+              <w:right w:w="0" w:type="dxa"/>
+            </w:tcMar>
+            <w:vAlign w:val="center"/>
+          </w:tcPr>
+          <w:p>
+            <w:pPr>
+              <w:pBdr>
+                <w:top w:val="none" w:sz="0" w:space="0" w:color="000000"/>
+                <w:left w:val="none" w:sz="0" w:space="0" w:color="000000"/>
+                <w:bottom w:val="none" w:sz="0" w:space="0" w:color="000000"/>
+                <w:right w:val="none" w:sz="0" w:space="0" w:color="000000"/>
+              </w:pBdr>
+              <w:spacing w:before="100" w:after="100"/>
+              <w:ind w:left="100" w:right="100"/>
+              <w:rPr>
+                <w:sz w:val="20"/>
+                <w:szCs w:val="20"/>
+              </w:rPr>
+            </w:pPr>
+            <w:r>
+              <w:rPr>
+                <w:rFonts w:ascii="Times New Roman" w:eastAsia="Times New Roman" w:hAnsi="Times New Roman" w:cs="Times New Roman"/>
+                <w:color w:val="000000"/>
+                <w:sz w:val="20"/>
+                <w:szCs w:val="20"/>
               </w:rPr>
               <w:t>-0.05, 0.22</w:t>
             </w:r>
@@ -1098,39 +1218,43 @@
         </w:tc>
         <w:tc>
           <w:tcPr>
-            <w:tcW w:w="2930" w:type="dxa"/>
-            <w:tcBorders>
-              <w:top w:val="none" w:sz="0" w:space="0" w:color="000000"/>
-              <w:left w:val="none" w:sz="0" w:space="0" w:color="000000"/>
-              <w:bottom w:val="none" w:sz="0" w:space="0" w:color="000000"/>
-              <w:right w:val="none" w:sz="0" w:space="0" w:color="000000"/>
-            </w:tcBorders>
-            <w:shd w:val="clear" w:color="auto" w:fill="FFFFFF"/>
-            <w:tcMar>
-              <w:top w:w="0" w:type="dxa"/>
-              <w:left w:w="0" w:type="dxa"/>
-              <w:bottom w:w="0" w:type="dxa"/>
-              <w:right w:w="0" w:type="dxa"/>
-            </w:tcMar>
-            <w:vAlign w:val="center"/>
-          </w:tcPr>
-          <w:p>
-            <w:pPr>
-              <w:pBdr>
-                <w:top w:val="none" w:sz="0" w:space="0" w:color="000000"/>
-                <w:left w:val="none" w:sz="0" w:space="0" w:color="000000"/>
-                <w:bottom w:val="none" w:sz="0" w:space="0" w:color="000000"/>
-                <w:right w:val="none" w:sz="0" w:space="0" w:color="000000"/>
-              </w:pBdr>
-              <w:spacing w:before="100" w:after="100"/>
-              <w:ind w:left="100" w:right="100"/>
-            </w:pPr>
-            <w:r>
-              <w:rPr>
-                <w:rFonts w:ascii="Times New Roman" w:eastAsia="Times New Roman" w:hAnsi="Times New Roman" w:cs="Times New Roman"/>
-                <w:color w:val="000000"/>
-                <w:sz w:val="16"/>
-                <w:szCs w:val="16"/>
+            <w:tcW w:w="1440" w:type="dxa"/>
+            <w:tcBorders>
+              <w:top w:val="none" w:sz="0" w:space="0" w:color="000000"/>
+              <w:left w:val="none" w:sz="0" w:space="0" w:color="000000"/>
+              <w:bottom w:val="none" w:sz="0" w:space="0" w:color="000000"/>
+              <w:right w:val="none" w:sz="0" w:space="0" w:color="000000"/>
+            </w:tcBorders>
+            <w:shd w:val="clear" w:color="auto" w:fill="FFFFFF"/>
+            <w:tcMar>
+              <w:top w:w="0" w:type="dxa"/>
+              <w:left w:w="0" w:type="dxa"/>
+              <w:bottom w:w="0" w:type="dxa"/>
+              <w:right w:w="0" w:type="dxa"/>
+            </w:tcMar>
+            <w:vAlign w:val="center"/>
+          </w:tcPr>
+          <w:p>
+            <w:pPr>
+              <w:pBdr>
+                <w:top w:val="none" w:sz="0" w:space="0" w:color="000000"/>
+                <w:left w:val="none" w:sz="0" w:space="0" w:color="000000"/>
+                <w:bottom w:val="none" w:sz="0" w:space="0" w:color="000000"/>
+                <w:right w:val="none" w:sz="0" w:space="0" w:color="000000"/>
+              </w:pBdr>
+              <w:spacing w:before="100" w:after="100"/>
+              <w:ind w:left="100" w:right="100"/>
+              <w:rPr>
+                <w:sz w:val="20"/>
+                <w:szCs w:val="20"/>
+              </w:rPr>
+            </w:pPr>
+            <w:r>
+              <w:rPr>
+                <w:rFonts w:ascii="Times New Roman" w:eastAsia="Times New Roman" w:hAnsi="Times New Roman" w:cs="Times New Roman"/>
+                <w:color w:val="000000"/>
+                <w:sz w:val="20"/>
+                <w:szCs w:val="20"/>
               </w:rPr>
               <w:t>Time since end</w:t>
             </w:r>
@@ -1138,7 +1262,7 @@
         </w:tc>
         <w:tc>
           <w:tcPr>
-            <w:tcW w:w="1080" w:type="dxa"/>
+            <w:tcW w:w="900" w:type="dxa"/>
             <w:tcBorders>
               <w:top w:val="none" w:sz="0" w:space="0" w:color="000000"/>
               <w:left w:val="none" w:sz="0" w:space="0" w:color="000000"/>
@@ -1165,13 +1289,17 @@
               <w:spacing w:before="100" w:after="100"/>
               <w:ind w:left="100" w:right="100"/>
               <w:jc w:val="right"/>
-            </w:pPr>
-            <w:r>
-              <w:rPr>
-                <w:rFonts w:ascii="Times New Roman" w:eastAsia="Times New Roman" w:hAnsi="Times New Roman" w:cs="Times New Roman"/>
-                <w:color w:val="000000"/>
-                <w:sz w:val="16"/>
-                <w:szCs w:val="16"/>
+              <w:rPr>
+                <w:sz w:val="20"/>
+                <w:szCs w:val="20"/>
+              </w:rPr>
+            </w:pPr>
+            <w:r>
+              <w:rPr>
+                <w:rFonts w:ascii="Times New Roman" w:eastAsia="Times New Roman" w:hAnsi="Times New Roman" w:cs="Times New Roman"/>
+                <w:color w:val="000000"/>
+                <w:sz w:val="20"/>
+                <w:szCs w:val="20"/>
               </w:rPr>
               <w:t>-0.35</w:t>
             </w:r>
@@ -1179,40 +1307,44 @@
         </w:tc>
         <w:tc>
           <w:tcPr>
-            <w:tcW w:w="1080" w:type="dxa"/>
-            <w:tcBorders>
-              <w:top w:val="none" w:sz="0" w:space="0" w:color="000000"/>
-              <w:left w:val="none" w:sz="0" w:space="0" w:color="000000"/>
-              <w:bottom w:val="none" w:sz="0" w:space="0" w:color="000000"/>
-              <w:right w:val="none" w:sz="0" w:space="0" w:color="000000"/>
-            </w:tcBorders>
-            <w:shd w:val="clear" w:color="auto" w:fill="FFFFFF"/>
-            <w:tcMar>
-              <w:top w:w="0" w:type="dxa"/>
-              <w:left w:w="0" w:type="dxa"/>
-              <w:bottom w:w="0" w:type="dxa"/>
-              <w:right w:w="0" w:type="dxa"/>
-            </w:tcMar>
-            <w:vAlign w:val="center"/>
-          </w:tcPr>
-          <w:p>
-            <w:pPr>
-              <w:pBdr>
-                <w:top w:val="none" w:sz="0" w:space="0" w:color="000000"/>
-                <w:left w:val="none" w:sz="0" w:space="0" w:color="000000"/>
-                <w:bottom w:val="none" w:sz="0" w:space="0" w:color="000000"/>
-                <w:right w:val="none" w:sz="0" w:space="0" w:color="000000"/>
-              </w:pBdr>
-              <w:spacing w:before="100" w:after="100"/>
-              <w:ind w:left="100" w:right="100"/>
+            <w:tcW w:w="810" w:type="dxa"/>
+            <w:tcBorders>
+              <w:top w:val="none" w:sz="0" w:space="0" w:color="000000"/>
+              <w:left w:val="none" w:sz="0" w:space="0" w:color="000000"/>
+              <w:bottom w:val="none" w:sz="0" w:space="0" w:color="000000"/>
+              <w:right w:val="none" w:sz="0" w:space="0" w:color="000000"/>
+            </w:tcBorders>
+            <w:shd w:val="clear" w:color="auto" w:fill="FFFFFF"/>
+            <w:tcMar>
+              <w:top w:w="0" w:type="dxa"/>
+              <w:left w:w="0" w:type="dxa"/>
+              <w:bottom w:w="0" w:type="dxa"/>
+              <w:right w:w="0" w:type="dxa"/>
+            </w:tcMar>
+            <w:vAlign w:val="center"/>
+          </w:tcPr>
+          <w:p>
+            <w:pPr>
+              <w:pBdr>
+                <w:top w:val="none" w:sz="0" w:space="0" w:color="000000"/>
+                <w:left w:val="none" w:sz="0" w:space="0" w:color="000000"/>
+                <w:bottom w:val="none" w:sz="0" w:space="0" w:color="000000"/>
+                <w:right w:val="none" w:sz="0" w:space="0" w:color="000000"/>
+              </w:pBdr>
+              <w:spacing w:before="100" w:after="100"/>
+              <w:ind w:left="100" w:right="100"/>
+              <w:rPr>
+                <w:sz w:val="20"/>
+                <w:szCs w:val="20"/>
+              </w:rPr>
             </w:pPr>
             <w:r>
               <w:rPr>
                 <w:rFonts w:ascii="Times New Roman" w:eastAsia="Times New Roman" w:hAnsi="Times New Roman" w:cs="Times New Roman"/>
                 <w:b/>
                 <w:color w:val="000000"/>
-                <w:sz w:val="14"/>
-                <w:szCs w:val="14"/>
+                <w:sz w:val="20"/>
+                <w:szCs w:val="20"/>
               </w:rPr>
               <w:t>&lt;0.001</w:t>
             </w:r>
@@ -1220,39 +1352,43 @@
         </w:tc>
         <w:tc>
           <w:tcPr>
-            <w:tcW w:w="1085" w:type="dxa"/>
-            <w:tcBorders>
-              <w:top w:val="none" w:sz="0" w:space="0" w:color="000000"/>
-              <w:left w:val="none" w:sz="0" w:space="0" w:color="000000"/>
-              <w:bottom w:val="none" w:sz="0" w:space="0" w:color="000000"/>
-              <w:right w:val="none" w:sz="0" w:space="0" w:color="000000"/>
-            </w:tcBorders>
-            <w:shd w:val="clear" w:color="auto" w:fill="FFFFFF"/>
-            <w:tcMar>
-              <w:top w:w="0" w:type="dxa"/>
-              <w:left w:w="0" w:type="dxa"/>
-              <w:bottom w:w="0" w:type="dxa"/>
-              <w:right w:w="0" w:type="dxa"/>
-            </w:tcMar>
-            <w:vAlign w:val="center"/>
-          </w:tcPr>
-          <w:p>
-            <w:pPr>
-              <w:pBdr>
-                <w:top w:val="none" w:sz="0" w:space="0" w:color="000000"/>
-                <w:left w:val="none" w:sz="0" w:space="0" w:color="000000"/>
-                <w:bottom w:val="none" w:sz="0" w:space="0" w:color="000000"/>
-                <w:right w:val="none" w:sz="0" w:space="0" w:color="000000"/>
-              </w:pBdr>
-              <w:spacing w:before="100" w:after="100"/>
-              <w:ind w:left="100" w:right="100"/>
-            </w:pPr>
-            <w:r>
-              <w:rPr>
-                <w:rFonts w:ascii="Times New Roman" w:eastAsia="Times New Roman" w:hAnsi="Times New Roman" w:cs="Times New Roman"/>
-                <w:color w:val="000000"/>
-                <w:sz w:val="16"/>
-                <w:szCs w:val="16"/>
+            <w:tcW w:w="1170" w:type="dxa"/>
+            <w:tcBorders>
+              <w:top w:val="none" w:sz="0" w:space="0" w:color="000000"/>
+              <w:left w:val="none" w:sz="0" w:space="0" w:color="000000"/>
+              <w:bottom w:val="none" w:sz="0" w:space="0" w:color="000000"/>
+              <w:right w:val="none" w:sz="0" w:space="0" w:color="000000"/>
+            </w:tcBorders>
+            <w:shd w:val="clear" w:color="auto" w:fill="FFFFFF"/>
+            <w:tcMar>
+              <w:top w:w="0" w:type="dxa"/>
+              <w:left w:w="0" w:type="dxa"/>
+              <w:bottom w:w="0" w:type="dxa"/>
+              <w:right w:w="0" w:type="dxa"/>
+            </w:tcMar>
+            <w:vAlign w:val="center"/>
+          </w:tcPr>
+          <w:p>
+            <w:pPr>
+              <w:pBdr>
+                <w:top w:val="none" w:sz="0" w:space="0" w:color="000000"/>
+                <w:left w:val="none" w:sz="0" w:space="0" w:color="000000"/>
+                <w:bottom w:val="none" w:sz="0" w:space="0" w:color="000000"/>
+                <w:right w:val="none" w:sz="0" w:space="0" w:color="000000"/>
+              </w:pBdr>
+              <w:spacing w:before="100" w:after="100"/>
+              <w:ind w:left="100" w:right="100"/>
+              <w:rPr>
+                <w:sz w:val="20"/>
+                <w:szCs w:val="20"/>
+              </w:rPr>
+            </w:pPr>
+            <w:r>
+              <w:rPr>
+                <w:rFonts w:ascii="Times New Roman" w:eastAsia="Times New Roman" w:hAnsi="Times New Roman" w:cs="Times New Roman"/>
+                <w:color w:val="000000"/>
+                <w:sz w:val="20"/>
+                <w:szCs w:val="20"/>
               </w:rPr>
               <w:t>-0.52, -0.18</w:t>
             </w:r>
@@ -1265,7 +1401,7 @@
         </w:trPr>
         <w:tc>
           <w:tcPr>
-            <w:tcW w:w="1930" w:type="dxa"/>
+            <w:tcW w:w="1260" w:type="dxa"/>
             <w:vMerge/>
             <w:tcBorders>
               <w:top w:val="none" w:sz="0" w:space="0" w:color="000000"/>
@@ -1291,44 +1427,52 @@
               </w:pBdr>
               <w:spacing w:before="100" w:after="100"/>
               <w:ind w:left="100" w:right="100"/>
-            </w:pPr>
-          </w:p>
-        </w:tc>
-        <w:tc>
-          <w:tcPr>
-            <w:tcW w:w="2930" w:type="dxa"/>
-            <w:tcBorders>
-              <w:top w:val="none" w:sz="0" w:space="0" w:color="000000"/>
-              <w:left w:val="none" w:sz="0" w:space="0" w:color="000000"/>
-              <w:bottom w:val="none" w:sz="0" w:space="0" w:color="000000"/>
-              <w:right w:val="none" w:sz="0" w:space="0" w:color="000000"/>
-            </w:tcBorders>
-            <w:shd w:val="clear" w:color="auto" w:fill="FFFFFF"/>
-            <w:tcMar>
-              <w:top w:w="0" w:type="dxa"/>
-              <w:left w:w="0" w:type="dxa"/>
-              <w:bottom w:w="0" w:type="dxa"/>
-              <w:right w:w="0" w:type="dxa"/>
-            </w:tcMar>
-            <w:vAlign w:val="center"/>
-          </w:tcPr>
-          <w:p>
-            <w:pPr>
-              <w:pBdr>
-                <w:top w:val="none" w:sz="0" w:space="0" w:color="000000"/>
-                <w:left w:val="none" w:sz="0" w:space="0" w:color="000000"/>
-                <w:bottom w:val="none" w:sz="0" w:space="0" w:color="000000"/>
-                <w:right w:val="none" w:sz="0" w:space="0" w:color="000000"/>
-              </w:pBdr>
-              <w:spacing w:before="100" w:after="100"/>
-              <w:ind w:left="100" w:right="100"/>
-            </w:pPr>
-            <w:r>
-              <w:rPr>
-                <w:rFonts w:ascii="Times New Roman" w:eastAsia="Times New Roman" w:hAnsi="Times New Roman" w:cs="Times New Roman"/>
-                <w:color w:val="000000"/>
-                <w:sz w:val="16"/>
-                <w:szCs w:val="16"/>
+              <w:rPr>
+                <w:sz w:val="20"/>
+                <w:szCs w:val="20"/>
+              </w:rPr>
+            </w:pPr>
+          </w:p>
+        </w:tc>
+        <w:tc>
+          <w:tcPr>
+            <w:tcW w:w="1440" w:type="dxa"/>
+            <w:tcBorders>
+              <w:top w:val="none" w:sz="0" w:space="0" w:color="000000"/>
+              <w:left w:val="none" w:sz="0" w:space="0" w:color="000000"/>
+              <w:bottom w:val="none" w:sz="0" w:space="0" w:color="000000"/>
+              <w:right w:val="none" w:sz="0" w:space="0" w:color="000000"/>
+            </w:tcBorders>
+            <w:shd w:val="clear" w:color="auto" w:fill="FFFFFF"/>
+            <w:tcMar>
+              <w:top w:w="0" w:type="dxa"/>
+              <w:left w:w="0" w:type="dxa"/>
+              <w:bottom w:w="0" w:type="dxa"/>
+              <w:right w:w="0" w:type="dxa"/>
+            </w:tcMar>
+            <w:vAlign w:val="center"/>
+          </w:tcPr>
+          <w:p>
+            <w:pPr>
+              <w:pBdr>
+                <w:top w:val="none" w:sz="0" w:space="0" w:color="000000"/>
+                <w:left w:val="none" w:sz="0" w:space="0" w:color="000000"/>
+                <w:bottom w:val="none" w:sz="0" w:space="0" w:color="000000"/>
+                <w:right w:val="none" w:sz="0" w:space="0" w:color="000000"/>
+              </w:pBdr>
+              <w:spacing w:before="100" w:after="100"/>
+              <w:ind w:left="100" w:right="100"/>
+              <w:rPr>
+                <w:sz w:val="20"/>
+                <w:szCs w:val="20"/>
+              </w:rPr>
+            </w:pPr>
+            <w:r>
+              <w:rPr>
+                <w:rFonts w:ascii="Times New Roman" w:eastAsia="Times New Roman" w:hAnsi="Times New Roman" w:cs="Times New Roman"/>
+                <w:color w:val="000000"/>
+                <w:sz w:val="20"/>
+                <w:szCs w:val="20"/>
               </w:rPr>
               <w:t>Treatment (removal)</w:t>
             </w:r>
@@ -1336,7 +1480,7 @@
         </w:tc>
         <w:tc>
           <w:tcPr>
-            <w:tcW w:w="1080" w:type="dxa"/>
+            <w:tcW w:w="900" w:type="dxa"/>
             <w:tcBorders>
               <w:top w:val="none" w:sz="0" w:space="0" w:color="000000"/>
               <w:left w:val="none" w:sz="0" w:space="0" w:color="000000"/>
@@ -1363,13 +1507,17 @@
               <w:spacing w:before="100" w:after="100"/>
               <w:ind w:left="100" w:right="100"/>
               <w:jc w:val="right"/>
-            </w:pPr>
-            <w:r>
-              <w:rPr>
-                <w:rFonts w:ascii="Times New Roman" w:eastAsia="Times New Roman" w:hAnsi="Times New Roman" w:cs="Times New Roman"/>
-                <w:color w:val="000000"/>
-                <w:sz w:val="16"/>
-                <w:szCs w:val="16"/>
+              <w:rPr>
+                <w:sz w:val="20"/>
+                <w:szCs w:val="20"/>
+              </w:rPr>
+            </w:pPr>
+            <w:r>
+              <w:rPr>
+                <w:rFonts w:ascii="Times New Roman" w:eastAsia="Times New Roman" w:hAnsi="Times New Roman" w:cs="Times New Roman"/>
+                <w:color w:val="000000"/>
+                <w:sz w:val="20"/>
+                <w:szCs w:val="20"/>
               </w:rPr>
               <w:t>-2.58</w:t>
             </w:r>
@@ -1377,40 +1525,44 @@
         </w:tc>
         <w:tc>
           <w:tcPr>
-            <w:tcW w:w="1080" w:type="dxa"/>
-            <w:tcBorders>
-              <w:top w:val="none" w:sz="0" w:space="0" w:color="000000"/>
-              <w:left w:val="none" w:sz="0" w:space="0" w:color="000000"/>
-              <w:bottom w:val="none" w:sz="0" w:space="0" w:color="000000"/>
-              <w:right w:val="none" w:sz="0" w:space="0" w:color="000000"/>
-            </w:tcBorders>
-            <w:shd w:val="clear" w:color="auto" w:fill="FFFFFF"/>
-            <w:tcMar>
-              <w:top w:w="0" w:type="dxa"/>
-              <w:left w:w="0" w:type="dxa"/>
-              <w:bottom w:w="0" w:type="dxa"/>
-              <w:right w:w="0" w:type="dxa"/>
-            </w:tcMar>
-            <w:vAlign w:val="center"/>
-          </w:tcPr>
-          <w:p>
-            <w:pPr>
-              <w:pBdr>
-                <w:top w:val="none" w:sz="0" w:space="0" w:color="000000"/>
-                <w:left w:val="none" w:sz="0" w:space="0" w:color="000000"/>
-                <w:bottom w:val="none" w:sz="0" w:space="0" w:color="000000"/>
-                <w:right w:val="none" w:sz="0" w:space="0" w:color="000000"/>
-              </w:pBdr>
-              <w:spacing w:before="100" w:after="100"/>
-              <w:ind w:left="100" w:right="100"/>
+            <w:tcW w:w="810" w:type="dxa"/>
+            <w:tcBorders>
+              <w:top w:val="none" w:sz="0" w:space="0" w:color="000000"/>
+              <w:left w:val="none" w:sz="0" w:space="0" w:color="000000"/>
+              <w:bottom w:val="none" w:sz="0" w:space="0" w:color="000000"/>
+              <w:right w:val="none" w:sz="0" w:space="0" w:color="000000"/>
+            </w:tcBorders>
+            <w:shd w:val="clear" w:color="auto" w:fill="FFFFFF"/>
+            <w:tcMar>
+              <w:top w:w="0" w:type="dxa"/>
+              <w:left w:w="0" w:type="dxa"/>
+              <w:bottom w:w="0" w:type="dxa"/>
+              <w:right w:w="0" w:type="dxa"/>
+            </w:tcMar>
+            <w:vAlign w:val="center"/>
+          </w:tcPr>
+          <w:p>
+            <w:pPr>
+              <w:pBdr>
+                <w:top w:val="none" w:sz="0" w:space="0" w:color="000000"/>
+                <w:left w:val="none" w:sz="0" w:space="0" w:color="000000"/>
+                <w:bottom w:val="none" w:sz="0" w:space="0" w:color="000000"/>
+                <w:right w:val="none" w:sz="0" w:space="0" w:color="000000"/>
+              </w:pBdr>
+              <w:spacing w:before="100" w:after="100"/>
+              <w:ind w:left="100" w:right="100"/>
+              <w:rPr>
+                <w:sz w:val="20"/>
+                <w:szCs w:val="20"/>
+              </w:rPr>
             </w:pPr>
             <w:r>
               <w:rPr>
                 <w:rFonts w:ascii="Times New Roman" w:eastAsia="Times New Roman" w:hAnsi="Times New Roman" w:cs="Times New Roman"/>
                 <w:b/>
                 <w:color w:val="000000"/>
-                <w:sz w:val="14"/>
-                <w:szCs w:val="14"/>
+                <w:sz w:val="20"/>
+                <w:szCs w:val="20"/>
               </w:rPr>
               <w:t>&lt;0.001</w:t>
             </w:r>
@@ -1418,39 +1570,43 @@
         </w:tc>
         <w:tc>
           <w:tcPr>
-            <w:tcW w:w="1085" w:type="dxa"/>
-            <w:tcBorders>
-              <w:top w:val="none" w:sz="0" w:space="0" w:color="000000"/>
-              <w:left w:val="none" w:sz="0" w:space="0" w:color="000000"/>
-              <w:bottom w:val="none" w:sz="0" w:space="0" w:color="000000"/>
-              <w:right w:val="none" w:sz="0" w:space="0" w:color="000000"/>
-            </w:tcBorders>
-            <w:shd w:val="clear" w:color="auto" w:fill="FFFFFF"/>
-            <w:tcMar>
-              <w:top w:w="0" w:type="dxa"/>
-              <w:left w:w="0" w:type="dxa"/>
-              <w:bottom w:w="0" w:type="dxa"/>
-              <w:right w:w="0" w:type="dxa"/>
-            </w:tcMar>
-            <w:vAlign w:val="center"/>
-          </w:tcPr>
-          <w:p>
-            <w:pPr>
-              <w:pBdr>
-                <w:top w:val="none" w:sz="0" w:space="0" w:color="000000"/>
-                <w:left w:val="none" w:sz="0" w:space="0" w:color="000000"/>
-                <w:bottom w:val="none" w:sz="0" w:space="0" w:color="000000"/>
-                <w:right w:val="none" w:sz="0" w:space="0" w:color="000000"/>
-              </w:pBdr>
-              <w:spacing w:before="100" w:after="100"/>
-              <w:ind w:left="100" w:right="100"/>
-            </w:pPr>
-            <w:r>
-              <w:rPr>
-                <w:rFonts w:ascii="Times New Roman" w:eastAsia="Times New Roman" w:hAnsi="Times New Roman" w:cs="Times New Roman"/>
-                <w:color w:val="000000"/>
-                <w:sz w:val="16"/>
-                <w:szCs w:val="16"/>
+            <w:tcW w:w="1170" w:type="dxa"/>
+            <w:tcBorders>
+              <w:top w:val="none" w:sz="0" w:space="0" w:color="000000"/>
+              <w:left w:val="none" w:sz="0" w:space="0" w:color="000000"/>
+              <w:bottom w:val="none" w:sz="0" w:space="0" w:color="000000"/>
+              <w:right w:val="none" w:sz="0" w:space="0" w:color="000000"/>
+            </w:tcBorders>
+            <w:shd w:val="clear" w:color="auto" w:fill="FFFFFF"/>
+            <w:tcMar>
+              <w:top w:w="0" w:type="dxa"/>
+              <w:left w:w="0" w:type="dxa"/>
+              <w:bottom w:w="0" w:type="dxa"/>
+              <w:right w:w="0" w:type="dxa"/>
+            </w:tcMar>
+            <w:vAlign w:val="center"/>
+          </w:tcPr>
+          <w:p>
+            <w:pPr>
+              <w:pBdr>
+                <w:top w:val="none" w:sz="0" w:space="0" w:color="000000"/>
+                <w:left w:val="none" w:sz="0" w:space="0" w:color="000000"/>
+                <w:bottom w:val="none" w:sz="0" w:space="0" w:color="000000"/>
+                <w:right w:val="none" w:sz="0" w:space="0" w:color="000000"/>
+              </w:pBdr>
+              <w:spacing w:before="100" w:after="100"/>
+              <w:ind w:left="100" w:right="100"/>
+              <w:rPr>
+                <w:sz w:val="20"/>
+                <w:szCs w:val="20"/>
+              </w:rPr>
+            </w:pPr>
+            <w:r>
+              <w:rPr>
+                <w:rFonts w:ascii="Times New Roman" w:eastAsia="Times New Roman" w:hAnsi="Times New Roman" w:cs="Times New Roman"/>
+                <w:color w:val="000000"/>
+                <w:sz w:val="20"/>
+                <w:szCs w:val="20"/>
               </w:rPr>
               <w:t>-3.29, -1.87</w:t>
             </w:r>
@@ -1458,39 +1614,43 @@
         </w:tc>
         <w:tc>
           <w:tcPr>
-            <w:tcW w:w="2930" w:type="dxa"/>
-            <w:tcBorders>
-              <w:top w:val="none" w:sz="0" w:space="0" w:color="000000"/>
-              <w:left w:val="none" w:sz="0" w:space="0" w:color="000000"/>
-              <w:bottom w:val="none" w:sz="0" w:space="0" w:color="000000"/>
-              <w:right w:val="none" w:sz="0" w:space="0" w:color="000000"/>
-            </w:tcBorders>
-            <w:shd w:val="clear" w:color="auto" w:fill="FFFFFF"/>
-            <w:tcMar>
-              <w:top w:w="0" w:type="dxa"/>
-              <w:left w:w="0" w:type="dxa"/>
-              <w:bottom w:w="0" w:type="dxa"/>
-              <w:right w:w="0" w:type="dxa"/>
-            </w:tcMar>
-            <w:vAlign w:val="center"/>
-          </w:tcPr>
-          <w:p>
-            <w:pPr>
-              <w:pBdr>
-                <w:top w:val="none" w:sz="0" w:space="0" w:color="000000"/>
-                <w:left w:val="none" w:sz="0" w:space="0" w:color="000000"/>
-                <w:bottom w:val="none" w:sz="0" w:space="0" w:color="000000"/>
-                <w:right w:val="none" w:sz="0" w:space="0" w:color="000000"/>
-              </w:pBdr>
-              <w:spacing w:before="100" w:after="100"/>
-              <w:ind w:left="100" w:right="100"/>
-            </w:pPr>
-            <w:r>
-              <w:rPr>
-                <w:rFonts w:ascii="Times New Roman" w:eastAsia="Times New Roman" w:hAnsi="Times New Roman" w:cs="Times New Roman"/>
-                <w:color w:val="000000"/>
-                <w:sz w:val="16"/>
-                <w:szCs w:val="16"/>
+            <w:tcW w:w="1440" w:type="dxa"/>
+            <w:tcBorders>
+              <w:top w:val="none" w:sz="0" w:space="0" w:color="000000"/>
+              <w:left w:val="none" w:sz="0" w:space="0" w:color="000000"/>
+              <w:bottom w:val="none" w:sz="0" w:space="0" w:color="000000"/>
+              <w:right w:val="none" w:sz="0" w:space="0" w:color="000000"/>
+            </w:tcBorders>
+            <w:shd w:val="clear" w:color="auto" w:fill="FFFFFF"/>
+            <w:tcMar>
+              <w:top w:w="0" w:type="dxa"/>
+              <w:left w:w="0" w:type="dxa"/>
+              <w:bottom w:w="0" w:type="dxa"/>
+              <w:right w:w="0" w:type="dxa"/>
+            </w:tcMar>
+            <w:vAlign w:val="center"/>
+          </w:tcPr>
+          <w:p>
+            <w:pPr>
+              <w:pBdr>
+                <w:top w:val="none" w:sz="0" w:space="0" w:color="000000"/>
+                <w:left w:val="none" w:sz="0" w:space="0" w:color="000000"/>
+                <w:bottom w:val="none" w:sz="0" w:space="0" w:color="000000"/>
+                <w:right w:val="none" w:sz="0" w:space="0" w:color="000000"/>
+              </w:pBdr>
+              <w:spacing w:before="100" w:after="100"/>
+              <w:ind w:left="100" w:right="100"/>
+              <w:rPr>
+                <w:sz w:val="20"/>
+                <w:szCs w:val="20"/>
+              </w:rPr>
+            </w:pPr>
+            <w:r>
+              <w:rPr>
+                <w:rFonts w:ascii="Times New Roman" w:eastAsia="Times New Roman" w:hAnsi="Times New Roman" w:cs="Times New Roman"/>
+                <w:color w:val="000000"/>
+                <w:sz w:val="20"/>
+                <w:szCs w:val="20"/>
               </w:rPr>
               <w:t>Treatment (removal)</w:t>
             </w:r>
@@ -1498,7 +1658,7 @@
         </w:tc>
         <w:tc>
           <w:tcPr>
-            <w:tcW w:w="1080" w:type="dxa"/>
+            <w:tcW w:w="900" w:type="dxa"/>
             <w:tcBorders>
               <w:top w:val="none" w:sz="0" w:space="0" w:color="000000"/>
               <w:left w:val="none" w:sz="0" w:space="0" w:color="000000"/>
@@ -1525,13 +1685,17 @@
               <w:spacing w:before="100" w:after="100"/>
               <w:ind w:left="100" w:right="100"/>
               <w:jc w:val="right"/>
-            </w:pPr>
-            <w:r>
-              <w:rPr>
-                <w:rFonts w:ascii="Times New Roman" w:eastAsia="Times New Roman" w:hAnsi="Times New Roman" w:cs="Times New Roman"/>
-                <w:color w:val="000000"/>
-                <w:sz w:val="16"/>
-                <w:szCs w:val="16"/>
+              <w:rPr>
+                <w:sz w:val="20"/>
+                <w:szCs w:val="20"/>
+              </w:rPr>
+            </w:pPr>
+            <w:r>
+              <w:rPr>
+                <w:rFonts w:ascii="Times New Roman" w:eastAsia="Times New Roman" w:hAnsi="Times New Roman" w:cs="Times New Roman"/>
+                <w:color w:val="000000"/>
+                <w:sz w:val="20"/>
+                <w:szCs w:val="20"/>
               </w:rPr>
               <w:t>-1.42</w:t>
             </w:r>
@@ -1539,40 +1703,44 @@
         </w:tc>
         <w:tc>
           <w:tcPr>
-            <w:tcW w:w="1080" w:type="dxa"/>
-            <w:tcBorders>
-              <w:top w:val="none" w:sz="0" w:space="0" w:color="000000"/>
-              <w:left w:val="none" w:sz="0" w:space="0" w:color="000000"/>
-              <w:bottom w:val="none" w:sz="0" w:space="0" w:color="000000"/>
-              <w:right w:val="none" w:sz="0" w:space="0" w:color="000000"/>
-            </w:tcBorders>
-            <w:shd w:val="clear" w:color="auto" w:fill="FFFFFF"/>
-            <w:tcMar>
-              <w:top w:w="0" w:type="dxa"/>
-              <w:left w:w="0" w:type="dxa"/>
-              <w:bottom w:w="0" w:type="dxa"/>
-              <w:right w:w="0" w:type="dxa"/>
-            </w:tcMar>
-            <w:vAlign w:val="center"/>
-          </w:tcPr>
-          <w:p>
-            <w:pPr>
-              <w:pBdr>
-                <w:top w:val="none" w:sz="0" w:space="0" w:color="000000"/>
-                <w:left w:val="none" w:sz="0" w:space="0" w:color="000000"/>
-                <w:bottom w:val="none" w:sz="0" w:space="0" w:color="000000"/>
-                <w:right w:val="none" w:sz="0" w:space="0" w:color="000000"/>
-              </w:pBdr>
-              <w:spacing w:before="100" w:after="100"/>
-              <w:ind w:left="100" w:right="100"/>
+            <w:tcW w:w="810" w:type="dxa"/>
+            <w:tcBorders>
+              <w:top w:val="none" w:sz="0" w:space="0" w:color="000000"/>
+              <w:left w:val="none" w:sz="0" w:space="0" w:color="000000"/>
+              <w:bottom w:val="none" w:sz="0" w:space="0" w:color="000000"/>
+              <w:right w:val="none" w:sz="0" w:space="0" w:color="000000"/>
+            </w:tcBorders>
+            <w:shd w:val="clear" w:color="auto" w:fill="FFFFFF"/>
+            <w:tcMar>
+              <w:top w:w="0" w:type="dxa"/>
+              <w:left w:w="0" w:type="dxa"/>
+              <w:bottom w:w="0" w:type="dxa"/>
+              <w:right w:w="0" w:type="dxa"/>
+            </w:tcMar>
+            <w:vAlign w:val="center"/>
+          </w:tcPr>
+          <w:p>
+            <w:pPr>
+              <w:pBdr>
+                <w:top w:val="none" w:sz="0" w:space="0" w:color="000000"/>
+                <w:left w:val="none" w:sz="0" w:space="0" w:color="000000"/>
+                <w:bottom w:val="none" w:sz="0" w:space="0" w:color="000000"/>
+                <w:right w:val="none" w:sz="0" w:space="0" w:color="000000"/>
+              </w:pBdr>
+              <w:spacing w:before="100" w:after="100"/>
+              <w:ind w:left="100" w:right="100"/>
+              <w:rPr>
+                <w:sz w:val="20"/>
+                <w:szCs w:val="20"/>
+              </w:rPr>
             </w:pPr>
             <w:r>
               <w:rPr>
                 <w:rFonts w:ascii="Times New Roman" w:eastAsia="Times New Roman" w:hAnsi="Times New Roman" w:cs="Times New Roman"/>
                 <w:b/>
                 <w:color w:val="000000"/>
-                <w:sz w:val="14"/>
-                <w:szCs w:val="14"/>
+                <w:sz w:val="20"/>
+                <w:szCs w:val="20"/>
               </w:rPr>
               <w:t>&lt;0.001</w:t>
             </w:r>
@@ -1580,39 +1748,43 @@
         </w:tc>
         <w:tc>
           <w:tcPr>
-            <w:tcW w:w="1085" w:type="dxa"/>
-            <w:tcBorders>
-              <w:top w:val="none" w:sz="0" w:space="0" w:color="000000"/>
-              <w:left w:val="none" w:sz="0" w:space="0" w:color="000000"/>
-              <w:bottom w:val="none" w:sz="0" w:space="0" w:color="000000"/>
-              <w:right w:val="none" w:sz="0" w:space="0" w:color="000000"/>
-            </w:tcBorders>
-            <w:shd w:val="clear" w:color="auto" w:fill="FFFFFF"/>
-            <w:tcMar>
-              <w:top w:w="0" w:type="dxa"/>
-              <w:left w:w="0" w:type="dxa"/>
-              <w:bottom w:w="0" w:type="dxa"/>
-              <w:right w:w="0" w:type="dxa"/>
-            </w:tcMar>
-            <w:vAlign w:val="center"/>
-          </w:tcPr>
-          <w:p>
-            <w:pPr>
-              <w:pBdr>
-                <w:top w:val="none" w:sz="0" w:space="0" w:color="000000"/>
-                <w:left w:val="none" w:sz="0" w:space="0" w:color="000000"/>
-                <w:bottom w:val="none" w:sz="0" w:space="0" w:color="000000"/>
-                <w:right w:val="none" w:sz="0" w:space="0" w:color="000000"/>
-              </w:pBdr>
-              <w:spacing w:before="100" w:after="100"/>
-              <w:ind w:left="100" w:right="100"/>
-            </w:pPr>
-            <w:r>
-              <w:rPr>
-                <w:rFonts w:ascii="Times New Roman" w:eastAsia="Times New Roman" w:hAnsi="Times New Roman" w:cs="Times New Roman"/>
-                <w:color w:val="000000"/>
-                <w:sz w:val="16"/>
-                <w:szCs w:val="16"/>
+            <w:tcW w:w="1170" w:type="dxa"/>
+            <w:tcBorders>
+              <w:top w:val="none" w:sz="0" w:space="0" w:color="000000"/>
+              <w:left w:val="none" w:sz="0" w:space="0" w:color="000000"/>
+              <w:bottom w:val="none" w:sz="0" w:space="0" w:color="000000"/>
+              <w:right w:val="none" w:sz="0" w:space="0" w:color="000000"/>
+            </w:tcBorders>
+            <w:shd w:val="clear" w:color="auto" w:fill="FFFFFF"/>
+            <w:tcMar>
+              <w:top w:w="0" w:type="dxa"/>
+              <w:left w:w="0" w:type="dxa"/>
+              <w:bottom w:w="0" w:type="dxa"/>
+              <w:right w:w="0" w:type="dxa"/>
+            </w:tcMar>
+            <w:vAlign w:val="center"/>
+          </w:tcPr>
+          <w:p>
+            <w:pPr>
+              <w:pBdr>
+                <w:top w:val="none" w:sz="0" w:space="0" w:color="000000"/>
+                <w:left w:val="none" w:sz="0" w:space="0" w:color="000000"/>
+                <w:bottom w:val="none" w:sz="0" w:space="0" w:color="000000"/>
+                <w:right w:val="none" w:sz="0" w:space="0" w:color="000000"/>
+              </w:pBdr>
+              <w:spacing w:before="100" w:after="100"/>
+              <w:ind w:left="100" w:right="100"/>
+              <w:rPr>
+                <w:sz w:val="20"/>
+                <w:szCs w:val="20"/>
+              </w:rPr>
+            </w:pPr>
+            <w:r>
+              <w:rPr>
+                <w:rFonts w:ascii="Times New Roman" w:eastAsia="Times New Roman" w:hAnsi="Times New Roman" w:cs="Times New Roman"/>
+                <w:color w:val="000000"/>
+                <w:sz w:val="20"/>
+                <w:szCs w:val="20"/>
               </w:rPr>
               <w:t>-2.17, -0.67</w:t>
             </w:r>
@@ -1625,7 +1797,7 @@
         </w:trPr>
         <w:tc>
           <w:tcPr>
-            <w:tcW w:w="1930" w:type="dxa"/>
+            <w:tcW w:w="1260" w:type="dxa"/>
             <w:vMerge/>
             <w:tcBorders>
               <w:top w:val="none" w:sz="0" w:space="0" w:color="000000"/>
@@ -1651,44 +1823,52 @@
               </w:pBdr>
               <w:spacing w:before="100" w:after="100"/>
               <w:ind w:left="100" w:right="100"/>
-            </w:pPr>
-          </w:p>
-        </w:tc>
-        <w:tc>
-          <w:tcPr>
-            <w:tcW w:w="2930" w:type="dxa"/>
-            <w:tcBorders>
-              <w:top w:val="none" w:sz="0" w:space="0" w:color="000000"/>
-              <w:left w:val="none" w:sz="0" w:space="0" w:color="000000"/>
-              <w:bottom w:val="none" w:sz="0" w:space="0" w:color="000000"/>
-              <w:right w:val="none" w:sz="0" w:space="0" w:color="000000"/>
-            </w:tcBorders>
-            <w:shd w:val="clear" w:color="auto" w:fill="FFFFFF"/>
-            <w:tcMar>
-              <w:top w:w="0" w:type="dxa"/>
-              <w:left w:w="0" w:type="dxa"/>
-              <w:bottom w:w="0" w:type="dxa"/>
-              <w:right w:w="0" w:type="dxa"/>
-            </w:tcMar>
-            <w:vAlign w:val="center"/>
-          </w:tcPr>
-          <w:p>
-            <w:pPr>
-              <w:pBdr>
-                <w:top w:val="none" w:sz="0" w:space="0" w:color="000000"/>
-                <w:left w:val="none" w:sz="0" w:space="0" w:color="000000"/>
-                <w:bottom w:val="none" w:sz="0" w:space="0" w:color="000000"/>
-                <w:right w:val="none" w:sz="0" w:space="0" w:color="000000"/>
-              </w:pBdr>
-              <w:spacing w:before="100" w:after="100"/>
-              <w:ind w:left="100" w:right="100"/>
-            </w:pPr>
-            <w:r>
-              <w:rPr>
-                <w:rFonts w:ascii="Times New Roman" w:eastAsia="Times New Roman" w:hAnsi="Times New Roman" w:cs="Times New Roman"/>
-                <w:color w:val="000000"/>
-                <w:sz w:val="16"/>
-                <w:szCs w:val="16"/>
+              <w:rPr>
+                <w:sz w:val="20"/>
+                <w:szCs w:val="20"/>
+              </w:rPr>
+            </w:pPr>
+          </w:p>
+        </w:tc>
+        <w:tc>
+          <w:tcPr>
+            <w:tcW w:w="1440" w:type="dxa"/>
+            <w:tcBorders>
+              <w:top w:val="none" w:sz="0" w:space="0" w:color="000000"/>
+              <w:left w:val="none" w:sz="0" w:space="0" w:color="000000"/>
+              <w:bottom w:val="none" w:sz="0" w:space="0" w:color="000000"/>
+              <w:right w:val="none" w:sz="0" w:space="0" w:color="000000"/>
+            </w:tcBorders>
+            <w:shd w:val="clear" w:color="auto" w:fill="FFFFFF"/>
+            <w:tcMar>
+              <w:top w:w="0" w:type="dxa"/>
+              <w:left w:w="0" w:type="dxa"/>
+              <w:bottom w:w="0" w:type="dxa"/>
+              <w:right w:w="0" w:type="dxa"/>
+            </w:tcMar>
+            <w:vAlign w:val="center"/>
+          </w:tcPr>
+          <w:p>
+            <w:pPr>
+              <w:pBdr>
+                <w:top w:val="none" w:sz="0" w:space="0" w:color="000000"/>
+                <w:left w:val="none" w:sz="0" w:space="0" w:color="000000"/>
+                <w:bottom w:val="none" w:sz="0" w:space="0" w:color="000000"/>
+                <w:right w:val="none" w:sz="0" w:space="0" w:color="000000"/>
+              </w:pBdr>
+              <w:spacing w:before="100" w:after="100"/>
+              <w:ind w:left="100" w:right="100"/>
+              <w:rPr>
+                <w:sz w:val="20"/>
+                <w:szCs w:val="20"/>
+              </w:rPr>
+            </w:pPr>
+            <w:r>
+              <w:rPr>
+                <w:rFonts w:ascii="Times New Roman" w:eastAsia="Times New Roman" w:hAnsi="Times New Roman" w:cs="Times New Roman"/>
+                <w:color w:val="000000"/>
+                <w:sz w:val="20"/>
+                <w:szCs w:val="20"/>
               </w:rPr>
               <w:t>Time since end × treatment (removal)</w:t>
             </w:r>
@@ -1696,7 +1876,7 @@
         </w:tc>
         <w:tc>
           <w:tcPr>
-            <w:tcW w:w="1080" w:type="dxa"/>
+            <w:tcW w:w="900" w:type="dxa"/>
             <w:tcBorders>
               <w:top w:val="none" w:sz="0" w:space="0" w:color="000000"/>
               <w:left w:val="none" w:sz="0" w:space="0" w:color="000000"/>
@@ -1723,13 +1903,17 @@
               <w:spacing w:before="100" w:after="100"/>
               <w:ind w:left="100" w:right="100"/>
               <w:jc w:val="right"/>
-            </w:pPr>
-            <w:r>
-              <w:rPr>
-                <w:rFonts w:ascii="Times New Roman" w:eastAsia="Times New Roman" w:hAnsi="Times New Roman" w:cs="Times New Roman"/>
-                <w:color w:val="000000"/>
-                <w:sz w:val="16"/>
-                <w:szCs w:val="16"/>
+              <w:rPr>
+                <w:sz w:val="20"/>
+                <w:szCs w:val="20"/>
+              </w:rPr>
+            </w:pPr>
+            <w:r>
+              <w:rPr>
+                <w:rFonts w:ascii="Times New Roman" w:eastAsia="Times New Roman" w:hAnsi="Times New Roman" w:cs="Times New Roman"/>
+                <w:color w:val="000000"/>
+                <w:sz w:val="20"/>
+                <w:szCs w:val="20"/>
               </w:rPr>
               <w:t>0.16</w:t>
             </w:r>
@@ -1737,39 +1921,43 @@
         </w:tc>
         <w:tc>
           <w:tcPr>
-            <w:tcW w:w="1080" w:type="dxa"/>
-            <w:tcBorders>
-              <w:top w:val="none" w:sz="0" w:space="0" w:color="000000"/>
-              <w:left w:val="none" w:sz="0" w:space="0" w:color="000000"/>
-              <w:bottom w:val="none" w:sz="0" w:space="0" w:color="000000"/>
-              <w:right w:val="none" w:sz="0" w:space="0" w:color="000000"/>
-            </w:tcBorders>
-            <w:shd w:val="clear" w:color="auto" w:fill="FFFFFF"/>
-            <w:tcMar>
-              <w:top w:w="0" w:type="dxa"/>
-              <w:left w:w="0" w:type="dxa"/>
-              <w:bottom w:w="0" w:type="dxa"/>
-              <w:right w:w="0" w:type="dxa"/>
-            </w:tcMar>
-            <w:vAlign w:val="center"/>
-          </w:tcPr>
-          <w:p>
-            <w:pPr>
-              <w:pBdr>
-                <w:top w:val="none" w:sz="0" w:space="0" w:color="000000"/>
-                <w:left w:val="none" w:sz="0" w:space="0" w:color="000000"/>
-                <w:bottom w:val="none" w:sz="0" w:space="0" w:color="000000"/>
-                <w:right w:val="none" w:sz="0" w:space="0" w:color="000000"/>
-              </w:pBdr>
-              <w:spacing w:before="100" w:after="100"/>
-              <w:ind w:left="100" w:right="100"/>
-            </w:pPr>
-            <w:r>
-              <w:rPr>
-                <w:rFonts w:ascii="Times New Roman" w:eastAsia="Times New Roman" w:hAnsi="Times New Roman" w:cs="Times New Roman"/>
-                <w:color w:val="000000"/>
-                <w:sz w:val="16"/>
-                <w:szCs w:val="16"/>
+            <w:tcW w:w="810" w:type="dxa"/>
+            <w:tcBorders>
+              <w:top w:val="none" w:sz="0" w:space="0" w:color="000000"/>
+              <w:left w:val="none" w:sz="0" w:space="0" w:color="000000"/>
+              <w:bottom w:val="none" w:sz="0" w:space="0" w:color="000000"/>
+              <w:right w:val="none" w:sz="0" w:space="0" w:color="000000"/>
+            </w:tcBorders>
+            <w:shd w:val="clear" w:color="auto" w:fill="FFFFFF"/>
+            <w:tcMar>
+              <w:top w:w="0" w:type="dxa"/>
+              <w:left w:w="0" w:type="dxa"/>
+              <w:bottom w:w="0" w:type="dxa"/>
+              <w:right w:w="0" w:type="dxa"/>
+            </w:tcMar>
+            <w:vAlign w:val="center"/>
+          </w:tcPr>
+          <w:p>
+            <w:pPr>
+              <w:pBdr>
+                <w:top w:val="none" w:sz="0" w:space="0" w:color="000000"/>
+                <w:left w:val="none" w:sz="0" w:space="0" w:color="000000"/>
+                <w:bottom w:val="none" w:sz="0" w:space="0" w:color="000000"/>
+                <w:right w:val="none" w:sz="0" w:space="0" w:color="000000"/>
+              </w:pBdr>
+              <w:spacing w:before="100" w:after="100"/>
+              <w:ind w:left="100" w:right="100"/>
+              <w:rPr>
+                <w:sz w:val="20"/>
+                <w:szCs w:val="20"/>
+              </w:rPr>
+            </w:pPr>
+            <w:r>
+              <w:rPr>
+                <w:rFonts w:ascii="Times New Roman" w:eastAsia="Times New Roman" w:hAnsi="Times New Roman" w:cs="Times New Roman"/>
+                <w:color w:val="000000"/>
+                <w:sz w:val="20"/>
+                <w:szCs w:val="20"/>
               </w:rPr>
               <w:t>0.08</w:t>
             </w:r>
@@ -1777,39 +1965,43 @@
         </w:tc>
         <w:tc>
           <w:tcPr>
-            <w:tcW w:w="1085" w:type="dxa"/>
-            <w:tcBorders>
-              <w:top w:val="none" w:sz="0" w:space="0" w:color="000000"/>
-              <w:left w:val="none" w:sz="0" w:space="0" w:color="000000"/>
-              <w:bottom w:val="none" w:sz="0" w:space="0" w:color="000000"/>
-              <w:right w:val="none" w:sz="0" w:space="0" w:color="000000"/>
-            </w:tcBorders>
-            <w:shd w:val="clear" w:color="auto" w:fill="FFFFFF"/>
-            <w:tcMar>
-              <w:top w:w="0" w:type="dxa"/>
-              <w:left w:w="0" w:type="dxa"/>
-              <w:bottom w:w="0" w:type="dxa"/>
-              <w:right w:w="0" w:type="dxa"/>
-            </w:tcMar>
-            <w:vAlign w:val="center"/>
-          </w:tcPr>
-          <w:p>
-            <w:pPr>
-              <w:pBdr>
-                <w:top w:val="none" w:sz="0" w:space="0" w:color="000000"/>
-                <w:left w:val="none" w:sz="0" w:space="0" w:color="000000"/>
-                <w:bottom w:val="none" w:sz="0" w:space="0" w:color="000000"/>
-                <w:right w:val="none" w:sz="0" w:space="0" w:color="000000"/>
-              </w:pBdr>
-              <w:spacing w:before="100" w:after="100"/>
-              <w:ind w:left="100" w:right="100"/>
-            </w:pPr>
-            <w:r>
-              <w:rPr>
-                <w:rFonts w:ascii="Times New Roman" w:eastAsia="Times New Roman" w:hAnsi="Times New Roman" w:cs="Times New Roman"/>
-                <w:color w:val="000000"/>
-                <w:sz w:val="16"/>
-                <w:szCs w:val="16"/>
+            <w:tcW w:w="1170" w:type="dxa"/>
+            <w:tcBorders>
+              <w:top w:val="none" w:sz="0" w:space="0" w:color="000000"/>
+              <w:left w:val="none" w:sz="0" w:space="0" w:color="000000"/>
+              <w:bottom w:val="none" w:sz="0" w:space="0" w:color="000000"/>
+              <w:right w:val="none" w:sz="0" w:space="0" w:color="000000"/>
+            </w:tcBorders>
+            <w:shd w:val="clear" w:color="auto" w:fill="FFFFFF"/>
+            <w:tcMar>
+              <w:top w:w="0" w:type="dxa"/>
+              <w:left w:w="0" w:type="dxa"/>
+              <w:bottom w:w="0" w:type="dxa"/>
+              <w:right w:w="0" w:type="dxa"/>
+            </w:tcMar>
+            <w:vAlign w:val="center"/>
+          </w:tcPr>
+          <w:p>
+            <w:pPr>
+              <w:pBdr>
+                <w:top w:val="none" w:sz="0" w:space="0" w:color="000000"/>
+                <w:left w:val="none" w:sz="0" w:space="0" w:color="000000"/>
+                <w:bottom w:val="none" w:sz="0" w:space="0" w:color="000000"/>
+                <w:right w:val="none" w:sz="0" w:space="0" w:color="000000"/>
+              </w:pBdr>
+              <w:spacing w:before="100" w:after="100"/>
+              <w:ind w:left="100" w:right="100"/>
+              <w:rPr>
+                <w:sz w:val="20"/>
+                <w:szCs w:val="20"/>
+              </w:rPr>
+            </w:pPr>
+            <w:r>
+              <w:rPr>
+                <w:rFonts w:ascii="Times New Roman" w:eastAsia="Times New Roman" w:hAnsi="Times New Roman" w:cs="Times New Roman"/>
+                <w:color w:val="000000"/>
+                <w:sz w:val="20"/>
+                <w:szCs w:val="20"/>
               </w:rPr>
               <w:t>-0.02, 0.33</w:t>
             </w:r>
@@ -1817,39 +2009,43 @@
         </w:tc>
         <w:tc>
           <w:tcPr>
-            <w:tcW w:w="2930" w:type="dxa"/>
-            <w:tcBorders>
-              <w:top w:val="none" w:sz="0" w:space="0" w:color="000000"/>
-              <w:left w:val="none" w:sz="0" w:space="0" w:color="000000"/>
-              <w:bottom w:val="none" w:sz="0" w:space="0" w:color="000000"/>
-              <w:right w:val="none" w:sz="0" w:space="0" w:color="000000"/>
-            </w:tcBorders>
-            <w:shd w:val="clear" w:color="auto" w:fill="FFFFFF"/>
-            <w:tcMar>
-              <w:top w:w="0" w:type="dxa"/>
-              <w:left w:w="0" w:type="dxa"/>
-              <w:bottom w:w="0" w:type="dxa"/>
-              <w:right w:w="0" w:type="dxa"/>
-            </w:tcMar>
-            <w:vAlign w:val="center"/>
-          </w:tcPr>
-          <w:p>
-            <w:pPr>
-              <w:pBdr>
-                <w:top w:val="none" w:sz="0" w:space="0" w:color="000000"/>
-                <w:left w:val="none" w:sz="0" w:space="0" w:color="000000"/>
-                <w:bottom w:val="none" w:sz="0" w:space="0" w:color="000000"/>
-                <w:right w:val="none" w:sz="0" w:space="0" w:color="000000"/>
-              </w:pBdr>
-              <w:spacing w:before="100" w:after="100"/>
-              <w:ind w:left="100" w:right="100"/>
-            </w:pPr>
-            <w:r>
-              <w:rPr>
-                <w:rFonts w:ascii="Times New Roman" w:eastAsia="Times New Roman" w:hAnsi="Times New Roman" w:cs="Times New Roman"/>
-                <w:color w:val="000000"/>
-                <w:sz w:val="16"/>
-                <w:szCs w:val="16"/>
+            <w:tcW w:w="1440" w:type="dxa"/>
+            <w:tcBorders>
+              <w:top w:val="none" w:sz="0" w:space="0" w:color="000000"/>
+              <w:left w:val="none" w:sz="0" w:space="0" w:color="000000"/>
+              <w:bottom w:val="none" w:sz="0" w:space="0" w:color="000000"/>
+              <w:right w:val="none" w:sz="0" w:space="0" w:color="000000"/>
+            </w:tcBorders>
+            <w:shd w:val="clear" w:color="auto" w:fill="FFFFFF"/>
+            <w:tcMar>
+              <w:top w:w="0" w:type="dxa"/>
+              <w:left w:w="0" w:type="dxa"/>
+              <w:bottom w:w="0" w:type="dxa"/>
+              <w:right w:w="0" w:type="dxa"/>
+            </w:tcMar>
+            <w:vAlign w:val="center"/>
+          </w:tcPr>
+          <w:p>
+            <w:pPr>
+              <w:pBdr>
+                <w:top w:val="none" w:sz="0" w:space="0" w:color="000000"/>
+                <w:left w:val="none" w:sz="0" w:space="0" w:color="000000"/>
+                <w:bottom w:val="none" w:sz="0" w:space="0" w:color="000000"/>
+                <w:right w:val="none" w:sz="0" w:space="0" w:color="000000"/>
+              </w:pBdr>
+              <w:spacing w:before="100" w:after="100"/>
+              <w:ind w:left="100" w:right="100"/>
+              <w:rPr>
+                <w:sz w:val="20"/>
+                <w:szCs w:val="20"/>
+              </w:rPr>
+            </w:pPr>
+            <w:r>
+              <w:rPr>
+                <w:rFonts w:ascii="Times New Roman" w:eastAsia="Times New Roman" w:hAnsi="Times New Roman" w:cs="Times New Roman"/>
+                <w:color w:val="000000"/>
+                <w:sz w:val="20"/>
+                <w:szCs w:val="20"/>
               </w:rPr>
               <w:t>Time since end × treatment (removal)</w:t>
             </w:r>
@@ -1857,7 +2053,7 @@
         </w:tc>
         <w:tc>
           <w:tcPr>
-            <w:tcW w:w="1080" w:type="dxa"/>
+            <w:tcW w:w="900" w:type="dxa"/>
             <w:tcBorders>
               <w:top w:val="none" w:sz="0" w:space="0" w:color="000000"/>
               <w:left w:val="none" w:sz="0" w:space="0" w:color="000000"/>
@@ -1884,13 +2080,17 @@
               <w:spacing w:before="100" w:after="100"/>
               <w:ind w:left="100" w:right="100"/>
               <w:jc w:val="right"/>
-            </w:pPr>
-            <w:r>
-              <w:rPr>
-                <w:rFonts w:ascii="Times New Roman" w:eastAsia="Times New Roman" w:hAnsi="Times New Roman" w:cs="Times New Roman"/>
-                <w:color w:val="000000"/>
-                <w:sz w:val="16"/>
-                <w:szCs w:val="16"/>
+              <w:rPr>
+                <w:sz w:val="20"/>
+                <w:szCs w:val="20"/>
+              </w:rPr>
+            </w:pPr>
+            <w:r>
+              <w:rPr>
+                <w:rFonts w:ascii="Times New Roman" w:eastAsia="Times New Roman" w:hAnsi="Times New Roman" w:cs="Times New Roman"/>
+                <w:color w:val="000000"/>
+                <w:sz w:val="20"/>
+                <w:szCs w:val="20"/>
               </w:rPr>
               <w:t>0.32</w:t>
             </w:r>
@@ -1898,40 +2098,44 @@
         </w:tc>
         <w:tc>
           <w:tcPr>
-            <w:tcW w:w="1080" w:type="dxa"/>
-            <w:tcBorders>
-              <w:top w:val="none" w:sz="0" w:space="0" w:color="000000"/>
-              <w:left w:val="none" w:sz="0" w:space="0" w:color="000000"/>
-              <w:bottom w:val="none" w:sz="0" w:space="0" w:color="000000"/>
-              <w:right w:val="none" w:sz="0" w:space="0" w:color="000000"/>
-            </w:tcBorders>
-            <w:shd w:val="clear" w:color="auto" w:fill="FFFFFF"/>
-            <w:tcMar>
-              <w:top w:w="0" w:type="dxa"/>
-              <w:left w:w="0" w:type="dxa"/>
-              <w:bottom w:w="0" w:type="dxa"/>
-              <w:right w:w="0" w:type="dxa"/>
-            </w:tcMar>
-            <w:vAlign w:val="center"/>
-          </w:tcPr>
-          <w:p>
-            <w:pPr>
-              <w:pBdr>
-                <w:top w:val="none" w:sz="0" w:space="0" w:color="000000"/>
-                <w:left w:val="none" w:sz="0" w:space="0" w:color="000000"/>
-                <w:bottom w:val="none" w:sz="0" w:space="0" w:color="000000"/>
-                <w:right w:val="none" w:sz="0" w:space="0" w:color="000000"/>
-              </w:pBdr>
-              <w:spacing w:before="100" w:after="100"/>
-              <w:ind w:left="100" w:right="100"/>
+            <w:tcW w:w="810" w:type="dxa"/>
+            <w:tcBorders>
+              <w:top w:val="none" w:sz="0" w:space="0" w:color="000000"/>
+              <w:left w:val="none" w:sz="0" w:space="0" w:color="000000"/>
+              <w:bottom w:val="none" w:sz="0" w:space="0" w:color="000000"/>
+              <w:right w:val="none" w:sz="0" w:space="0" w:color="000000"/>
+            </w:tcBorders>
+            <w:shd w:val="clear" w:color="auto" w:fill="FFFFFF"/>
+            <w:tcMar>
+              <w:top w:w="0" w:type="dxa"/>
+              <w:left w:w="0" w:type="dxa"/>
+              <w:bottom w:w="0" w:type="dxa"/>
+              <w:right w:w="0" w:type="dxa"/>
+            </w:tcMar>
+            <w:vAlign w:val="center"/>
+          </w:tcPr>
+          <w:p>
+            <w:pPr>
+              <w:pBdr>
+                <w:top w:val="none" w:sz="0" w:space="0" w:color="000000"/>
+                <w:left w:val="none" w:sz="0" w:space="0" w:color="000000"/>
+                <w:bottom w:val="none" w:sz="0" w:space="0" w:color="000000"/>
+                <w:right w:val="none" w:sz="0" w:space="0" w:color="000000"/>
+              </w:pBdr>
+              <w:spacing w:before="100" w:after="100"/>
+              <w:ind w:left="100" w:right="100"/>
+              <w:rPr>
+                <w:sz w:val="20"/>
+                <w:szCs w:val="20"/>
+              </w:rPr>
             </w:pPr>
             <w:r>
               <w:rPr>
                 <w:rFonts w:ascii="Times New Roman" w:eastAsia="Times New Roman" w:hAnsi="Times New Roman" w:cs="Times New Roman"/>
                 <w:b/>
                 <w:color w:val="000000"/>
-                <w:sz w:val="14"/>
-                <w:szCs w:val="14"/>
+                <w:sz w:val="20"/>
+                <w:szCs w:val="20"/>
               </w:rPr>
               <w:t>0.004</w:t>
             </w:r>
@@ -1939,39 +2143,43 @@
         </w:tc>
         <w:tc>
           <w:tcPr>
-            <w:tcW w:w="1085" w:type="dxa"/>
-            <w:tcBorders>
-              <w:top w:val="none" w:sz="0" w:space="0" w:color="000000"/>
-              <w:left w:val="none" w:sz="0" w:space="0" w:color="000000"/>
-              <w:bottom w:val="none" w:sz="0" w:space="0" w:color="000000"/>
-              <w:right w:val="none" w:sz="0" w:space="0" w:color="000000"/>
-            </w:tcBorders>
-            <w:shd w:val="clear" w:color="auto" w:fill="FFFFFF"/>
-            <w:tcMar>
-              <w:top w:w="0" w:type="dxa"/>
-              <w:left w:w="0" w:type="dxa"/>
-              <w:bottom w:w="0" w:type="dxa"/>
-              <w:right w:w="0" w:type="dxa"/>
-            </w:tcMar>
-            <w:vAlign w:val="center"/>
-          </w:tcPr>
-          <w:p>
-            <w:pPr>
-              <w:pBdr>
-                <w:top w:val="none" w:sz="0" w:space="0" w:color="000000"/>
-                <w:left w:val="none" w:sz="0" w:space="0" w:color="000000"/>
-                <w:bottom w:val="none" w:sz="0" w:space="0" w:color="000000"/>
-                <w:right w:val="none" w:sz="0" w:space="0" w:color="000000"/>
-              </w:pBdr>
-              <w:spacing w:before="100" w:after="100"/>
-              <w:ind w:left="100" w:right="100"/>
-            </w:pPr>
-            <w:r>
-              <w:rPr>
-                <w:rFonts w:ascii="Times New Roman" w:eastAsia="Times New Roman" w:hAnsi="Times New Roman" w:cs="Times New Roman"/>
-                <w:color w:val="000000"/>
-                <w:sz w:val="16"/>
-                <w:szCs w:val="16"/>
+            <w:tcW w:w="1170" w:type="dxa"/>
+            <w:tcBorders>
+              <w:top w:val="none" w:sz="0" w:space="0" w:color="000000"/>
+              <w:left w:val="none" w:sz="0" w:space="0" w:color="000000"/>
+              <w:bottom w:val="none" w:sz="0" w:space="0" w:color="000000"/>
+              <w:right w:val="none" w:sz="0" w:space="0" w:color="000000"/>
+            </w:tcBorders>
+            <w:shd w:val="clear" w:color="auto" w:fill="FFFFFF"/>
+            <w:tcMar>
+              <w:top w:w="0" w:type="dxa"/>
+              <w:left w:w="0" w:type="dxa"/>
+              <w:bottom w:w="0" w:type="dxa"/>
+              <w:right w:w="0" w:type="dxa"/>
+            </w:tcMar>
+            <w:vAlign w:val="center"/>
+          </w:tcPr>
+          <w:p>
+            <w:pPr>
+              <w:pBdr>
+                <w:top w:val="none" w:sz="0" w:space="0" w:color="000000"/>
+                <w:left w:val="none" w:sz="0" w:space="0" w:color="000000"/>
+                <w:bottom w:val="none" w:sz="0" w:space="0" w:color="000000"/>
+                <w:right w:val="none" w:sz="0" w:space="0" w:color="000000"/>
+              </w:pBdr>
+              <w:spacing w:before="100" w:after="100"/>
+              <w:ind w:left="100" w:right="100"/>
+              <w:rPr>
+                <w:sz w:val="20"/>
+                <w:szCs w:val="20"/>
+              </w:rPr>
+            </w:pPr>
+            <w:r>
+              <w:rPr>
+                <w:rFonts w:ascii="Times New Roman" w:eastAsia="Times New Roman" w:hAnsi="Times New Roman" w:cs="Times New Roman"/>
+                <w:color w:val="000000"/>
+                <w:sz w:val="20"/>
+                <w:szCs w:val="20"/>
               </w:rPr>
               <w:t>0.1, 0.54</w:t>
             </w:r>
@@ -1984,7 +2192,7 @@
         </w:trPr>
         <w:tc>
           <w:tcPr>
-            <w:tcW w:w="1930" w:type="dxa"/>
+            <w:tcW w:w="1260" w:type="dxa"/>
             <w:vMerge w:val="restart"/>
             <w:tcBorders>
               <w:top w:val="none" w:sz="0" w:space="0" w:color="000000"/>
@@ -2010,13 +2218,17 @@
               </w:pBdr>
               <w:spacing w:before="100" w:after="100"/>
               <w:ind w:left="100" w:right="100"/>
-            </w:pPr>
-            <w:r>
-              <w:rPr>
-                <w:rFonts w:ascii="Times New Roman" w:eastAsia="Times New Roman" w:hAnsi="Times New Roman" w:cs="Times New Roman"/>
-                <w:color w:val="000000"/>
-                <w:sz w:val="16"/>
-                <w:szCs w:val="16"/>
+              <w:rPr>
+                <w:sz w:val="20"/>
+                <w:szCs w:val="20"/>
+              </w:rPr>
+            </w:pPr>
+            <w:r>
+              <w:rPr>
+                <w:rFonts w:ascii="Times New Roman" w:eastAsia="Times New Roman" w:hAnsi="Times New Roman" w:cs="Times New Roman"/>
+                <w:color w:val="000000"/>
+                <w:sz w:val="20"/>
+                <w:szCs w:val="20"/>
               </w:rPr>
               <w:t>Understory macroalgae</w:t>
             </w:r>
@@ -2024,39 +2236,43 @@
         </w:tc>
         <w:tc>
           <w:tcPr>
-            <w:tcW w:w="2930" w:type="dxa"/>
-            <w:tcBorders>
-              <w:top w:val="none" w:sz="0" w:space="0" w:color="000000"/>
-              <w:left w:val="none" w:sz="0" w:space="0" w:color="000000"/>
-              <w:bottom w:val="none" w:sz="0" w:space="0" w:color="000000"/>
-              <w:right w:val="none" w:sz="0" w:space="0" w:color="000000"/>
-            </w:tcBorders>
-            <w:shd w:val="clear" w:color="auto" w:fill="FFFFFF"/>
-            <w:tcMar>
-              <w:top w:w="0" w:type="dxa"/>
-              <w:left w:w="0" w:type="dxa"/>
-              <w:bottom w:w="0" w:type="dxa"/>
-              <w:right w:w="0" w:type="dxa"/>
-            </w:tcMar>
-            <w:vAlign w:val="center"/>
-          </w:tcPr>
-          <w:p>
-            <w:pPr>
-              <w:pBdr>
-                <w:top w:val="none" w:sz="0" w:space="0" w:color="000000"/>
-                <w:left w:val="none" w:sz="0" w:space="0" w:color="000000"/>
-                <w:bottom w:val="none" w:sz="0" w:space="0" w:color="000000"/>
-                <w:right w:val="none" w:sz="0" w:space="0" w:color="000000"/>
-              </w:pBdr>
-              <w:spacing w:before="100" w:after="100"/>
-              <w:ind w:left="100" w:right="100"/>
-            </w:pPr>
-            <w:r>
-              <w:rPr>
-                <w:rFonts w:ascii="Times New Roman" w:eastAsia="Times New Roman" w:hAnsi="Times New Roman" w:cs="Times New Roman"/>
-                <w:color w:val="000000"/>
-                <w:sz w:val="16"/>
-                <w:szCs w:val="16"/>
+            <w:tcW w:w="1440" w:type="dxa"/>
+            <w:tcBorders>
+              <w:top w:val="none" w:sz="0" w:space="0" w:color="000000"/>
+              <w:left w:val="none" w:sz="0" w:space="0" w:color="000000"/>
+              <w:bottom w:val="none" w:sz="0" w:space="0" w:color="000000"/>
+              <w:right w:val="none" w:sz="0" w:space="0" w:color="000000"/>
+            </w:tcBorders>
+            <w:shd w:val="clear" w:color="auto" w:fill="FFFFFF"/>
+            <w:tcMar>
+              <w:top w:w="0" w:type="dxa"/>
+              <w:left w:w="0" w:type="dxa"/>
+              <w:bottom w:w="0" w:type="dxa"/>
+              <w:right w:w="0" w:type="dxa"/>
+            </w:tcMar>
+            <w:vAlign w:val="center"/>
+          </w:tcPr>
+          <w:p>
+            <w:pPr>
+              <w:pBdr>
+                <w:top w:val="none" w:sz="0" w:space="0" w:color="000000"/>
+                <w:left w:val="none" w:sz="0" w:space="0" w:color="000000"/>
+                <w:bottom w:val="none" w:sz="0" w:space="0" w:color="000000"/>
+                <w:right w:val="none" w:sz="0" w:space="0" w:color="000000"/>
+              </w:pBdr>
+              <w:spacing w:before="100" w:after="100"/>
+              <w:ind w:left="100" w:right="100"/>
+              <w:rPr>
+                <w:sz w:val="20"/>
+                <w:szCs w:val="20"/>
+              </w:rPr>
+            </w:pPr>
+            <w:r>
+              <w:rPr>
+                <w:rFonts w:ascii="Times New Roman" w:eastAsia="Times New Roman" w:hAnsi="Times New Roman" w:cs="Times New Roman"/>
+                <w:color w:val="000000"/>
+                <w:sz w:val="20"/>
+                <w:szCs w:val="20"/>
               </w:rPr>
               <w:t>Intercept</w:t>
             </w:r>
@@ -2064,7 +2280,7 @@
         </w:tc>
         <w:tc>
           <w:tcPr>
-            <w:tcW w:w="1080" w:type="dxa"/>
+            <w:tcW w:w="900" w:type="dxa"/>
             <w:tcBorders>
               <w:top w:val="none" w:sz="0" w:space="0" w:color="000000"/>
               <w:left w:val="none" w:sz="0" w:space="0" w:color="000000"/>
@@ -2091,13 +2307,17 @@
               <w:spacing w:before="100" w:after="100"/>
               <w:ind w:left="100" w:right="100"/>
               <w:jc w:val="right"/>
-            </w:pPr>
-            <w:r>
-              <w:rPr>
-                <w:rFonts w:ascii="Times New Roman" w:eastAsia="Times New Roman" w:hAnsi="Times New Roman" w:cs="Times New Roman"/>
-                <w:color w:val="000000"/>
-                <w:sz w:val="16"/>
-                <w:szCs w:val="16"/>
+              <w:rPr>
+                <w:sz w:val="20"/>
+                <w:szCs w:val="20"/>
+              </w:rPr>
+            </w:pPr>
+            <w:r>
+              <w:rPr>
+                <w:rFonts w:ascii="Times New Roman" w:eastAsia="Times New Roman" w:hAnsi="Times New Roman" w:cs="Times New Roman"/>
+                <w:color w:val="000000"/>
+                <w:sz w:val="20"/>
+                <w:szCs w:val="20"/>
               </w:rPr>
               <w:t>4.38</w:t>
             </w:r>
@@ -2105,40 +2325,44 @@
         </w:tc>
         <w:tc>
           <w:tcPr>
-            <w:tcW w:w="1080" w:type="dxa"/>
-            <w:tcBorders>
-              <w:top w:val="none" w:sz="0" w:space="0" w:color="000000"/>
-              <w:left w:val="none" w:sz="0" w:space="0" w:color="000000"/>
-              <w:bottom w:val="none" w:sz="0" w:space="0" w:color="000000"/>
-              <w:right w:val="none" w:sz="0" w:space="0" w:color="000000"/>
-            </w:tcBorders>
-            <w:shd w:val="clear" w:color="auto" w:fill="FFFFFF"/>
-            <w:tcMar>
-              <w:top w:w="0" w:type="dxa"/>
-              <w:left w:w="0" w:type="dxa"/>
-              <w:bottom w:w="0" w:type="dxa"/>
-              <w:right w:w="0" w:type="dxa"/>
-            </w:tcMar>
-            <w:vAlign w:val="center"/>
-          </w:tcPr>
-          <w:p>
-            <w:pPr>
-              <w:pBdr>
-                <w:top w:val="none" w:sz="0" w:space="0" w:color="000000"/>
-                <w:left w:val="none" w:sz="0" w:space="0" w:color="000000"/>
-                <w:bottom w:val="none" w:sz="0" w:space="0" w:color="000000"/>
-                <w:right w:val="none" w:sz="0" w:space="0" w:color="000000"/>
-              </w:pBdr>
-              <w:spacing w:before="100" w:after="100"/>
-              <w:ind w:left="100" w:right="100"/>
+            <w:tcW w:w="810" w:type="dxa"/>
+            <w:tcBorders>
+              <w:top w:val="none" w:sz="0" w:space="0" w:color="000000"/>
+              <w:left w:val="none" w:sz="0" w:space="0" w:color="000000"/>
+              <w:bottom w:val="none" w:sz="0" w:space="0" w:color="000000"/>
+              <w:right w:val="none" w:sz="0" w:space="0" w:color="000000"/>
+            </w:tcBorders>
+            <w:shd w:val="clear" w:color="auto" w:fill="FFFFFF"/>
+            <w:tcMar>
+              <w:top w:w="0" w:type="dxa"/>
+              <w:left w:w="0" w:type="dxa"/>
+              <w:bottom w:w="0" w:type="dxa"/>
+              <w:right w:w="0" w:type="dxa"/>
+            </w:tcMar>
+            <w:vAlign w:val="center"/>
+          </w:tcPr>
+          <w:p>
+            <w:pPr>
+              <w:pBdr>
+                <w:top w:val="none" w:sz="0" w:space="0" w:color="000000"/>
+                <w:left w:val="none" w:sz="0" w:space="0" w:color="000000"/>
+                <w:bottom w:val="none" w:sz="0" w:space="0" w:color="000000"/>
+                <w:right w:val="none" w:sz="0" w:space="0" w:color="000000"/>
+              </w:pBdr>
+              <w:spacing w:before="100" w:after="100"/>
+              <w:ind w:left="100" w:right="100"/>
+              <w:rPr>
+                <w:sz w:val="20"/>
+                <w:szCs w:val="20"/>
+              </w:rPr>
             </w:pPr>
             <w:r>
               <w:rPr>
                 <w:rFonts w:ascii="Times New Roman" w:eastAsia="Times New Roman" w:hAnsi="Times New Roman" w:cs="Times New Roman"/>
                 <w:b/>
                 <w:color w:val="000000"/>
-                <w:sz w:val="14"/>
-                <w:szCs w:val="14"/>
+                <w:sz w:val="20"/>
+                <w:szCs w:val="20"/>
               </w:rPr>
               <w:t>&lt;0.001</w:t>
             </w:r>
@@ -2146,39 +2370,43 @@
         </w:tc>
         <w:tc>
           <w:tcPr>
-            <w:tcW w:w="1085" w:type="dxa"/>
-            <w:tcBorders>
-              <w:top w:val="none" w:sz="0" w:space="0" w:color="000000"/>
-              <w:left w:val="none" w:sz="0" w:space="0" w:color="000000"/>
-              <w:bottom w:val="none" w:sz="0" w:space="0" w:color="000000"/>
-              <w:right w:val="none" w:sz="0" w:space="0" w:color="000000"/>
-            </w:tcBorders>
-            <w:shd w:val="clear" w:color="auto" w:fill="FFFFFF"/>
-            <w:tcMar>
-              <w:top w:w="0" w:type="dxa"/>
-              <w:left w:w="0" w:type="dxa"/>
-              <w:bottom w:w="0" w:type="dxa"/>
-              <w:right w:w="0" w:type="dxa"/>
-            </w:tcMar>
-            <w:vAlign w:val="center"/>
-          </w:tcPr>
-          <w:p>
-            <w:pPr>
-              <w:pBdr>
-                <w:top w:val="none" w:sz="0" w:space="0" w:color="000000"/>
-                <w:left w:val="none" w:sz="0" w:space="0" w:color="000000"/>
-                <w:bottom w:val="none" w:sz="0" w:space="0" w:color="000000"/>
-                <w:right w:val="none" w:sz="0" w:space="0" w:color="000000"/>
-              </w:pBdr>
-              <w:spacing w:before="100" w:after="100"/>
-              <w:ind w:left="100" w:right="100"/>
-            </w:pPr>
-            <w:r>
-              <w:rPr>
-                <w:rFonts w:ascii="Times New Roman" w:eastAsia="Times New Roman" w:hAnsi="Times New Roman" w:cs="Times New Roman"/>
-                <w:color w:val="000000"/>
-                <w:sz w:val="16"/>
-                <w:szCs w:val="16"/>
+            <w:tcW w:w="1170" w:type="dxa"/>
+            <w:tcBorders>
+              <w:top w:val="none" w:sz="0" w:space="0" w:color="000000"/>
+              <w:left w:val="none" w:sz="0" w:space="0" w:color="000000"/>
+              <w:bottom w:val="none" w:sz="0" w:space="0" w:color="000000"/>
+              <w:right w:val="none" w:sz="0" w:space="0" w:color="000000"/>
+            </w:tcBorders>
+            <w:shd w:val="clear" w:color="auto" w:fill="FFFFFF"/>
+            <w:tcMar>
+              <w:top w:w="0" w:type="dxa"/>
+              <w:left w:w="0" w:type="dxa"/>
+              <w:bottom w:w="0" w:type="dxa"/>
+              <w:right w:w="0" w:type="dxa"/>
+            </w:tcMar>
+            <w:vAlign w:val="center"/>
+          </w:tcPr>
+          <w:p>
+            <w:pPr>
+              <w:pBdr>
+                <w:top w:val="none" w:sz="0" w:space="0" w:color="000000"/>
+                <w:left w:val="none" w:sz="0" w:space="0" w:color="000000"/>
+                <w:bottom w:val="none" w:sz="0" w:space="0" w:color="000000"/>
+                <w:right w:val="none" w:sz="0" w:space="0" w:color="000000"/>
+              </w:pBdr>
+              <w:spacing w:before="100" w:after="100"/>
+              <w:ind w:left="100" w:right="100"/>
+              <w:rPr>
+                <w:sz w:val="20"/>
+                <w:szCs w:val="20"/>
+              </w:rPr>
+            </w:pPr>
+            <w:r>
+              <w:rPr>
+                <w:rFonts w:ascii="Times New Roman" w:eastAsia="Times New Roman" w:hAnsi="Times New Roman" w:cs="Times New Roman"/>
+                <w:color w:val="000000"/>
+                <w:sz w:val="20"/>
+                <w:szCs w:val="20"/>
               </w:rPr>
               <w:t>3.65, 5.11</w:t>
             </w:r>
@@ -2186,39 +2414,43 @@
         </w:tc>
         <w:tc>
           <w:tcPr>
-            <w:tcW w:w="2930" w:type="dxa"/>
-            <w:tcBorders>
-              <w:top w:val="none" w:sz="0" w:space="0" w:color="000000"/>
-              <w:left w:val="none" w:sz="0" w:space="0" w:color="000000"/>
-              <w:bottom w:val="none" w:sz="0" w:space="0" w:color="000000"/>
-              <w:right w:val="none" w:sz="0" w:space="0" w:color="000000"/>
-            </w:tcBorders>
-            <w:shd w:val="clear" w:color="auto" w:fill="FFFFFF"/>
-            <w:tcMar>
-              <w:top w:w="0" w:type="dxa"/>
-              <w:left w:w="0" w:type="dxa"/>
-              <w:bottom w:w="0" w:type="dxa"/>
-              <w:right w:w="0" w:type="dxa"/>
-            </w:tcMar>
-            <w:vAlign w:val="center"/>
-          </w:tcPr>
-          <w:p>
-            <w:pPr>
-              <w:pBdr>
-                <w:top w:val="none" w:sz="0" w:space="0" w:color="000000"/>
-                <w:left w:val="none" w:sz="0" w:space="0" w:color="000000"/>
-                <w:bottom w:val="none" w:sz="0" w:space="0" w:color="000000"/>
-                <w:right w:val="none" w:sz="0" w:space="0" w:color="000000"/>
-              </w:pBdr>
-              <w:spacing w:before="100" w:after="100"/>
-              <w:ind w:left="100" w:right="100"/>
-            </w:pPr>
-            <w:r>
-              <w:rPr>
-                <w:rFonts w:ascii="Times New Roman" w:eastAsia="Times New Roman" w:hAnsi="Times New Roman" w:cs="Times New Roman"/>
-                <w:color w:val="000000"/>
-                <w:sz w:val="16"/>
-                <w:szCs w:val="16"/>
+            <w:tcW w:w="1440" w:type="dxa"/>
+            <w:tcBorders>
+              <w:top w:val="none" w:sz="0" w:space="0" w:color="000000"/>
+              <w:left w:val="none" w:sz="0" w:space="0" w:color="000000"/>
+              <w:bottom w:val="none" w:sz="0" w:space="0" w:color="000000"/>
+              <w:right w:val="none" w:sz="0" w:space="0" w:color="000000"/>
+            </w:tcBorders>
+            <w:shd w:val="clear" w:color="auto" w:fill="FFFFFF"/>
+            <w:tcMar>
+              <w:top w:w="0" w:type="dxa"/>
+              <w:left w:w="0" w:type="dxa"/>
+              <w:bottom w:w="0" w:type="dxa"/>
+              <w:right w:w="0" w:type="dxa"/>
+            </w:tcMar>
+            <w:vAlign w:val="center"/>
+          </w:tcPr>
+          <w:p>
+            <w:pPr>
+              <w:pBdr>
+                <w:top w:val="none" w:sz="0" w:space="0" w:color="000000"/>
+                <w:left w:val="none" w:sz="0" w:space="0" w:color="000000"/>
+                <w:bottom w:val="none" w:sz="0" w:space="0" w:color="000000"/>
+                <w:right w:val="none" w:sz="0" w:space="0" w:color="000000"/>
+              </w:pBdr>
+              <w:spacing w:before="100" w:after="100"/>
+              <w:ind w:left="100" w:right="100"/>
+              <w:rPr>
+                <w:sz w:val="20"/>
+                <w:szCs w:val="20"/>
+              </w:rPr>
+            </w:pPr>
+            <w:r>
+              <w:rPr>
+                <w:rFonts w:ascii="Times New Roman" w:eastAsia="Times New Roman" w:hAnsi="Times New Roman" w:cs="Times New Roman"/>
+                <w:color w:val="000000"/>
+                <w:sz w:val="20"/>
+                <w:szCs w:val="20"/>
               </w:rPr>
               <w:t>Intercept</w:t>
             </w:r>
@@ -2226,7 +2458,7 @@
         </w:tc>
         <w:tc>
           <w:tcPr>
-            <w:tcW w:w="1080" w:type="dxa"/>
+            <w:tcW w:w="900" w:type="dxa"/>
             <w:tcBorders>
               <w:top w:val="none" w:sz="0" w:space="0" w:color="000000"/>
               <w:left w:val="none" w:sz="0" w:space="0" w:color="000000"/>
@@ -2253,13 +2485,17 @@
               <w:spacing w:before="100" w:after="100"/>
               <w:ind w:left="100" w:right="100"/>
               <w:jc w:val="right"/>
-            </w:pPr>
-            <w:r>
-              <w:rPr>
-                <w:rFonts w:ascii="Times New Roman" w:eastAsia="Times New Roman" w:hAnsi="Times New Roman" w:cs="Times New Roman"/>
-                <w:color w:val="000000"/>
-                <w:sz w:val="16"/>
-                <w:szCs w:val="16"/>
+              <w:rPr>
+                <w:sz w:val="20"/>
+                <w:szCs w:val="20"/>
+              </w:rPr>
+            </w:pPr>
+            <w:r>
+              <w:rPr>
+                <w:rFonts w:ascii="Times New Roman" w:eastAsia="Times New Roman" w:hAnsi="Times New Roman" w:cs="Times New Roman"/>
+                <w:color w:val="000000"/>
+                <w:sz w:val="20"/>
+                <w:szCs w:val="20"/>
               </w:rPr>
               <w:t>3.59</w:t>
             </w:r>
@@ -2267,40 +2503,44 @@
         </w:tc>
         <w:tc>
           <w:tcPr>
-            <w:tcW w:w="1080" w:type="dxa"/>
-            <w:tcBorders>
-              <w:top w:val="none" w:sz="0" w:space="0" w:color="000000"/>
-              <w:left w:val="none" w:sz="0" w:space="0" w:color="000000"/>
-              <w:bottom w:val="none" w:sz="0" w:space="0" w:color="000000"/>
-              <w:right w:val="none" w:sz="0" w:space="0" w:color="000000"/>
-            </w:tcBorders>
-            <w:shd w:val="clear" w:color="auto" w:fill="FFFFFF"/>
-            <w:tcMar>
-              <w:top w:w="0" w:type="dxa"/>
-              <w:left w:w="0" w:type="dxa"/>
-              <w:bottom w:w="0" w:type="dxa"/>
-              <w:right w:w="0" w:type="dxa"/>
-            </w:tcMar>
-            <w:vAlign w:val="center"/>
-          </w:tcPr>
-          <w:p>
-            <w:pPr>
-              <w:pBdr>
-                <w:top w:val="none" w:sz="0" w:space="0" w:color="000000"/>
-                <w:left w:val="none" w:sz="0" w:space="0" w:color="000000"/>
-                <w:bottom w:val="none" w:sz="0" w:space="0" w:color="000000"/>
-                <w:right w:val="none" w:sz="0" w:space="0" w:color="000000"/>
-              </w:pBdr>
-              <w:spacing w:before="100" w:after="100"/>
-              <w:ind w:left="100" w:right="100"/>
+            <w:tcW w:w="810" w:type="dxa"/>
+            <w:tcBorders>
+              <w:top w:val="none" w:sz="0" w:space="0" w:color="000000"/>
+              <w:left w:val="none" w:sz="0" w:space="0" w:color="000000"/>
+              <w:bottom w:val="none" w:sz="0" w:space="0" w:color="000000"/>
+              <w:right w:val="none" w:sz="0" w:space="0" w:color="000000"/>
+            </w:tcBorders>
+            <w:shd w:val="clear" w:color="auto" w:fill="FFFFFF"/>
+            <w:tcMar>
+              <w:top w:w="0" w:type="dxa"/>
+              <w:left w:w="0" w:type="dxa"/>
+              <w:bottom w:w="0" w:type="dxa"/>
+              <w:right w:w="0" w:type="dxa"/>
+            </w:tcMar>
+            <w:vAlign w:val="center"/>
+          </w:tcPr>
+          <w:p>
+            <w:pPr>
+              <w:pBdr>
+                <w:top w:val="none" w:sz="0" w:space="0" w:color="000000"/>
+                <w:left w:val="none" w:sz="0" w:space="0" w:color="000000"/>
+                <w:bottom w:val="none" w:sz="0" w:space="0" w:color="000000"/>
+                <w:right w:val="none" w:sz="0" w:space="0" w:color="000000"/>
+              </w:pBdr>
+              <w:spacing w:before="100" w:after="100"/>
+              <w:ind w:left="100" w:right="100"/>
+              <w:rPr>
+                <w:sz w:val="20"/>
+                <w:szCs w:val="20"/>
+              </w:rPr>
             </w:pPr>
             <w:r>
               <w:rPr>
                 <w:rFonts w:ascii="Times New Roman" w:eastAsia="Times New Roman" w:hAnsi="Times New Roman" w:cs="Times New Roman"/>
                 <w:b/>
                 <w:color w:val="000000"/>
-                <w:sz w:val="14"/>
-                <w:szCs w:val="14"/>
+                <w:sz w:val="20"/>
+                <w:szCs w:val="20"/>
               </w:rPr>
               <w:t>&lt;0.001</w:t>
             </w:r>
@@ -2308,39 +2548,43 @@
         </w:tc>
         <w:tc>
           <w:tcPr>
-            <w:tcW w:w="1085" w:type="dxa"/>
-            <w:tcBorders>
-              <w:top w:val="none" w:sz="0" w:space="0" w:color="000000"/>
-              <w:left w:val="none" w:sz="0" w:space="0" w:color="000000"/>
-              <w:bottom w:val="none" w:sz="0" w:space="0" w:color="000000"/>
-              <w:right w:val="none" w:sz="0" w:space="0" w:color="000000"/>
-            </w:tcBorders>
-            <w:shd w:val="clear" w:color="auto" w:fill="FFFFFF"/>
-            <w:tcMar>
-              <w:top w:w="0" w:type="dxa"/>
-              <w:left w:w="0" w:type="dxa"/>
-              <w:bottom w:w="0" w:type="dxa"/>
-              <w:right w:w="0" w:type="dxa"/>
-            </w:tcMar>
-            <w:vAlign w:val="center"/>
-          </w:tcPr>
-          <w:p>
-            <w:pPr>
-              <w:pBdr>
-                <w:top w:val="none" w:sz="0" w:space="0" w:color="000000"/>
-                <w:left w:val="none" w:sz="0" w:space="0" w:color="000000"/>
-                <w:bottom w:val="none" w:sz="0" w:space="0" w:color="000000"/>
-                <w:right w:val="none" w:sz="0" w:space="0" w:color="000000"/>
-              </w:pBdr>
-              <w:spacing w:before="100" w:after="100"/>
-              <w:ind w:left="100" w:right="100"/>
-            </w:pPr>
-            <w:r>
-              <w:rPr>
-                <w:rFonts w:ascii="Times New Roman" w:eastAsia="Times New Roman" w:hAnsi="Times New Roman" w:cs="Times New Roman"/>
-                <w:color w:val="000000"/>
-                <w:sz w:val="16"/>
-                <w:szCs w:val="16"/>
+            <w:tcW w:w="1170" w:type="dxa"/>
+            <w:tcBorders>
+              <w:top w:val="none" w:sz="0" w:space="0" w:color="000000"/>
+              <w:left w:val="none" w:sz="0" w:space="0" w:color="000000"/>
+              <w:bottom w:val="none" w:sz="0" w:space="0" w:color="000000"/>
+              <w:right w:val="none" w:sz="0" w:space="0" w:color="000000"/>
+            </w:tcBorders>
+            <w:shd w:val="clear" w:color="auto" w:fill="FFFFFF"/>
+            <w:tcMar>
+              <w:top w:w="0" w:type="dxa"/>
+              <w:left w:w="0" w:type="dxa"/>
+              <w:bottom w:w="0" w:type="dxa"/>
+              <w:right w:w="0" w:type="dxa"/>
+            </w:tcMar>
+            <w:vAlign w:val="center"/>
+          </w:tcPr>
+          <w:p>
+            <w:pPr>
+              <w:pBdr>
+                <w:top w:val="none" w:sz="0" w:space="0" w:color="000000"/>
+                <w:left w:val="none" w:sz="0" w:space="0" w:color="000000"/>
+                <w:bottom w:val="none" w:sz="0" w:space="0" w:color="000000"/>
+                <w:right w:val="none" w:sz="0" w:space="0" w:color="000000"/>
+              </w:pBdr>
+              <w:spacing w:before="100" w:after="100"/>
+              <w:ind w:left="100" w:right="100"/>
+              <w:rPr>
+                <w:sz w:val="20"/>
+                <w:szCs w:val="20"/>
+              </w:rPr>
+            </w:pPr>
+            <w:r>
+              <w:rPr>
+                <w:rFonts w:ascii="Times New Roman" w:eastAsia="Times New Roman" w:hAnsi="Times New Roman" w:cs="Times New Roman"/>
+                <w:color w:val="000000"/>
+                <w:sz w:val="20"/>
+                <w:szCs w:val="20"/>
               </w:rPr>
               <w:t>2.97, 4.2</w:t>
             </w:r>
@@ -2353,7 +2597,7 @@
         </w:trPr>
         <w:tc>
           <w:tcPr>
-            <w:tcW w:w="1930" w:type="dxa"/>
+            <w:tcW w:w="1260" w:type="dxa"/>
             <w:vMerge/>
             <w:tcBorders>
               <w:top w:val="none" w:sz="0" w:space="0" w:color="000000"/>
@@ -2379,44 +2623,52 @@
               </w:pBdr>
               <w:spacing w:before="100" w:after="100"/>
               <w:ind w:left="100" w:right="100"/>
-            </w:pPr>
-          </w:p>
-        </w:tc>
-        <w:tc>
-          <w:tcPr>
-            <w:tcW w:w="2930" w:type="dxa"/>
-            <w:tcBorders>
-              <w:top w:val="none" w:sz="0" w:space="0" w:color="000000"/>
-              <w:left w:val="none" w:sz="0" w:space="0" w:color="000000"/>
-              <w:bottom w:val="none" w:sz="0" w:space="0" w:color="000000"/>
-              <w:right w:val="none" w:sz="0" w:space="0" w:color="000000"/>
-            </w:tcBorders>
-            <w:shd w:val="clear" w:color="auto" w:fill="FFFFFF"/>
-            <w:tcMar>
-              <w:top w:w="0" w:type="dxa"/>
-              <w:left w:w="0" w:type="dxa"/>
-              <w:bottom w:w="0" w:type="dxa"/>
-              <w:right w:w="0" w:type="dxa"/>
-            </w:tcMar>
-            <w:vAlign w:val="center"/>
-          </w:tcPr>
-          <w:p>
-            <w:pPr>
-              <w:pBdr>
-                <w:top w:val="none" w:sz="0" w:space="0" w:color="000000"/>
-                <w:left w:val="none" w:sz="0" w:space="0" w:color="000000"/>
-                <w:bottom w:val="none" w:sz="0" w:space="0" w:color="000000"/>
-                <w:right w:val="none" w:sz="0" w:space="0" w:color="000000"/>
-              </w:pBdr>
-              <w:spacing w:before="100" w:after="100"/>
-              <w:ind w:left="100" w:right="100"/>
-            </w:pPr>
-            <w:r>
-              <w:rPr>
-                <w:rFonts w:ascii="Times New Roman" w:eastAsia="Times New Roman" w:hAnsi="Times New Roman" w:cs="Times New Roman"/>
-                <w:color w:val="000000"/>
-                <w:sz w:val="16"/>
-                <w:szCs w:val="16"/>
+              <w:rPr>
+                <w:sz w:val="20"/>
+                <w:szCs w:val="20"/>
+              </w:rPr>
+            </w:pPr>
+          </w:p>
+        </w:tc>
+        <w:tc>
+          <w:tcPr>
+            <w:tcW w:w="1440" w:type="dxa"/>
+            <w:tcBorders>
+              <w:top w:val="none" w:sz="0" w:space="0" w:color="000000"/>
+              <w:left w:val="none" w:sz="0" w:space="0" w:color="000000"/>
+              <w:bottom w:val="none" w:sz="0" w:space="0" w:color="000000"/>
+              <w:right w:val="none" w:sz="0" w:space="0" w:color="000000"/>
+            </w:tcBorders>
+            <w:shd w:val="clear" w:color="auto" w:fill="FFFFFF"/>
+            <w:tcMar>
+              <w:top w:w="0" w:type="dxa"/>
+              <w:left w:w="0" w:type="dxa"/>
+              <w:bottom w:w="0" w:type="dxa"/>
+              <w:right w:w="0" w:type="dxa"/>
+            </w:tcMar>
+            <w:vAlign w:val="center"/>
+          </w:tcPr>
+          <w:p>
+            <w:pPr>
+              <w:pBdr>
+                <w:top w:val="none" w:sz="0" w:space="0" w:color="000000"/>
+                <w:left w:val="none" w:sz="0" w:space="0" w:color="000000"/>
+                <w:bottom w:val="none" w:sz="0" w:space="0" w:color="000000"/>
+                <w:right w:val="none" w:sz="0" w:space="0" w:color="000000"/>
+              </w:pBdr>
+              <w:spacing w:before="100" w:after="100"/>
+              <w:ind w:left="100" w:right="100"/>
+              <w:rPr>
+                <w:sz w:val="20"/>
+                <w:szCs w:val="20"/>
+              </w:rPr>
+            </w:pPr>
+            <w:r>
+              <w:rPr>
+                <w:rFonts w:ascii="Times New Roman" w:eastAsia="Times New Roman" w:hAnsi="Times New Roman" w:cs="Times New Roman"/>
+                <w:color w:val="000000"/>
+                <w:sz w:val="20"/>
+                <w:szCs w:val="20"/>
               </w:rPr>
               <w:t>Time since end</w:t>
             </w:r>
@@ -2424,7 +2676,7 @@
         </w:tc>
         <w:tc>
           <w:tcPr>
-            <w:tcW w:w="1080" w:type="dxa"/>
+            <w:tcW w:w="900" w:type="dxa"/>
             <w:tcBorders>
               <w:top w:val="none" w:sz="0" w:space="0" w:color="000000"/>
               <w:left w:val="none" w:sz="0" w:space="0" w:color="000000"/>
@@ -2451,13 +2703,17 @@
               <w:spacing w:before="100" w:after="100"/>
               <w:ind w:left="100" w:right="100"/>
               <w:jc w:val="right"/>
-            </w:pPr>
-            <w:r>
-              <w:rPr>
-                <w:rFonts w:ascii="Times New Roman" w:eastAsia="Times New Roman" w:hAnsi="Times New Roman" w:cs="Times New Roman"/>
-                <w:color w:val="000000"/>
-                <w:sz w:val="16"/>
-                <w:szCs w:val="16"/>
+              <w:rPr>
+                <w:sz w:val="20"/>
+                <w:szCs w:val="20"/>
+              </w:rPr>
+            </w:pPr>
+            <w:r>
+              <w:rPr>
+                <w:rFonts w:ascii="Times New Roman" w:eastAsia="Times New Roman" w:hAnsi="Times New Roman" w:cs="Times New Roman"/>
+                <w:color w:val="000000"/>
+                <w:sz w:val="20"/>
+                <w:szCs w:val="20"/>
               </w:rPr>
               <w:t>-0.01</w:t>
             </w:r>
@@ -2465,39 +2721,43 @@
         </w:tc>
         <w:tc>
           <w:tcPr>
-            <w:tcW w:w="1080" w:type="dxa"/>
-            <w:tcBorders>
-              <w:top w:val="none" w:sz="0" w:space="0" w:color="000000"/>
-              <w:left w:val="none" w:sz="0" w:space="0" w:color="000000"/>
-              <w:bottom w:val="none" w:sz="0" w:space="0" w:color="000000"/>
-              <w:right w:val="none" w:sz="0" w:space="0" w:color="000000"/>
-            </w:tcBorders>
-            <w:shd w:val="clear" w:color="auto" w:fill="FFFFFF"/>
-            <w:tcMar>
-              <w:top w:w="0" w:type="dxa"/>
-              <w:left w:w="0" w:type="dxa"/>
-              <w:bottom w:w="0" w:type="dxa"/>
-              <w:right w:w="0" w:type="dxa"/>
-            </w:tcMar>
-            <w:vAlign w:val="center"/>
-          </w:tcPr>
-          <w:p>
-            <w:pPr>
-              <w:pBdr>
-                <w:top w:val="none" w:sz="0" w:space="0" w:color="000000"/>
-                <w:left w:val="none" w:sz="0" w:space="0" w:color="000000"/>
-                <w:bottom w:val="none" w:sz="0" w:space="0" w:color="000000"/>
-                <w:right w:val="none" w:sz="0" w:space="0" w:color="000000"/>
-              </w:pBdr>
-              <w:spacing w:before="100" w:after="100"/>
-              <w:ind w:left="100" w:right="100"/>
-            </w:pPr>
-            <w:r>
-              <w:rPr>
-                <w:rFonts w:ascii="Times New Roman" w:eastAsia="Times New Roman" w:hAnsi="Times New Roman" w:cs="Times New Roman"/>
-                <w:color w:val="000000"/>
-                <w:sz w:val="16"/>
-                <w:szCs w:val="16"/>
+            <w:tcW w:w="810" w:type="dxa"/>
+            <w:tcBorders>
+              <w:top w:val="none" w:sz="0" w:space="0" w:color="000000"/>
+              <w:left w:val="none" w:sz="0" w:space="0" w:color="000000"/>
+              <w:bottom w:val="none" w:sz="0" w:space="0" w:color="000000"/>
+              <w:right w:val="none" w:sz="0" w:space="0" w:color="000000"/>
+            </w:tcBorders>
+            <w:shd w:val="clear" w:color="auto" w:fill="FFFFFF"/>
+            <w:tcMar>
+              <w:top w:w="0" w:type="dxa"/>
+              <w:left w:w="0" w:type="dxa"/>
+              <w:bottom w:w="0" w:type="dxa"/>
+              <w:right w:w="0" w:type="dxa"/>
+            </w:tcMar>
+            <w:vAlign w:val="center"/>
+          </w:tcPr>
+          <w:p>
+            <w:pPr>
+              <w:pBdr>
+                <w:top w:val="none" w:sz="0" w:space="0" w:color="000000"/>
+                <w:left w:val="none" w:sz="0" w:space="0" w:color="000000"/>
+                <w:bottom w:val="none" w:sz="0" w:space="0" w:color="000000"/>
+                <w:right w:val="none" w:sz="0" w:space="0" w:color="000000"/>
+              </w:pBdr>
+              <w:spacing w:before="100" w:after="100"/>
+              <w:ind w:left="100" w:right="100"/>
+              <w:rPr>
+                <w:sz w:val="20"/>
+                <w:szCs w:val="20"/>
+              </w:rPr>
+            </w:pPr>
+            <w:r>
+              <w:rPr>
+                <w:rFonts w:ascii="Times New Roman" w:eastAsia="Times New Roman" w:hAnsi="Times New Roman" w:cs="Times New Roman"/>
+                <w:color w:val="000000"/>
+                <w:sz w:val="20"/>
+                <w:szCs w:val="20"/>
               </w:rPr>
               <w:t>0.87</w:t>
             </w:r>
@@ -2505,39 +2765,43 @@
         </w:tc>
         <w:tc>
           <w:tcPr>
-            <w:tcW w:w="1085" w:type="dxa"/>
-            <w:tcBorders>
-              <w:top w:val="none" w:sz="0" w:space="0" w:color="000000"/>
-              <w:left w:val="none" w:sz="0" w:space="0" w:color="000000"/>
-              <w:bottom w:val="none" w:sz="0" w:space="0" w:color="000000"/>
-              <w:right w:val="none" w:sz="0" w:space="0" w:color="000000"/>
-            </w:tcBorders>
-            <w:shd w:val="clear" w:color="auto" w:fill="FFFFFF"/>
-            <w:tcMar>
-              <w:top w:w="0" w:type="dxa"/>
-              <w:left w:w="0" w:type="dxa"/>
-              <w:bottom w:w="0" w:type="dxa"/>
-              <w:right w:w="0" w:type="dxa"/>
-            </w:tcMar>
-            <w:vAlign w:val="center"/>
-          </w:tcPr>
-          <w:p>
-            <w:pPr>
-              <w:pBdr>
-                <w:top w:val="none" w:sz="0" w:space="0" w:color="000000"/>
-                <w:left w:val="none" w:sz="0" w:space="0" w:color="000000"/>
-                <w:bottom w:val="none" w:sz="0" w:space="0" w:color="000000"/>
-                <w:right w:val="none" w:sz="0" w:space="0" w:color="000000"/>
-              </w:pBdr>
-              <w:spacing w:before="100" w:after="100"/>
-              <w:ind w:left="100" w:right="100"/>
-            </w:pPr>
-            <w:r>
-              <w:rPr>
-                <w:rFonts w:ascii="Times New Roman" w:eastAsia="Times New Roman" w:hAnsi="Times New Roman" w:cs="Times New Roman"/>
-                <w:color w:val="000000"/>
-                <w:sz w:val="16"/>
-                <w:szCs w:val="16"/>
+            <w:tcW w:w="1170" w:type="dxa"/>
+            <w:tcBorders>
+              <w:top w:val="none" w:sz="0" w:space="0" w:color="000000"/>
+              <w:left w:val="none" w:sz="0" w:space="0" w:color="000000"/>
+              <w:bottom w:val="none" w:sz="0" w:space="0" w:color="000000"/>
+              <w:right w:val="none" w:sz="0" w:space="0" w:color="000000"/>
+            </w:tcBorders>
+            <w:shd w:val="clear" w:color="auto" w:fill="FFFFFF"/>
+            <w:tcMar>
+              <w:top w:w="0" w:type="dxa"/>
+              <w:left w:w="0" w:type="dxa"/>
+              <w:bottom w:w="0" w:type="dxa"/>
+              <w:right w:w="0" w:type="dxa"/>
+            </w:tcMar>
+            <w:vAlign w:val="center"/>
+          </w:tcPr>
+          <w:p>
+            <w:pPr>
+              <w:pBdr>
+                <w:top w:val="none" w:sz="0" w:space="0" w:color="000000"/>
+                <w:left w:val="none" w:sz="0" w:space="0" w:color="000000"/>
+                <w:bottom w:val="none" w:sz="0" w:space="0" w:color="000000"/>
+                <w:right w:val="none" w:sz="0" w:space="0" w:color="000000"/>
+              </w:pBdr>
+              <w:spacing w:before="100" w:after="100"/>
+              <w:ind w:left="100" w:right="100"/>
+              <w:rPr>
+                <w:sz w:val="20"/>
+                <w:szCs w:val="20"/>
+              </w:rPr>
+            </w:pPr>
+            <w:r>
+              <w:rPr>
+                <w:rFonts w:ascii="Times New Roman" w:eastAsia="Times New Roman" w:hAnsi="Times New Roman" w:cs="Times New Roman"/>
+                <w:color w:val="000000"/>
+                <w:sz w:val="20"/>
+                <w:szCs w:val="20"/>
               </w:rPr>
               <w:t>-0.07, 0.06</w:t>
             </w:r>
@@ -2545,39 +2809,43 @@
         </w:tc>
         <w:tc>
           <w:tcPr>
-            <w:tcW w:w="2930" w:type="dxa"/>
-            <w:tcBorders>
-              <w:top w:val="none" w:sz="0" w:space="0" w:color="000000"/>
-              <w:left w:val="none" w:sz="0" w:space="0" w:color="000000"/>
-              <w:bottom w:val="none" w:sz="0" w:space="0" w:color="000000"/>
-              <w:right w:val="none" w:sz="0" w:space="0" w:color="000000"/>
-            </w:tcBorders>
-            <w:shd w:val="clear" w:color="auto" w:fill="FFFFFF"/>
-            <w:tcMar>
-              <w:top w:w="0" w:type="dxa"/>
-              <w:left w:w="0" w:type="dxa"/>
-              <w:bottom w:w="0" w:type="dxa"/>
-              <w:right w:w="0" w:type="dxa"/>
-            </w:tcMar>
-            <w:vAlign w:val="center"/>
-          </w:tcPr>
-          <w:p>
-            <w:pPr>
-              <w:pBdr>
-                <w:top w:val="none" w:sz="0" w:space="0" w:color="000000"/>
-                <w:left w:val="none" w:sz="0" w:space="0" w:color="000000"/>
-                <w:bottom w:val="none" w:sz="0" w:space="0" w:color="000000"/>
-                <w:right w:val="none" w:sz="0" w:space="0" w:color="000000"/>
-              </w:pBdr>
-              <w:spacing w:before="100" w:after="100"/>
-              <w:ind w:left="100" w:right="100"/>
-            </w:pPr>
-            <w:r>
-              <w:rPr>
-                <w:rFonts w:ascii="Times New Roman" w:eastAsia="Times New Roman" w:hAnsi="Times New Roman" w:cs="Times New Roman"/>
-                <w:color w:val="000000"/>
-                <w:sz w:val="16"/>
-                <w:szCs w:val="16"/>
+            <w:tcW w:w="1440" w:type="dxa"/>
+            <w:tcBorders>
+              <w:top w:val="none" w:sz="0" w:space="0" w:color="000000"/>
+              <w:left w:val="none" w:sz="0" w:space="0" w:color="000000"/>
+              <w:bottom w:val="none" w:sz="0" w:space="0" w:color="000000"/>
+              <w:right w:val="none" w:sz="0" w:space="0" w:color="000000"/>
+            </w:tcBorders>
+            <w:shd w:val="clear" w:color="auto" w:fill="FFFFFF"/>
+            <w:tcMar>
+              <w:top w:w="0" w:type="dxa"/>
+              <w:left w:w="0" w:type="dxa"/>
+              <w:bottom w:w="0" w:type="dxa"/>
+              <w:right w:w="0" w:type="dxa"/>
+            </w:tcMar>
+            <w:vAlign w:val="center"/>
+          </w:tcPr>
+          <w:p>
+            <w:pPr>
+              <w:pBdr>
+                <w:top w:val="none" w:sz="0" w:space="0" w:color="000000"/>
+                <w:left w:val="none" w:sz="0" w:space="0" w:color="000000"/>
+                <w:bottom w:val="none" w:sz="0" w:space="0" w:color="000000"/>
+                <w:right w:val="none" w:sz="0" w:space="0" w:color="000000"/>
+              </w:pBdr>
+              <w:spacing w:before="100" w:after="100"/>
+              <w:ind w:left="100" w:right="100"/>
+              <w:rPr>
+                <w:sz w:val="20"/>
+                <w:szCs w:val="20"/>
+              </w:rPr>
+            </w:pPr>
+            <w:r>
+              <w:rPr>
+                <w:rFonts w:ascii="Times New Roman" w:eastAsia="Times New Roman" w:hAnsi="Times New Roman" w:cs="Times New Roman"/>
+                <w:color w:val="000000"/>
+                <w:sz w:val="20"/>
+                <w:szCs w:val="20"/>
               </w:rPr>
               <w:t>Time since end</w:t>
             </w:r>
@@ -2585,7 +2853,7 @@
         </w:tc>
         <w:tc>
           <w:tcPr>
-            <w:tcW w:w="1080" w:type="dxa"/>
+            <w:tcW w:w="900" w:type="dxa"/>
             <w:tcBorders>
               <w:top w:val="none" w:sz="0" w:space="0" w:color="000000"/>
               <w:left w:val="none" w:sz="0" w:space="0" w:color="000000"/>
@@ -2612,13 +2880,17 @@
               <w:spacing w:before="100" w:after="100"/>
               <w:ind w:left="100" w:right="100"/>
               <w:jc w:val="right"/>
-            </w:pPr>
-            <w:r>
-              <w:rPr>
-                <w:rFonts w:ascii="Times New Roman" w:eastAsia="Times New Roman" w:hAnsi="Times New Roman" w:cs="Times New Roman"/>
-                <w:color w:val="000000"/>
-                <w:sz w:val="16"/>
-                <w:szCs w:val="16"/>
+              <w:rPr>
+                <w:sz w:val="20"/>
+                <w:szCs w:val="20"/>
+              </w:rPr>
+            </w:pPr>
+            <w:r>
+              <w:rPr>
+                <w:rFonts w:ascii="Times New Roman" w:eastAsia="Times New Roman" w:hAnsi="Times New Roman" w:cs="Times New Roman"/>
+                <w:color w:val="000000"/>
+                <w:sz w:val="20"/>
+                <w:szCs w:val="20"/>
               </w:rPr>
               <w:t>0.15</w:t>
             </w:r>
@@ -2626,40 +2898,44 @@
         </w:tc>
         <w:tc>
           <w:tcPr>
-            <w:tcW w:w="1080" w:type="dxa"/>
-            <w:tcBorders>
-              <w:top w:val="none" w:sz="0" w:space="0" w:color="000000"/>
-              <w:left w:val="none" w:sz="0" w:space="0" w:color="000000"/>
-              <w:bottom w:val="none" w:sz="0" w:space="0" w:color="000000"/>
-              <w:right w:val="none" w:sz="0" w:space="0" w:color="000000"/>
-            </w:tcBorders>
-            <w:shd w:val="clear" w:color="auto" w:fill="FFFFFF"/>
-            <w:tcMar>
-              <w:top w:w="0" w:type="dxa"/>
-              <w:left w:w="0" w:type="dxa"/>
-              <w:bottom w:w="0" w:type="dxa"/>
-              <w:right w:w="0" w:type="dxa"/>
-            </w:tcMar>
-            <w:vAlign w:val="center"/>
-          </w:tcPr>
-          <w:p>
-            <w:pPr>
-              <w:pBdr>
-                <w:top w:val="none" w:sz="0" w:space="0" w:color="000000"/>
-                <w:left w:val="none" w:sz="0" w:space="0" w:color="000000"/>
-                <w:bottom w:val="none" w:sz="0" w:space="0" w:color="000000"/>
-                <w:right w:val="none" w:sz="0" w:space="0" w:color="000000"/>
-              </w:pBdr>
-              <w:spacing w:before="100" w:after="100"/>
-              <w:ind w:left="100" w:right="100"/>
+            <w:tcW w:w="810" w:type="dxa"/>
+            <w:tcBorders>
+              <w:top w:val="none" w:sz="0" w:space="0" w:color="000000"/>
+              <w:left w:val="none" w:sz="0" w:space="0" w:color="000000"/>
+              <w:bottom w:val="none" w:sz="0" w:space="0" w:color="000000"/>
+              <w:right w:val="none" w:sz="0" w:space="0" w:color="000000"/>
+            </w:tcBorders>
+            <w:shd w:val="clear" w:color="auto" w:fill="FFFFFF"/>
+            <w:tcMar>
+              <w:top w:w="0" w:type="dxa"/>
+              <w:left w:w="0" w:type="dxa"/>
+              <w:bottom w:w="0" w:type="dxa"/>
+              <w:right w:w="0" w:type="dxa"/>
+            </w:tcMar>
+            <w:vAlign w:val="center"/>
+          </w:tcPr>
+          <w:p>
+            <w:pPr>
+              <w:pBdr>
+                <w:top w:val="none" w:sz="0" w:space="0" w:color="000000"/>
+                <w:left w:val="none" w:sz="0" w:space="0" w:color="000000"/>
+                <w:bottom w:val="none" w:sz="0" w:space="0" w:color="000000"/>
+                <w:right w:val="none" w:sz="0" w:space="0" w:color="000000"/>
+              </w:pBdr>
+              <w:spacing w:before="100" w:after="100"/>
+              <w:ind w:left="100" w:right="100"/>
+              <w:rPr>
+                <w:sz w:val="20"/>
+                <w:szCs w:val="20"/>
+              </w:rPr>
             </w:pPr>
             <w:r>
               <w:rPr>
                 <w:rFonts w:ascii="Times New Roman" w:eastAsia="Times New Roman" w:hAnsi="Times New Roman" w:cs="Times New Roman"/>
                 <w:b/>
                 <w:color w:val="000000"/>
-                <w:sz w:val="14"/>
-                <w:szCs w:val="14"/>
+                <w:sz w:val="20"/>
+                <w:szCs w:val="20"/>
               </w:rPr>
               <w:t>0.03</w:t>
             </w:r>
@@ -2667,39 +2943,43 @@
         </w:tc>
         <w:tc>
           <w:tcPr>
-            <w:tcW w:w="1085" w:type="dxa"/>
-            <w:tcBorders>
-              <w:top w:val="none" w:sz="0" w:space="0" w:color="000000"/>
-              <w:left w:val="none" w:sz="0" w:space="0" w:color="000000"/>
-              <w:bottom w:val="none" w:sz="0" w:space="0" w:color="000000"/>
-              <w:right w:val="none" w:sz="0" w:space="0" w:color="000000"/>
-            </w:tcBorders>
-            <w:shd w:val="clear" w:color="auto" w:fill="FFFFFF"/>
-            <w:tcMar>
-              <w:top w:w="0" w:type="dxa"/>
-              <w:left w:w="0" w:type="dxa"/>
-              <w:bottom w:w="0" w:type="dxa"/>
-              <w:right w:w="0" w:type="dxa"/>
-            </w:tcMar>
-            <w:vAlign w:val="center"/>
-          </w:tcPr>
-          <w:p>
-            <w:pPr>
-              <w:pBdr>
-                <w:top w:val="none" w:sz="0" w:space="0" w:color="000000"/>
-                <w:left w:val="none" w:sz="0" w:space="0" w:color="000000"/>
-                <w:bottom w:val="none" w:sz="0" w:space="0" w:color="000000"/>
-                <w:right w:val="none" w:sz="0" w:space="0" w:color="000000"/>
-              </w:pBdr>
-              <w:spacing w:before="100" w:after="100"/>
-              <w:ind w:left="100" w:right="100"/>
-            </w:pPr>
-            <w:r>
-              <w:rPr>
-                <w:rFonts w:ascii="Times New Roman" w:eastAsia="Times New Roman" w:hAnsi="Times New Roman" w:cs="Times New Roman"/>
-                <w:color w:val="000000"/>
-                <w:sz w:val="16"/>
-                <w:szCs w:val="16"/>
+            <w:tcW w:w="1170" w:type="dxa"/>
+            <w:tcBorders>
+              <w:top w:val="none" w:sz="0" w:space="0" w:color="000000"/>
+              <w:left w:val="none" w:sz="0" w:space="0" w:color="000000"/>
+              <w:bottom w:val="none" w:sz="0" w:space="0" w:color="000000"/>
+              <w:right w:val="none" w:sz="0" w:space="0" w:color="000000"/>
+            </w:tcBorders>
+            <w:shd w:val="clear" w:color="auto" w:fill="FFFFFF"/>
+            <w:tcMar>
+              <w:top w:w="0" w:type="dxa"/>
+              <w:left w:w="0" w:type="dxa"/>
+              <w:bottom w:w="0" w:type="dxa"/>
+              <w:right w:w="0" w:type="dxa"/>
+            </w:tcMar>
+            <w:vAlign w:val="center"/>
+          </w:tcPr>
+          <w:p>
+            <w:pPr>
+              <w:pBdr>
+                <w:top w:val="none" w:sz="0" w:space="0" w:color="000000"/>
+                <w:left w:val="none" w:sz="0" w:space="0" w:color="000000"/>
+                <w:bottom w:val="none" w:sz="0" w:space="0" w:color="000000"/>
+                <w:right w:val="none" w:sz="0" w:space="0" w:color="000000"/>
+              </w:pBdr>
+              <w:spacing w:before="100" w:after="100"/>
+              <w:ind w:left="100" w:right="100"/>
+              <w:rPr>
+                <w:sz w:val="20"/>
+                <w:szCs w:val="20"/>
+              </w:rPr>
+            </w:pPr>
+            <w:r>
+              <w:rPr>
+                <w:rFonts w:ascii="Times New Roman" w:eastAsia="Times New Roman" w:hAnsi="Times New Roman" w:cs="Times New Roman"/>
+                <w:color w:val="000000"/>
+                <w:sz w:val="20"/>
+                <w:szCs w:val="20"/>
               </w:rPr>
               <w:t>0.01, 0.29</w:t>
             </w:r>
@@ -2712,7 +2992,7 @@
         </w:trPr>
         <w:tc>
           <w:tcPr>
-            <w:tcW w:w="1930" w:type="dxa"/>
+            <w:tcW w:w="1260" w:type="dxa"/>
             <w:vMerge/>
             <w:tcBorders>
               <w:top w:val="none" w:sz="0" w:space="0" w:color="000000"/>
@@ -2738,44 +3018,52 @@
               </w:pBdr>
               <w:spacing w:before="100" w:after="100"/>
               <w:ind w:left="100" w:right="100"/>
-            </w:pPr>
-          </w:p>
-        </w:tc>
-        <w:tc>
-          <w:tcPr>
-            <w:tcW w:w="2930" w:type="dxa"/>
-            <w:tcBorders>
-              <w:top w:val="none" w:sz="0" w:space="0" w:color="000000"/>
-              <w:left w:val="none" w:sz="0" w:space="0" w:color="000000"/>
-              <w:bottom w:val="none" w:sz="0" w:space="0" w:color="000000"/>
-              <w:right w:val="none" w:sz="0" w:space="0" w:color="000000"/>
-            </w:tcBorders>
-            <w:shd w:val="clear" w:color="auto" w:fill="FFFFFF"/>
-            <w:tcMar>
-              <w:top w:w="0" w:type="dxa"/>
-              <w:left w:w="0" w:type="dxa"/>
-              <w:bottom w:w="0" w:type="dxa"/>
-              <w:right w:w="0" w:type="dxa"/>
-            </w:tcMar>
-            <w:vAlign w:val="center"/>
-          </w:tcPr>
-          <w:p>
-            <w:pPr>
-              <w:pBdr>
-                <w:top w:val="none" w:sz="0" w:space="0" w:color="000000"/>
-                <w:left w:val="none" w:sz="0" w:space="0" w:color="000000"/>
-                <w:bottom w:val="none" w:sz="0" w:space="0" w:color="000000"/>
-                <w:right w:val="none" w:sz="0" w:space="0" w:color="000000"/>
-              </w:pBdr>
-              <w:spacing w:before="100" w:after="100"/>
-              <w:ind w:left="100" w:right="100"/>
-            </w:pPr>
-            <w:r>
-              <w:rPr>
-                <w:rFonts w:ascii="Times New Roman" w:eastAsia="Times New Roman" w:hAnsi="Times New Roman" w:cs="Times New Roman"/>
-                <w:color w:val="000000"/>
-                <w:sz w:val="16"/>
-                <w:szCs w:val="16"/>
+              <w:rPr>
+                <w:sz w:val="20"/>
+                <w:szCs w:val="20"/>
+              </w:rPr>
+            </w:pPr>
+          </w:p>
+        </w:tc>
+        <w:tc>
+          <w:tcPr>
+            <w:tcW w:w="1440" w:type="dxa"/>
+            <w:tcBorders>
+              <w:top w:val="none" w:sz="0" w:space="0" w:color="000000"/>
+              <w:left w:val="none" w:sz="0" w:space="0" w:color="000000"/>
+              <w:bottom w:val="none" w:sz="0" w:space="0" w:color="000000"/>
+              <w:right w:val="none" w:sz="0" w:space="0" w:color="000000"/>
+            </w:tcBorders>
+            <w:shd w:val="clear" w:color="auto" w:fill="FFFFFF"/>
+            <w:tcMar>
+              <w:top w:w="0" w:type="dxa"/>
+              <w:left w:w="0" w:type="dxa"/>
+              <w:bottom w:w="0" w:type="dxa"/>
+              <w:right w:w="0" w:type="dxa"/>
+            </w:tcMar>
+            <w:vAlign w:val="center"/>
+          </w:tcPr>
+          <w:p>
+            <w:pPr>
+              <w:pBdr>
+                <w:top w:val="none" w:sz="0" w:space="0" w:color="000000"/>
+                <w:left w:val="none" w:sz="0" w:space="0" w:color="000000"/>
+                <w:bottom w:val="none" w:sz="0" w:space="0" w:color="000000"/>
+                <w:right w:val="none" w:sz="0" w:space="0" w:color="000000"/>
+              </w:pBdr>
+              <w:spacing w:before="100" w:after="100"/>
+              <w:ind w:left="100" w:right="100"/>
+              <w:rPr>
+                <w:sz w:val="20"/>
+                <w:szCs w:val="20"/>
+              </w:rPr>
+            </w:pPr>
+            <w:r>
+              <w:rPr>
+                <w:rFonts w:ascii="Times New Roman" w:eastAsia="Times New Roman" w:hAnsi="Times New Roman" w:cs="Times New Roman"/>
+                <w:color w:val="000000"/>
+                <w:sz w:val="20"/>
+                <w:szCs w:val="20"/>
               </w:rPr>
               <w:t>Treatment (removal)</w:t>
             </w:r>
@@ -2783,7 +3071,7 @@
         </w:tc>
         <w:tc>
           <w:tcPr>
-            <w:tcW w:w="1080" w:type="dxa"/>
+            <w:tcW w:w="900" w:type="dxa"/>
             <w:tcBorders>
               <w:top w:val="none" w:sz="0" w:space="0" w:color="000000"/>
               <w:left w:val="none" w:sz="0" w:space="0" w:color="000000"/>
@@ -2810,13 +3098,17 @@
               <w:spacing w:before="100" w:after="100"/>
               <w:ind w:left="100" w:right="100"/>
               <w:jc w:val="right"/>
-            </w:pPr>
-            <w:r>
-              <w:rPr>
-                <w:rFonts w:ascii="Times New Roman" w:eastAsia="Times New Roman" w:hAnsi="Times New Roman" w:cs="Times New Roman"/>
-                <w:color w:val="000000"/>
-                <w:sz w:val="16"/>
-                <w:szCs w:val="16"/>
+              <w:rPr>
+                <w:sz w:val="20"/>
+                <w:szCs w:val="20"/>
+              </w:rPr>
+            </w:pPr>
+            <w:r>
+              <w:rPr>
+                <w:rFonts w:ascii="Times New Roman" w:eastAsia="Times New Roman" w:hAnsi="Times New Roman" w:cs="Times New Roman"/>
+                <w:color w:val="000000"/>
+                <w:sz w:val="20"/>
+                <w:szCs w:val="20"/>
               </w:rPr>
               <w:t>0.75</w:t>
             </w:r>
@@ -2824,40 +3116,44 @@
         </w:tc>
         <w:tc>
           <w:tcPr>
-            <w:tcW w:w="1080" w:type="dxa"/>
-            <w:tcBorders>
-              <w:top w:val="none" w:sz="0" w:space="0" w:color="000000"/>
-              <w:left w:val="none" w:sz="0" w:space="0" w:color="000000"/>
-              <w:bottom w:val="none" w:sz="0" w:space="0" w:color="000000"/>
-              <w:right w:val="none" w:sz="0" w:space="0" w:color="000000"/>
-            </w:tcBorders>
-            <w:shd w:val="clear" w:color="auto" w:fill="FFFFFF"/>
-            <w:tcMar>
-              <w:top w:w="0" w:type="dxa"/>
-              <w:left w:w="0" w:type="dxa"/>
-              <w:bottom w:w="0" w:type="dxa"/>
-              <w:right w:w="0" w:type="dxa"/>
-            </w:tcMar>
-            <w:vAlign w:val="center"/>
-          </w:tcPr>
-          <w:p>
-            <w:pPr>
-              <w:pBdr>
-                <w:top w:val="none" w:sz="0" w:space="0" w:color="000000"/>
-                <w:left w:val="none" w:sz="0" w:space="0" w:color="000000"/>
-                <w:bottom w:val="none" w:sz="0" w:space="0" w:color="000000"/>
-                <w:right w:val="none" w:sz="0" w:space="0" w:color="000000"/>
-              </w:pBdr>
-              <w:spacing w:before="100" w:after="100"/>
-              <w:ind w:left="100" w:right="100"/>
+            <w:tcW w:w="810" w:type="dxa"/>
+            <w:tcBorders>
+              <w:top w:val="none" w:sz="0" w:space="0" w:color="000000"/>
+              <w:left w:val="none" w:sz="0" w:space="0" w:color="000000"/>
+              <w:bottom w:val="none" w:sz="0" w:space="0" w:color="000000"/>
+              <w:right w:val="none" w:sz="0" w:space="0" w:color="000000"/>
+            </w:tcBorders>
+            <w:shd w:val="clear" w:color="auto" w:fill="FFFFFF"/>
+            <w:tcMar>
+              <w:top w:w="0" w:type="dxa"/>
+              <w:left w:w="0" w:type="dxa"/>
+              <w:bottom w:w="0" w:type="dxa"/>
+              <w:right w:w="0" w:type="dxa"/>
+            </w:tcMar>
+            <w:vAlign w:val="center"/>
+          </w:tcPr>
+          <w:p>
+            <w:pPr>
+              <w:pBdr>
+                <w:top w:val="none" w:sz="0" w:space="0" w:color="000000"/>
+                <w:left w:val="none" w:sz="0" w:space="0" w:color="000000"/>
+                <w:bottom w:val="none" w:sz="0" w:space="0" w:color="000000"/>
+                <w:right w:val="none" w:sz="0" w:space="0" w:color="000000"/>
+              </w:pBdr>
+              <w:spacing w:before="100" w:after="100"/>
+              <w:ind w:left="100" w:right="100"/>
+              <w:rPr>
+                <w:sz w:val="20"/>
+                <w:szCs w:val="20"/>
+              </w:rPr>
             </w:pPr>
             <w:r>
               <w:rPr>
                 <w:rFonts w:ascii="Times New Roman" w:eastAsia="Times New Roman" w:hAnsi="Times New Roman" w:cs="Times New Roman"/>
                 <w:b/>
                 <w:color w:val="000000"/>
-                <w:sz w:val="14"/>
-                <w:szCs w:val="14"/>
+                <w:sz w:val="20"/>
+                <w:szCs w:val="20"/>
               </w:rPr>
               <w:t>&lt;0.001</w:t>
             </w:r>
@@ -2865,39 +3161,43 @@
         </w:tc>
         <w:tc>
           <w:tcPr>
-            <w:tcW w:w="1085" w:type="dxa"/>
-            <w:tcBorders>
-              <w:top w:val="none" w:sz="0" w:space="0" w:color="000000"/>
-              <w:left w:val="none" w:sz="0" w:space="0" w:color="000000"/>
-              <w:bottom w:val="none" w:sz="0" w:space="0" w:color="000000"/>
-              <w:right w:val="none" w:sz="0" w:space="0" w:color="000000"/>
-            </w:tcBorders>
-            <w:shd w:val="clear" w:color="auto" w:fill="FFFFFF"/>
-            <w:tcMar>
-              <w:top w:w="0" w:type="dxa"/>
-              <w:left w:w="0" w:type="dxa"/>
-              <w:bottom w:w="0" w:type="dxa"/>
-              <w:right w:w="0" w:type="dxa"/>
-            </w:tcMar>
-            <w:vAlign w:val="center"/>
-          </w:tcPr>
-          <w:p>
-            <w:pPr>
-              <w:pBdr>
-                <w:top w:val="none" w:sz="0" w:space="0" w:color="000000"/>
-                <w:left w:val="none" w:sz="0" w:space="0" w:color="000000"/>
-                <w:bottom w:val="none" w:sz="0" w:space="0" w:color="000000"/>
-                <w:right w:val="none" w:sz="0" w:space="0" w:color="000000"/>
-              </w:pBdr>
-              <w:spacing w:before="100" w:after="100"/>
-              <w:ind w:left="100" w:right="100"/>
-            </w:pPr>
-            <w:r>
-              <w:rPr>
-                <w:rFonts w:ascii="Times New Roman" w:eastAsia="Times New Roman" w:hAnsi="Times New Roman" w:cs="Times New Roman"/>
-                <w:color w:val="000000"/>
-                <w:sz w:val="16"/>
-                <w:szCs w:val="16"/>
+            <w:tcW w:w="1170" w:type="dxa"/>
+            <w:tcBorders>
+              <w:top w:val="none" w:sz="0" w:space="0" w:color="000000"/>
+              <w:left w:val="none" w:sz="0" w:space="0" w:color="000000"/>
+              <w:bottom w:val="none" w:sz="0" w:space="0" w:color="000000"/>
+              <w:right w:val="none" w:sz="0" w:space="0" w:color="000000"/>
+            </w:tcBorders>
+            <w:shd w:val="clear" w:color="auto" w:fill="FFFFFF"/>
+            <w:tcMar>
+              <w:top w:w="0" w:type="dxa"/>
+              <w:left w:w="0" w:type="dxa"/>
+              <w:bottom w:w="0" w:type="dxa"/>
+              <w:right w:w="0" w:type="dxa"/>
+            </w:tcMar>
+            <w:vAlign w:val="center"/>
+          </w:tcPr>
+          <w:p>
+            <w:pPr>
+              <w:pBdr>
+                <w:top w:val="none" w:sz="0" w:space="0" w:color="000000"/>
+                <w:left w:val="none" w:sz="0" w:space="0" w:color="000000"/>
+                <w:bottom w:val="none" w:sz="0" w:space="0" w:color="000000"/>
+                <w:right w:val="none" w:sz="0" w:space="0" w:color="000000"/>
+              </w:pBdr>
+              <w:spacing w:before="100" w:after="100"/>
+              <w:ind w:left="100" w:right="100"/>
+              <w:rPr>
+                <w:sz w:val="20"/>
+                <w:szCs w:val="20"/>
+              </w:rPr>
+            </w:pPr>
+            <w:r>
+              <w:rPr>
+                <w:rFonts w:ascii="Times New Roman" w:eastAsia="Times New Roman" w:hAnsi="Times New Roman" w:cs="Times New Roman"/>
+                <w:color w:val="000000"/>
+                <w:sz w:val="20"/>
+                <w:szCs w:val="20"/>
               </w:rPr>
               <w:t>0.4, 1.1</w:t>
             </w:r>
@@ -2905,39 +3205,43 @@
         </w:tc>
         <w:tc>
           <w:tcPr>
-            <w:tcW w:w="2930" w:type="dxa"/>
-            <w:tcBorders>
-              <w:top w:val="none" w:sz="0" w:space="0" w:color="000000"/>
-              <w:left w:val="none" w:sz="0" w:space="0" w:color="000000"/>
-              <w:bottom w:val="none" w:sz="0" w:space="0" w:color="000000"/>
-              <w:right w:val="none" w:sz="0" w:space="0" w:color="000000"/>
-            </w:tcBorders>
-            <w:shd w:val="clear" w:color="auto" w:fill="FFFFFF"/>
-            <w:tcMar>
-              <w:top w:w="0" w:type="dxa"/>
-              <w:left w:w="0" w:type="dxa"/>
-              <w:bottom w:w="0" w:type="dxa"/>
-              <w:right w:w="0" w:type="dxa"/>
-            </w:tcMar>
-            <w:vAlign w:val="center"/>
-          </w:tcPr>
-          <w:p>
-            <w:pPr>
-              <w:pBdr>
-                <w:top w:val="none" w:sz="0" w:space="0" w:color="000000"/>
-                <w:left w:val="none" w:sz="0" w:space="0" w:color="000000"/>
-                <w:bottom w:val="none" w:sz="0" w:space="0" w:color="000000"/>
-                <w:right w:val="none" w:sz="0" w:space="0" w:color="000000"/>
-              </w:pBdr>
-              <w:spacing w:before="100" w:after="100"/>
-              <w:ind w:left="100" w:right="100"/>
-            </w:pPr>
-            <w:r>
-              <w:rPr>
-                <w:rFonts w:ascii="Times New Roman" w:eastAsia="Times New Roman" w:hAnsi="Times New Roman" w:cs="Times New Roman"/>
-                <w:color w:val="000000"/>
-                <w:sz w:val="16"/>
-                <w:szCs w:val="16"/>
+            <w:tcW w:w="1440" w:type="dxa"/>
+            <w:tcBorders>
+              <w:top w:val="none" w:sz="0" w:space="0" w:color="000000"/>
+              <w:left w:val="none" w:sz="0" w:space="0" w:color="000000"/>
+              <w:bottom w:val="none" w:sz="0" w:space="0" w:color="000000"/>
+              <w:right w:val="none" w:sz="0" w:space="0" w:color="000000"/>
+            </w:tcBorders>
+            <w:shd w:val="clear" w:color="auto" w:fill="FFFFFF"/>
+            <w:tcMar>
+              <w:top w:w="0" w:type="dxa"/>
+              <w:left w:w="0" w:type="dxa"/>
+              <w:bottom w:w="0" w:type="dxa"/>
+              <w:right w:w="0" w:type="dxa"/>
+            </w:tcMar>
+            <w:vAlign w:val="center"/>
+          </w:tcPr>
+          <w:p>
+            <w:pPr>
+              <w:pBdr>
+                <w:top w:val="none" w:sz="0" w:space="0" w:color="000000"/>
+                <w:left w:val="none" w:sz="0" w:space="0" w:color="000000"/>
+                <w:bottom w:val="none" w:sz="0" w:space="0" w:color="000000"/>
+                <w:right w:val="none" w:sz="0" w:space="0" w:color="000000"/>
+              </w:pBdr>
+              <w:spacing w:before="100" w:after="100"/>
+              <w:ind w:left="100" w:right="100"/>
+              <w:rPr>
+                <w:sz w:val="20"/>
+                <w:szCs w:val="20"/>
+              </w:rPr>
+            </w:pPr>
+            <w:r>
+              <w:rPr>
+                <w:rFonts w:ascii="Times New Roman" w:eastAsia="Times New Roman" w:hAnsi="Times New Roman" w:cs="Times New Roman"/>
+                <w:color w:val="000000"/>
+                <w:sz w:val="20"/>
+                <w:szCs w:val="20"/>
               </w:rPr>
               <w:t>Treatment (removal)</w:t>
             </w:r>
@@ -2945,7 +3249,7 @@
         </w:tc>
         <w:tc>
           <w:tcPr>
-            <w:tcW w:w="1080" w:type="dxa"/>
+            <w:tcW w:w="900" w:type="dxa"/>
             <w:tcBorders>
               <w:top w:val="none" w:sz="0" w:space="0" w:color="000000"/>
               <w:left w:val="none" w:sz="0" w:space="0" w:color="000000"/>
@@ -2972,13 +3276,17 @@
               <w:spacing w:before="100" w:after="100"/>
               <w:ind w:left="100" w:right="100"/>
               <w:jc w:val="right"/>
-            </w:pPr>
-            <w:r>
-              <w:rPr>
-                <w:rFonts w:ascii="Times New Roman" w:eastAsia="Times New Roman" w:hAnsi="Times New Roman" w:cs="Times New Roman"/>
-                <w:color w:val="000000"/>
-                <w:sz w:val="16"/>
-                <w:szCs w:val="16"/>
+              <w:rPr>
+                <w:sz w:val="20"/>
+                <w:szCs w:val="20"/>
+              </w:rPr>
+            </w:pPr>
+            <w:r>
+              <w:rPr>
+                <w:rFonts w:ascii="Times New Roman" w:eastAsia="Times New Roman" w:hAnsi="Times New Roman" w:cs="Times New Roman"/>
+                <w:color w:val="000000"/>
+                <w:sz w:val="20"/>
+                <w:szCs w:val="20"/>
               </w:rPr>
               <w:t>1.37</w:t>
             </w:r>
@@ -2986,40 +3294,44 @@
         </w:tc>
         <w:tc>
           <w:tcPr>
-            <w:tcW w:w="1080" w:type="dxa"/>
-            <w:tcBorders>
-              <w:top w:val="none" w:sz="0" w:space="0" w:color="000000"/>
-              <w:left w:val="none" w:sz="0" w:space="0" w:color="000000"/>
-              <w:bottom w:val="none" w:sz="0" w:space="0" w:color="000000"/>
-              <w:right w:val="none" w:sz="0" w:space="0" w:color="000000"/>
-            </w:tcBorders>
-            <w:shd w:val="clear" w:color="auto" w:fill="FFFFFF"/>
-            <w:tcMar>
-              <w:top w:w="0" w:type="dxa"/>
-              <w:left w:w="0" w:type="dxa"/>
-              <w:bottom w:w="0" w:type="dxa"/>
-              <w:right w:w="0" w:type="dxa"/>
-            </w:tcMar>
-            <w:vAlign w:val="center"/>
-          </w:tcPr>
-          <w:p>
-            <w:pPr>
-              <w:pBdr>
-                <w:top w:val="none" w:sz="0" w:space="0" w:color="000000"/>
-                <w:left w:val="none" w:sz="0" w:space="0" w:color="000000"/>
-                <w:bottom w:val="none" w:sz="0" w:space="0" w:color="000000"/>
-                <w:right w:val="none" w:sz="0" w:space="0" w:color="000000"/>
-              </w:pBdr>
-              <w:spacing w:before="100" w:after="100"/>
-              <w:ind w:left="100" w:right="100"/>
+            <w:tcW w:w="810" w:type="dxa"/>
+            <w:tcBorders>
+              <w:top w:val="none" w:sz="0" w:space="0" w:color="000000"/>
+              <w:left w:val="none" w:sz="0" w:space="0" w:color="000000"/>
+              <w:bottom w:val="none" w:sz="0" w:space="0" w:color="000000"/>
+              <w:right w:val="none" w:sz="0" w:space="0" w:color="000000"/>
+            </w:tcBorders>
+            <w:shd w:val="clear" w:color="auto" w:fill="FFFFFF"/>
+            <w:tcMar>
+              <w:top w:w="0" w:type="dxa"/>
+              <w:left w:w="0" w:type="dxa"/>
+              <w:bottom w:w="0" w:type="dxa"/>
+              <w:right w:w="0" w:type="dxa"/>
+            </w:tcMar>
+            <w:vAlign w:val="center"/>
+          </w:tcPr>
+          <w:p>
+            <w:pPr>
+              <w:pBdr>
+                <w:top w:val="none" w:sz="0" w:space="0" w:color="000000"/>
+                <w:left w:val="none" w:sz="0" w:space="0" w:color="000000"/>
+                <w:bottom w:val="none" w:sz="0" w:space="0" w:color="000000"/>
+                <w:right w:val="none" w:sz="0" w:space="0" w:color="000000"/>
+              </w:pBdr>
+              <w:spacing w:before="100" w:after="100"/>
+              <w:ind w:left="100" w:right="100"/>
+              <w:rPr>
+                <w:sz w:val="20"/>
+                <w:szCs w:val="20"/>
+              </w:rPr>
             </w:pPr>
             <w:r>
               <w:rPr>
                 <w:rFonts w:ascii="Times New Roman" w:eastAsia="Times New Roman" w:hAnsi="Times New Roman" w:cs="Times New Roman"/>
                 <w:b/>
                 <w:color w:val="000000"/>
-                <w:sz w:val="14"/>
-                <w:szCs w:val="14"/>
+                <w:sz w:val="20"/>
+                <w:szCs w:val="20"/>
               </w:rPr>
               <w:t>&lt;0.001</w:t>
             </w:r>
@@ -3027,39 +3339,43 @@
         </w:tc>
         <w:tc>
           <w:tcPr>
-            <w:tcW w:w="1085" w:type="dxa"/>
-            <w:tcBorders>
-              <w:top w:val="none" w:sz="0" w:space="0" w:color="000000"/>
-              <w:left w:val="none" w:sz="0" w:space="0" w:color="000000"/>
-              <w:bottom w:val="none" w:sz="0" w:space="0" w:color="000000"/>
-              <w:right w:val="none" w:sz="0" w:space="0" w:color="000000"/>
-            </w:tcBorders>
-            <w:shd w:val="clear" w:color="auto" w:fill="FFFFFF"/>
-            <w:tcMar>
-              <w:top w:w="0" w:type="dxa"/>
-              <w:left w:w="0" w:type="dxa"/>
-              <w:bottom w:w="0" w:type="dxa"/>
-              <w:right w:w="0" w:type="dxa"/>
-            </w:tcMar>
-            <w:vAlign w:val="center"/>
-          </w:tcPr>
-          <w:p>
-            <w:pPr>
-              <w:pBdr>
-                <w:top w:val="none" w:sz="0" w:space="0" w:color="000000"/>
-                <w:left w:val="none" w:sz="0" w:space="0" w:color="000000"/>
-                <w:bottom w:val="none" w:sz="0" w:space="0" w:color="000000"/>
-                <w:right w:val="none" w:sz="0" w:space="0" w:color="000000"/>
-              </w:pBdr>
-              <w:spacing w:before="100" w:after="100"/>
-              <w:ind w:left="100" w:right="100"/>
-            </w:pPr>
-            <w:r>
-              <w:rPr>
-                <w:rFonts w:ascii="Times New Roman" w:eastAsia="Times New Roman" w:hAnsi="Times New Roman" w:cs="Times New Roman"/>
-                <w:color w:val="000000"/>
-                <w:sz w:val="16"/>
-                <w:szCs w:val="16"/>
+            <w:tcW w:w="1170" w:type="dxa"/>
+            <w:tcBorders>
+              <w:top w:val="none" w:sz="0" w:space="0" w:color="000000"/>
+              <w:left w:val="none" w:sz="0" w:space="0" w:color="000000"/>
+              <w:bottom w:val="none" w:sz="0" w:space="0" w:color="000000"/>
+              <w:right w:val="none" w:sz="0" w:space="0" w:color="000000"/>
+            </w:tcBorders>
+            <w:shd w:val="clear" w:color="auto" w:fill="FFFFFF"/>
+            <w:tcMar>
+              <w:top w:w="0" w:type="dxa"/>
+              <w:left w:w="0" w:type="dxa"/>
+              <w:bottom w:w="0" w:type="dxa"/>
+              <w:right w:w="0" w:type="dxa"/>
+            </w:tcMar>
+            <w:vAlign w:val="center"/>
+          </w:tcPr>
+          <w:p>
+            <w:pPr>
+              <w:pBdr>
+                <w:top w:val="none" w:sz="0" w:space="0" w:color="000000"/>
+                <w:left w:val="none" w:sz="0" w:space="0" w:color="000000"/>
+                <w:bottom w:val="none" w:sz="0" w:space="0" w:color="000000"/>
+                <w:right w:val="none" w:sz="0" w:space="0" w:color="000000"/>
+              </w:pBdr>
+              <w:spacing w:before="100" w:after="100"/>
+              <w:ind w:left="100" w:right="100"/>
+              <w:rPr>
+                <w:sz w:val="20"/>
+                <w:szCs w:val="20"/>
+              </w:rPr>
+            </w:pPr>
+            <w:r>
+              <w:rPr>
+                <w:rFonts w:ascii="Times New Roman" w:eastAsia="Times New Roman" w:hAnsi="Times New Roman" w:cs="Times New Roman"/>
+                <w:color w:val="000000"/>
+                <w:sz w:val="20"/>
+                <w:szCs w:val="20"/>
               </w:rPr>
               <w:t>0.93, 1.81</w:t>
             </w:r>
@@ -3072,7 +3388,7 @@
         </w:trPr>
         <w:tc>
           <w:tcPr>
-            <w:tcW w:w="1930" w:type="dxa"/>
+            <w:tcW w:w="1260" w:type="dxa"/>
             <w:vMerge/>
             <w:tcBorders>
               <w:top w:val="none" w:sz="0" w:space="0" w:color="000000"/>
@@ -3098,44 +3414,52 @@
               </w:pBdr>
               <w:spacing w:before="100" w:after="100"/>
               <w:ind w:left="100" w:right="100"/>
-            </w:pPr>
-          </w:p>
-        </w:tc>
-        <w:tc>
-          <w:tcPr>
-            <w:tcW w:w="2930" w:type="dxa"/>
-            <w:tcBorders>
-              <w:top w:val="none" w:sz="0" w:space="0" w:color="000000"/>
-              <w:left w:val="none" w:sz="0" w:space="0" w:color="000000"/>
-              <w:bottom w:val="none" w:sz="0" w:space="0" w:color="000000"/>
-              <w:right w:val="none" w:sz="0" w:space="0" w:color="000000"/>
-            </w:tcBorders>
-            <w:shd w:val="clear" w:color="auto" w:fill="FFFFFF"/>
-            <w:tcMar>
-              <w:top w:w="0" w:type="dxa"/>
-              <w:left w:w="0" w:type="dxa"/>
-              <w:bottom w:w="0" w:type="dxa"/>
-              <w:right w:w="0" w:type="dxa"/>
-            </w:tcMar>
-            <w:vAlign w:val="center"/>
-          </w:tcPr>
-          <w:p>
-            <w:pPr>
-              <w:pBdr>
-                <w:top w:val="none" w:sz="0" w:space="0" w:color="000000"/>
-                <w:left w:val="none" w:sz="0" w:space="0" w:color="000000"/>
-                <w:bottom w:val="none" w:sz="0" w:space="0" w:color="000000"/>
-                <w:right w:val="none" w:sz="0" w:space="0" w:color="000000"/>
-              </w:pBdr>
-              <w:spacing w:before="100" w:after="100"/>
-              <w:ind w:left="100" w:right="100"/>
-            </w:pPr>
-            <w:r>
-              <w:rPr>
-                <w:rFonts w:ascii="Times New Roman" w:eastAsia="Times New Roman" w:hAnsi="Times New Roman" w:cs="Times New Roman"/>
-                <w:color w:val="000000"/>
-                <w:sz w:val="16"/>
-                <w:szCs w:val="16"/>
+              <w:rPr>
+                <w:sz w:val="20"/>
+                <w:szCs w:val="20"/>
+              </w:rPr>
+            </w:pPr>
+          </w:p>
+        </w:tc>
+        <w:tc>
+          <w:tcPr>
+            <w:tcW w:w="1440" w:type="dxa"/>
+            <w:tcBorders>
+              <w:top w:val="none" w:sz="0" w:space="0" w:color="000000"/>
+              <w:left w:val="none" w:sz="0" w:space="0" w:color="000000"/>
+              <w:bottom w:val="none" w:sz="0" w:space="0" w:color="000000"/>
+              <w:right w:val="none" w:sz="0" w:space="0" w:color="000000"/>
+            </w:tcBorders>
+            <w:shd w:val="clear" w:color="auto" w:fill="FFFFFF"/>
+            <w:tcMar>
+              <w:top w:w="0" w:type="dxa"/>
+              <w:left w:w="0" w:type="dxa"/>
+              <w:bottom w:w="0" w:type="dxa"/>
+              <w:right w:w="0" w:type="dxa"/>
+            </w:tcMar>
+            <w:vAlign w:val="center"/>
+          </w:tcPr>
+          <w:p>
+            <w:pPr>
+              <w:pBdr>
+                <w:top w:val="none" w:sz="0" w:space="0" w:color="000000"/>
+                <w:left w:val="none" w:sz="0" w:space="0" w:color="000000"/>
+                <w:bottom w:val="none" w:sz="0" w:space="0" w:color="000000"/>
+                <w:right w:val="none" w:sz="0" w:space="0" w:color="000000"/>
+              </w:pBdr>
+              <w:spacing w:before="100" w:after="100"/>
+              <w:ind w:left="100" w:right="100"/>
+              <w:rPr>
+                <w:sz w:val="20"/>
+                <w:szCs w:val="20"/>
+              </w:rPr>
+            </w:pPr>
+            <w:r>
+              <w:rPr>
+                <w:rFonts w:ascii="Times New Roman" w:eastAsia="Times New Roman" w:hAnsi="Times New Roman" w:cs="Times New Roman"/>
+                <w:color w:val="000000"/>
+                <w:sz w:val="20"/>
+                <w:szCs w:val="20"/>
               </w:rPr>
               <w:t>Time since end × treatment (removal)</w:t>
             </w:r>
@@ -3143,7 +3467,7 @@
         </w:tc>
         <w:tc>
           <w:tcPr>
-            <w:tcW w:w="1080" w:type="dxa"/>
+            <w:tcW w:w="900" w:type="dxa"/>
             <w:tcBorders>
               <w:top w:val="none" w:sz="0" w:space="0" w:color="000000"/>
               <w:left w:val="none" w:sz="0" w:space="0" w:color="000000"/>
@@ -3170,13 +3494,17 @@
               <w:spacing w:before="100" w:after="100"/>
               <w:ind w:left="100" w:right="100"/>
               <w:jc w:val="right"/>
-            </w:pPr>
-            <w:r>
-              <w:rPr>
-                <w:rFonts w:ascii="Times New Roman" w:eastAsia="Times New Roman" w:hAnsi="Times New Roman" w:cs="Times New Roman"/>
-                <w:color w:val="000000"/>
-                <w:sz w:val="16"/>
-                <w:szCs w:val="16"/>
+              <w:rPr>
+                <w:sz w:val="20"/>
+                <w:szCs w:val="20"/>
+              </w:rPr>
+            </w:pPr>
+            <w:r>
+              <w:rPr>
+                <w:rFonts w:ascii="Times New Roman" w:eastAsia="Times New Roman" w:hAnsi="Times New Roman" w:cs="Times New Roman"/>
+                <w:color w:val="000000"/>
+                <w:sz w:val="20"/>
+                <w:szCs w:val="20"/>
               </w:rPr>
               <w:t>0.09</w:t>
             </w:r>
@@ -3184,40 +3512,44 @@
         </w:tc>
         <w:tc>
           <w:tcPr>
-            <w:tcW w:w="1080" w:type="dxa"/>
-            <w:tcBorders>
-              <w:top w:val="none" w:sz="0" w:space="0" w:color="000000"/>
-              <w:left w:val="none" w:sz="0" w:space="0" w:color="000000"/>
-              <w:bottom w:val="none" w:sz="0" w:space="0" w:color="000000"/>
-              <w:right w:val="none" w:sz="0" w:space="0" w:color="000000"/>
-            </w:tcBorders>
-            <w:shd w:val="clear" w:color="auto" w:fill="FFFFFF"/>
-            <w:tcMar>
-              <w:top w:w="0" w:type="dxa"/>
-              <w:left w:w="0" w:type="dxa"/>
-              <w:bottom w:w="0" w:type="dxa"/>
-              <w:right w:w="0" w:type="dxa"/>
-            </w:tcMar>
-            <w:vAlign w:val="center"/>
-          </w:tcPr>
-          <w:p>
-            <w:pPr>
-              <w:pBdr>
-                <w:top w:val="none" w:sz="0" w:space="0" w:color="000000"/>
-                <w:left w:val="none" w:sz="0" w:space="0" w:color="000000"/>
-                <w:bottom w:val="none" w:sz="0" w:space="0" w:color="000000"/>
-                <w:right w:val="none" w:sz="0" w:space="0" w:color="000000"/>
-              </w:pBdr>
-              <w:spacing w:before="100" w:after="100"/>
-              <w:ind w:left="100" w:right="100"/>
+            <w:tcW w:w="810" w:type="dxa"/>
+            <w:tcBorders>
+              <w:top w:val="none" w:sz="0" w:space="0" w:color="000000"/>
+              <w:left w:val="none" w:sz="0" w:space="0" w:color="000000"/>
+              <w:bottom w:val="none" w:sz="0" w:space="0" w:color="000000"/>
+              <w:right w:val="none" w:sz="0" w:space="0" w:color="000000"/>
+            </w:tcBorders>
+            <w:shd w:val="clear" w:color="auto" w:fill="FFFFFF"/>
+            <w:tcMar>
+              <w:top w:w="0" w:type="dxa"/>
+              <w:left w:w="0" w:type="dxa"/>
+              <w:bottom w:w="0" w:type="dxa"/>
+              <w:right w:w="0" w:type="dxa"/>
+            </w:tcMar>
+            <w:vAlign w:val="center"/>
+          </w:tcPr>
+          <w:p>
+            <w:pPr>
+              <w:pBdr>
+                <w:top w:val="none" w:sz="0" w:space="0" w:color="000000"/>
+                <w:left w:val="none" w:sz="0" w:space="0" w:color="000000"/>
+                <w:bottom w:val="none" w:sz="0" w:space="0" w:color="000000"/>
+                <w:right w:val="none" w:sz="0" w:space="0" w:color="000000"/>
+              </w:pBdr>
+              <w:spacing w:before="100" w:after="100"/>
+              <w:ind w:left="100" w:right="100"/>
+              <w:rPr>
+                <w:sz w:val="20"/>
+                <w:szCs w:val="20"/>
+              </w:rPr>
             </w:pPr>
             <w:r>
               <w:rPr>
                 <w:rFonts w:ascii="Times New Roman" w:eastAsia="Times New Roman" w:hAnsi="Times New Roman" w:cs="Times New Roman"/>
                 <w:b/>
                 <w:color w:val="000000"/>
-                <w:sz w:val="14"/>
-                <w:szCs w:val="14"/>
+                <w:sz w:val="20"/>
+                <w:szCs w:val="20"/>
               </w:rPr>
               <w:t>0.03</w:t>
             </w:r>
@@ -3225,39 +3557,43 @@
         </w:tc>
         <w:tc>
           <w:tcPr>
-            <w:tcW w:w="1085" w:type="dxa"/>
-            <w:tcBorders>
-              <w:top w:val="none" w:sz="0" w:space="0" w:color="000000"/>
-              <w:left w:val="none" w:sz="0" w:space="0" w:color="000000"/>
-              <w:bottom w:val="none" w:sz="0" w:space="0" w:color="000000"/>
-              <w:right w:val="none" w:sz="0" w:space="0" w:color="000000"/>
-            </w:tcBorders>
-            <w:shd w:val="clear" w:color="auto" w:fill="FFFFFF"/>
-            <w:tcMar>
-              <w:top w:w="0" w:type="dxa"/>
-              <w:left w:w="0" w:type="dxa"/>
-              <w:bottom w:w="0" w:type="dxa"/>
-              <w:right w:w="0" w:type="dxa"/>
-            </w:tcMar>
-            <w:vAlign w:val="center"/>
-          </w:tcPr>
-          <w:p>
-            <w:pPr>
-              <w:pBdr>
-                <w:top w:val="none" w:sz="0" w:space="0" w:color="000000"/>
-                <w:left w:val="none" w:sz="0" w:space="0" w:color="000000"/>
-                <w:bottom w:val="none" w:sz="0" w:space="0" w:color="000000"/>
-                <w:right w:val="none" w:sz="0" w:space="0" w:color="000000"/>
-              </w:pBdr>
-              <w:spacing w:before="100" w:after="100"/>
-              <w:ind w:left="100" w:right="100"/>
-            </w:pPr>
-            <w:r>
-              <w:rPr>
-                <w:rFonts w:ascii="Times New Roman" w:eastAsia="Times New Roman" w:hAnsi="Times New Roman" w:cs="Times New Roman"/>
-                <w:color w:val="000000"/>
-                <w:sz w:val="16"/>
-                <w:szCs w:val="16"/>
+            <w:tcW w:w="1170" w:type="dxa"/>
+            <w:tcBorders>
+              <w:top w:val="none" w:sz="0" w:space="0" w:color="000000"/>
+              <w:left w:val="none" w:sz="0" w:space="0" w:color="000000"/>
+              <w:bottom w:val="none" w:sz="0" w:space="0" w:color="000000"/>
+              <w:right w:val="none" w:sz="0" w:space="0" w:color="000000"/>
+            </w:tcBorders>
+            <w:shd w:val="clear" w:color="auto" w:fill="FFFFFF"/>
+            <w:tcMar>
+              <w:top w:w="0" w:type="dxa"/>
+              <w:left w:w="0" w:type="dxa"/>
+              <w:bottom w:w="0" w:type="dxa"/>
+              <w:right w:w="0" w:type="dxa"/>
+            </w:tcMar>
+            <w:vAlign w:val="center"/>
+          </w:tcPr>
+          <w:p>
+            <w:pPr>
+              <w:pBdr>
+                <w:top w:val="none" w:sz="0" w:space="0" w:color="000000"/>
+                <w:left w:val="none" w:sz="0" w:space="0" w:color="000000"/>
+                <w:bottom w:val="none" w:sz="0" w:space="0" w:color="000000"/>
+                <w:right w:val="none" w:sz="0" w:space="0" w:color="000000"/>
+              </w:pBdr>
+              <w:spacing w:before="100" w:after="100"/>
+              <w:ind w:left="100" w:right="100"/>
+              <w:rPr>
+                <w:sz w:val="20"/>
+                <w:szCs w:val="20"/>
+              </w:rPr>
+            </w:pPr>
+            <w:r>
+              <w:rPr>
+                <w:rFonts w:ascii="Times New Roman" w:eastAsia="Times New Roman" w:hAnsi="Times New Roman" w:cs="Times New Roman"/>
+                <w:color w:val="000000"/>
+                <w:sz w:val="20"/>
+                <w:szCs w:val="20"/>
               </w:rPr>
               <w:t>0.01, 0.18</w:t>
             </w:r>
@@ -3265,39 +3601,43 @@
         </w:tc>
         <w:tc>
           <w:tcPr>
-            <w:tcW w:w="2930" w:type="dxa"/>
-            <w:tcBorders>
-              <w:top w:val="none" w:sz="0" w:space="0" w:color="000000"/>
-              <w:left w:val="none" w:sz="0" w:space="0" w:color="000000"/>
-              <w:bottom w:val="none" w:sz="0" w:space="0" w:color="000000"/>
-              <w:right w:val="none" w:sz="0" w:space="0" w:color="000000"/>
-            </w:tcBorders>
-            <w:shd w:val="clear" w:color="auto" w:fill="FFFFFF"/>
-            <w:tcMar>
-              <w:top w:w="0" w:type="dxa"/>
-              <w:left w:w="0" w:type="dxa"/>
-              <w:bottom w:w="0" w:type="dxa"/>
-              <w:right w:w="0" w:type="dxa"/>
-            </w:tcMar>
-            <w:vAlign w:val="center"/>
-          </w:tcPr>
-          <w:p>
-            <w:pPr>
-              <w:pBdr>
-                <w:top w:val="none" w:sz="0" w:space="0" w:color="000000"/>
-                <w:left w:val="none" w:sz="0" w:space="0" w:color="000000"/>
-                <w:bottom w:val="none" w:sz="0" w:space="0" w:color="000000"/>
-                <w:right w:val="none" w:sz="0" w:space="0" w:color="000000"/>
-              </w:pBdr>
-              <w:spacing w:before="100" w:after="100"/>
-              <w:ind w:left="100" w:right="100"/>
-            </w:pPr>
-            <w:r>
-              <w:rPr>
-                <w:rFonts w:ascii="Times New Roman" w:eastAsia="Times New Roman" w:hAnsi="Times New Roman" w:cs="Times New Roman"/>
-                <w:color w:val="000000"/>
-                <w:sz w:val="16"/>
-                <w:szCs w:val="16"/>
+            <w:tcW w:w="1440" w:type="dxa"/>
+            <w:tcBorders>
+              <w:top w:val="none" w:sz="0" w:space="0" w:color="000000"/>
+              <w:left w:val="none" w:sz="0" w:space="0" w:color="000000"/>
+              <w:bottom w:val="none" w:sz="0" w:space="0" w:color="000000"/>
+              <w:right w:val="none" w:sz="0" w:space="0" w:color="000000"/>
+            </w:tcBorders>
+            <w:shd w:val="clear" w:color="auto" w:fill="FFFFFF"/>
+            <w:tcMar>
+              <w:top w:w="0" w:type="dxa"/>
+              <w:left w:w="0" w:type="dxa"/>
+              <w:bottom w:w="0" w:type="dxa"/>
+              <w:right w:w="0" w:type="dxa"/>
+            </w:tcMar>
+            <w:vAlign w:val="center"/>
+          </w:tcPr>
+          <w:p>
+            <w:pPr>
+              <w:pBdr>
+                <w:top w:val="none" w:sz="0" w:space="0" w:color="000000"/>
+                <w:left w:val="none" w:sz="0" w:space="0" w:color="000000"/>
+                <w:bottom w:val="none" w:sz="0" w:space="0" w:color="000000"/>
+                <w:right w:val="none" w:sz="0" w:space="0" w:color="000000"/>
+              </w:pBdr>
+              <w:spacing w:before="100" w:after="100"/>
+              <w:ind w:left="100" w:right="100"/>
+              <w:rPr>
+                <w:sz w:val="20"/>
+                <w:szCs w:val="20"/>
+              </w:rPr>
+            </w:pPr>
+            <w:r>
+              <w:rPr>
+                <w:rFonts w:ascii="Times New Roman" w:eastAsia="Times New Roman" w:hAnsi="Times New Roman" w:cs="Times New Roman"/>
+                <w:color w:val="000000"/>
+                <w:sz w:val="20"/>
+                <w:szCs w:val="20"/>
               </w:rPr>
               <w:t>Time since end × treatment (removal)</w:t>
             </w:r>
@@ -3305,7 +3645,7 @@
         </w:tc>
         <w:tc>
           <w:tcPr>
-            <w:tcW w:w="1080" w:type="dxa"/>
+            <w:tcW w:w="900" w:type="dxa"/>
             <w:tcBorders>
               <w:top w:val="none" w:sz="0" w:space="0" w:color="000000"/>
               <w:left w:val="none" w:sz="0" w:space="0" w:color="000000"/>
@@ -3332,13 +3672,17 @@
               <w:spacing w:before="100" w:after="100"/>
               <w:ind w:left="100" w:right="100"/>
               <w:jc w:val="right"/>
-            </w:pPr>
-            <w:r>
-              <w:rPr>
-                <w:rFonts w:ascii="Times New Roman" w:eastAsia="Times New Roman" w:hAnsi="Times New Roman" w:cs="Times New Roman"/>
-                <w:color w:val="000000"/>
-                <w:sz w:val="16"/>
-                <w:szCs w:val="16"/>
+              <w:rPr>
+                <w:sz w:val="20"/>
+                <w:szCs w:val="20"/>
+              </w:rPr>
+            </w:pPr>
+            <w:r>
+              <w:rPr>
+                <w:rFonts w:ascii="Times New Roman" w:eastAsia="Times New Roman" w:hAnsi="Times New Roman" w:cs="Times New Roman"/>
+                <w:color w:val="000000"/>
+                <w:sz w:val="20"/>
+                <w:szCs w:val="20"/>
               </w:rPr>
               <w:t>-0.25</w:t>
             </w:r>
@@ -3346,40 +3690,44 @@
         </w:tc>
         <w:tc>
           <w:tcPr>
-            <w:tcW w:w="1080" w:type="dxa"/>
-            <w:tcBorders>
-              <w:top w:val="none" w:sz="0" w:space="0" w:color="000000"/>
-              <w:left w:val="none" w:sz="0" w:space="0" w:color="000000"/>
-              <w:bottom w:val="none" w:sz="0" w:space="0" w:color="000000"/>
-              <w:right w:val="none" w:sz="0" w:space="0" w:color="000000"/>
-            </w:tcBorders>
-            <w:shd w:val="clear" w:color="auto" w:fill="FFFFFF"/>
-            <w:tcMar>
-              <w:top w:w="0" w:type="dxa"/>
-              <w:left w:w="0" w:type="dxa"/>
-              <w:bottom w:w="0" w:type="dxa"/>
-              <w:right w:w="0" w:type="dxa"/>
-            </w:tcMar>
-            <w:vAlign w:val="center"/>
-          </w:tcPr>
-          <w:p>
-            <w:pPr>
-              <w:pBdr>
-                <w:top w:val="none" w:sz="0" w:space="0" w:color="000000"/>
-                <w:left w:val="none" w:sz="0" w:space="0" w:color="000000"/>
-                <w:bottom w:val="none" w:sz="0" w:space="0" w:color="000000"/>
-                <w:right w:val="none" w:sz="0" w:space="0" w:color="000000"/>
-              </w:pBdr>
-              <w:spacing w:before="100" w:after="100"/>
-              <w:ind w:left="100" w:right="100"/>
+            <w:tcW w:w="810" w:type="dxa"/>
+            <w:tcBorders>
+              <w:top w:val="none" w:sz="0" w:space="0" w:color="000000"/>
+              <w:left w:val="none" w:sz="0" w:space="0" w:color="000000"/>
+              <w:bottom w:val="none" w:sz="0" w:space="0" w:color="000000"/>
+              <w:right w:val="none" w:sz="0" w:space="0" w:color="000000"/>
+            </w:tcBorders>
+            <w:shd w:val="clear" w:color="auto" w:fill="FFFFFF"/>
+            <w:tcMar>
+              <w:top w:w="0" w:type="dxa"/>
+              <w:left w:w="0" w:type="dxa"/>
+              <w:bottom w:w="0" w:type="dxa"/>
+              <w:right w:w="0" w:type="dxa"/>
+            </w:tcMar>
+            <w:vAlign w:val="center"/>
+          </w:tcPr>
+          <w:p>
+            <w:pPr>
+              <w:pBdr>
+                <w:top w:val="none" w:sz="0" w:space="0" w:color="000000"/>
+                <w:left w:val="none" w:sz="0" w:space="0" w:color="000000"/>
+                <w:bottom w:val="none" w:sz="0" w:space="0" w:color="000000"/>
+                <w:right w:val="none" w:sz="0" w:space="0" w:color="000000"/>
+              </w:pBdr>
+              <w:spacing w:before="100" w:after="100"/>
+              <w:ind w:left="100" w:right="100"/>
+              <w:rPr>
+                <w:sz w:val="20"/>
+                <w:szCs w:val="20"/>
+              </w:rPr>
             </w:pPr>
             <w:r>
               <w:rPr>
                 <w:rFonts w:ascii="Times New Roman" w:eastAsia="Times New Roman" w:hAnsi="Times New Roman" w:cs="Times New Roman"/>
                 <w:b/>
                 <w:color w:val="000000"/>
-                <w:sz w:val="14"/>
-                <w:szCs w:val="14"/>
+                <w:sz w:val="20"/>
+                <w:szCs w:val="20"/>
               </w:rPr>
               <w:t>&lt;0.001</w:t>
             </w:r>
@@ -3387,39 +3735,43 @@
         </w:tc>
         <w:tc>
           <w:tcPr>
-            <w:tcW w:w="1085" w:type="dxa"/>
-            <w:tcBorders>
-              <w:top w:val="none" w:sz="0" w:space="0" w:color="000000"/>
-              <w:left w:val="none" w:sz="0" w:space="0" w:color="000000"/>
-              <w:bottom w:val="none" w:sz="0" w:space="0" w:color="000000"/>
-              <w:right w:val="none" w:sz="0" w:space="0" w:color="000000"/>
-            </w:tcBorders>
-            <w:shd w:val="clear" w:color="auto" w:fill="FFFFFF"/>
-            <w:tcMar>
-              <w:top w:w="0" w:type="dxa"/>
-              <w:left w:w="0" w:type="dxa"/>
-              <w:bottom w:w="0" w:type="dxa"/>
-              <w:right w:w="0" w:type="dxa"/>
-            </w:tcMar>
-            <w:vAlign w:val="center"/>
-          </w:tcPr>
-          <w:p>
-            <w:pPr>
-              <w:pBdr>
-                <w:top w:val="none" w:sz="0" w:space="0" w:color="000000"/>
-                <w:left w:val="none" w:sz="0" w:space="0" w:color="000000"/>
-                <w:bottom w:val="none" w:sz="0" w:space="0" w:color="000000"/>
-                <w:right w:val="none" w:sz="0" w:space="0" w:color="000000"/>
-              </w:pBdr>
-              <w:spacing w:before="100" w:after="100"/>
-              <w:ind w:left="100" w:right="100"/>
-            </w:pPr>
-            <w:r>
-              <w:rPr>
-                <w:rFonts w:ascii="Times New Roman" w:eastAsia="Times New Roman" w:hAnsi="Times New Roman" w:cs="Times New Roman"/>
-                <w:color w:val="000000"/>
-                <w:sz w:val="16"/>
-                <w:szCs w:val="16"/>
+            <w:tcW w:w="1170" w:type="dxa"/>
+            <w:tcBorders>
+              <w:top w:val="none" w:sz="0" w:space="0" w:color="000000"/>
+              <w:left w:val="none" w:sz="0" w:space="0" w:color="000000"/>
+              <w:bottom w:val="none" w:sz="0" w:space="0" w:color="000000"/>
+              <w:right w:val="none" w:sz="0" w:space="0" w:color="000000"/>
+            </w:tcBorders>
+            <w:shd w:val="clear" w:color="auto" w:fill="FFFFFF"/>
+            <w:tcMar>
+              <w:top w:w="0" w:type="dxa"/>
+              <w:left w:w="0" w:type="dxa"/>
+              <w:bottom w:w="0" w:type="dxa"/>
+              <w:right w:w="0" w:type="dxa"/>
+            </w:tcMar>
+            <w:vAlign w:val="center"/>
+          </w:tcPr>
+          <w:p>
+            <w:pPr>
+              <w:pBdr>
+                <w:top w:val="none" w:sz="0" w:space="0" w:color="000000"/>
+                <w:left w:val="none" w:sz="0" w:space="0" w:color="000000"/>
+                <w:bottom w:val="none" w:sz="0" w:space="0" w:color="000000"/>
+                <w:right w:val="none" w:sz="0" w:space="0" w:color="000000"/>
+              </w:pBdr>
+              <w:spacing w:before="100" w:after="100"/>
+              <w:ind w:left="100" w:right="100"/>
+              <w:rPr>
+                <w:sz w:val="20"/>
+                <w:szCs w:val="20"/>
+              </w:rPr>
+            </w:pPr>
+            <w:r>
+              <w:rPr>
+                <w:rFonts w:ascii="Times New Roman" w:eastAsia="Times New Roman" w:hAnsi="Times New Roman" w:cs="Times New Roman"/>
+                <w:color w:val="000000"/>
+                <w:sz w:val="20"/>
+                <w:szCs w:val="20"/>
               </w:rPr>
               <w:t>-0.37, -0.13</w:t>
             </w:r>
@@ -3432,7 +3784,7 @@
         </w:trPr>
         <w:tc>
           <w:tcPr>
-            <w:tcW w:w="1930" w:type="dxa"/>
+            <w:tcW w:w="1260" w:type="dxa"/>
             <w:vMerge w:val="restart"/>
             <w:tcBorders>
               <w:top w:val="none" w:sz="0" w:space="0" w:color="000000"/>
@@ -3458,13 +3810,17 @@
               </w:pBdr>
               <w:spacing w:before="100" w:after="100"/>
               <w:ind w:left="100" w:right="100"/>
-            </w:pPr>
-            <w:r>
-              <w:rPr>
-                <w:rFonts w:ascii="Times New Roman" w:eastAsia="Times New Roman" w:hAnsi="Times New Roman" w:cs="Times New Roman"/>
-                <w:color w:val="000000"/>
-                <w:sz w:val="16"/>
-                <w:szCs w:val="16"/>
+              <w:rPr>
+                <w:sz w:val="20"/>
+                <w:szCs w:val="20"/>
+              </w:rPr>
+            </w:pPr>
+            <w:r>
+              <w:rPr>
+                <w:rFonts w:ascii="Times New Roman" w:eastAsia="Times New Roman" w:hAnsi="Times New Roman" w:cs="Times New Roman"/>
+                <w:color w:val="000000"/>
+                <w:sz w:val="20"/>
+                <w:szCs w:val="20"/>
               </w:rPr>
               <w:t>Sessile invertebrates</w:t>
             </w:r>
@@ -3472,39 +3828,43 @@
         </w:tc>
         <w:tc>
           <w:tcPr>
-            <w:tcW w:w="2930" w:type="dxa"/>
-            <w:tcBorders>
-              <w:top w:val="none" w:sz="0" w:space="0" w:color="000000"/>
-              <w:left w:val="none" w:sz="0" w:space="0" w:color="000000"/>
-              <w:bottom w:val="none" w:sz="0" w:space="0" w:color="000000"/>
-              <w:right w:val="none" w:sz="0" w:space="0" w:color="000000"/>
-            </w:tcBorders>
-            <w:shd w:val="clear" w:color="auto" w:fill="FFFFFF"/>
-            <w:tcMar>
-              <w:top w:w="0" w:type="dxa"/>
-              <w:left w:w="0" w:type="dxa"/>
-              <w:bottom w:w="0" w:type="dxa"/>
-              <w:right w:w="0" w:type="dxa"/>
-            </w:tcMar>
-            <w:vAlign w:val="center"/>
-          </w:tcPr>
-          <w:p>
-            <w:pPr>
-              <w:pBdr>
-                <w:top w:val="none" w:sz="0" w:space="0" w:color="000000"/>
-                <w:left w:val="none" w:sz="0" w:space="0" w:color="000000"/>
-                <w:bottom w:val="none" w:sz="0" w:space="0" w:color="000000"/>
-                <w:right w:val="none" w:sz="0" w:space="0" w:color="000000"/>
-              </w:pBdr>
-              <w:spacing w:before="100" w:after="100"/>
-              <w:ind w:left="100" w:right="100"/>
-            </w:pPr>
-            <w:r>
-              <w:rPr>
-                <w:rFonts w:ascii="Times New Roman" w:eastAsia="Times New Roman" w:hAnsi="Times New Roman" w:cs="Times New Roman"/>
-                <w:color w:val="000000"/>
-                <w:sz w:val="16"/>
-                <w:szCs w:val="16"/>
+            <w:tcW w:w="1440" w:type="dxa"/>
+            <w:tcBorders>
+              <w:top w:val="none" w:sz="0" w:space="0" w:color="000000"/>
+              <w:left w:val="none" w:sz="0" w:space="0" w:color="000000"/>
+              <w:bottom w:val="none" w:sz="0" w:space="0" w:color="000000"/>
+              <w:right w:val="none" w:sz="0" w:space="0" w:color="000000"/>
+            </w:tcBorders>
+            <w:shd w:val="clear" w:color="auto" w:fill="FFFFFF"/>
+            <w:tcMar>
+              <w:top w:w="0" w:type="dxa"/>
+              <w:left w:w="0" w:type="dxa"/>
+              <w:bottom w:w="0" w:type="dxa"/>
+              <w:right w:w="0" w:type="dxa"/>
+            </w:tcMar>
+            <w:vAlign w:val="center"/>
+          </w:tcPr>
+          <w:p>
+            <w:pPr>
+              <w:pBdr>
+                <w:top w:val="none" w:sz="0" w:space="0" w:color="000000"/>
+                <w:left w:val="none" w:sz="0" w:space="0" w:color="000000"/>
+                <w:bottom w:val="none" w:sz="0" w:space="0" w:color="000000"/>
+                <w:right w:val="none" w:sz="0" w:space="0" w:color="000000"/>
+              </w:pBdr>
+              <w:spacing w:before="100" w:after="100"/>
+              <w:ind w:left="100" w:right="100"/>
+              <w:rPr>
+                <w:sz w:val="20"/>
+                <w:szCs w:val="20"/>
+              </w:rPr>
+            </w:pPr>
+            <w:r>
+              <w:rPr>
+                <w:rFonts w:ascii="Times New Roman" w:eastAsia="Times New Roman" w:hAnsi="Times New Roman" w:cs="Times New Roman"/>
+                <w:color w:val="000000"/>
+                <w:sz w:val="20"/>
+                <w:szCs w:val="20"/>
               </w:rPr>
               <w:t>Intercept</w:t>
             </w:r>
@@ -3512,7 +3872,7 @@
         </w:tc>
         <w:tc>
           <w:tcPr>
-            <w:tcW w:w="1080" w:type="dxa"/>
+            <w:tcW w:w="900" w:type="dxa"/>
             <w:tcBorders>
               <w:top w:val="none" w:sz="0" w:space="0" w:color="000000"/>
               <w:left w:val="none" w:sz="0" w:space="0" w:color="000000"/>
@@ -3539,13 +3899,17 @@
               <w:spacing w:before="100" w:after="100"/>
               <w:ind w:left="100" w:right="100"/>
               <w:jc w:val="right"/>
-            </w:pPr>
-            <w:r>
-              <w:rPr>
-                <w:rFonts w:ascii="Times New Roman" w:eastAsia="Times New Roman" w:hAnsi="Times New Roman" w:cs="Times New Roman"/>
-                <w:color w:val="000000"/>
-                <w:sz w:val="16"/>
-                <w:szCs w:val="16"/>
+              <w:rPr>
+                <w:sz w:val="20"/>
+                <w:szCs w:val="20"/>
+              </w:rPr>
+            </w:pPr>
+            <w:r>
+              <w:rPr>
+                <w:rFonts w:ascii="Times New Roman" w:eastAsia="Times New Roman" w:hAnsi="Times New Roman" w:cs="Times New Roman"/>
+                <w:color w:val="000000"/>
+                <w:sz w:val="20"/>
+                <w:szCs w:val="20"/>
               </w:rPr>
               <w:t>2.33</w:t>
             </w:r>
@@ -3553,40 +3917,44 @@
         </w:tc>
         <w:tc>
           <w:tcPr>
-            <w:tcW w:w="1080" w:type="dxa"/>
-            <w:tcBorders>
-              <w:top w:val="none" w:sz="0" w:space="0" w:color="000000"/>
-              <w:left w:val="none" w:sz="0" w:space="0" w:color="000000"/>
-              <w:bottom w:val="none" w:sz="0" w:space="0" w:color="000000"/>
-              <w:right w:val="none" w:sz="0" w:space="0" w:color="000000"/>
-            </w:tcBorders>
-            <w:shd w:val="clear" w:color="auto" w:fill="FFFFFF"/>
-            <w:tcMar>
-              <w:top w:w="0" w:type="dxa"/>
-              <w:left w:w="0" w:type="dxa"/>
-              <w:bottom w:w="0" w:type="dxa"/>
-              <w:right w:w="0" w:type="dxa"/>
-            </w:tcMar>
-            <w:vAlign w:val="center"/>
-          </w:tcPr>
-          <w:p>
-            <w:pPr>
-              <w:pBdr>
-                <w:top w:val="none" w:sz="0" w:space="0" w:color="000000"/>
-                <w:left w:val="none" w:sz="0" w:space="0" w:color="000000"/>
-                <w:bottom w:val="none" w:sz="0" w:space="0" w:color="000000"/>
-                <w:right w:val="none" w:sz="0" w:space="0" w:color="000000"/>
-              </w:pBdr>
-              <w:spacing w:before="100" w:after="100"/>
-              <w:ind w:left="100" w:right="100"/>
+            <w:tcW w:w="810" w:type="dxa"/>
+            <w:tcBorders>
+              <w:top w:val="none" w:sz="0" w:space="0" w:color="000000"/>
+              <w:left w:val="none" w:sz="0" w:space="0" w:color="000000"/>
+              <w:bottom w:val="none" w:sz="0" w:space="0" w:color="000000"/>
+              <w:right w:val="none" w:sz="0" w:space="0" w:color="000000"/>
+            </w:tcBorders>
+            <w:shd w:val="clear" w:color="auto" w:fill="FFFFFF"/>
+            <w:tcMar>
+              <w:top w:w="0" w:type="dxa"/>
+              <w:left w:w="0" w:type="dxa"/>
+              <w:bottom w:w="0" w:type="dxa"/>
+              <w:right w:w="0" w:type="dxa"/>
+            </w:tcMar>
+            <w:vAlign w:val="center"/>
+          </w:tcPr>
+          <w:p>
+            <w:pPr>
+              <w:pBdr>
+                <w:top w:val="none" w:sz="0" w:space="0" w:color="000000"/>
+                <w:left w:val="none" w:sz="0" w:space="0" w:color="000000"/>
+                <w:bottom w:val="none" w:sz="0" w:space="0" w:color="000000"/>
+                <w:right w:val="none" w:sz="0" w:space="0" w:color="000000"/>
+              </w:pBdr>
+              <w:spacing w:before="100" w:after="100"/>
+              <w:ind w:left="100" w:right="100"/>
+              <w:rPr>
+                <w:sz w:val="20"/>
+                <w:szCs w:val="20"/>
+              </w:rPr>
             </w:pPr>
             <w:r>
               <w:rPr>
                 <w:rFonts w:ascii="Times New Roman" w:eastAsia="Times New Roman" w:hAnsi="Times New Roman" w:cs="Times New Roman"/>
                 <w:b/>
                 <w:color w:val="000000"/>
-                <w:sz w:val="14"/>
-                <w:szCs w:val="14"/>
+                <w:sz w:val="20"/>
+                <w:szCs w:val="20"/>
               </w:rPr>
               <w:t>&lt;0.001</w:t>
             </w:r>
@@ -3594,39 +3962,43 @@
         </w:tc>
         <w:tc>
           <w:tcPr>
-            <w:tcW w:w="1085" w:type="dxa"/>
-            <w:tcBorders>
-              <w:top w:val="none" w:sz="0" w:space="0" w:color="000000"/>
-              <w:left w:val="none" w:sz="0" w:space="0" w:color="000000"/>
-              <w:bottom w:val="none" w:sz="0" w:space="0" w:color="000000"/>
-              <w:right w:val="none" w:sz="0" w:space="0" w:color="000000"/>
-            </w:tcBorders>
-            <w:shd w:val="clear" w:color="auto" w:fill="FFFFFF"/>
-            <w:tcMar>
-              <w:top w:w="0" w:type="dxa"/>
-              <w:left w:w="0" w:type="dxa"/>
-              <w:bottom w:w="0" w:type="dxa"/>
-              <w:right w:w="0" w:type="dxa"/>
-            </w:tcMar>
-            <w:vAlign w:val="center"/>
-          </w:tcPr>
-          <w:p>
-            <w:pPr>
-              <w:pBdr>
-                <w:top w:val="none" w:sz="0" w:space="0" w:color="000000"/>
-                <w:left w:val="none" w:sz="0" w:space="0" w:color="000000"/>
-                <w:bottom w:val="none" w:sz="0" w:space="0" w:color="000000"/>
-                <w:right w:val="none" w:sz="0" w:space="0" w:color="000000"/>
-              </w:pBdr>
-              <w:spacing w:before="100" w:after="100"/>
-              <w:ind w:left="100" w:right="100"/>
-            </w:pPr>
-            <w:r>
-              <w:rPr>
-                <w:rFonts w:ascii="Times New Roman" w:eastAsia="Times New Roman" w:hAnsi="Times New Roman" w:cs="Times New Roman"/>
-                <w:color w:val="000000"/>
-                <w:sz w:val="16"/>
-                <w:szCs w:val="16"/>
+            <w:tcW w:w="1170" w:type="dxa"/>
+            <w:tcBorders>
+              <w:top w:val="none" w:sz="0" w:space="0" w:color="000000"/>
+              <w:left w:val="none" w:sz="0" w:space="0" w:color="000000"/>
+              <w:bottom w:val="none" w:sz="0" w:space="0" w:color="000000"/>
+              <w:right w:val="none" w:sz="0" w:space="0" w:color="000000"/>
+            </w:tcBorders>
+            <w:shd w:val="clear" w:color="auto" w:fill="FFFFFF"/>
+            <w:tcMar>
+              <w:top w:w="0" w:type="dxa"/>
+              <w:left w:w="0" w:type="dxa"/>
+              <w:bottom w:w="0" w:type="dxa"/>
+              <w:right w:w="0" w:type="dxa"/>
+            </w:tcMar>
+            <w:vAlign w:val="center"/>
+          </w:tcPr>
+          <w:p>
+            <w:pPr>
+              <w:pBdr>
+                <w:top w:val="none" w:sz="0" w:space="0" w:color="000000"/>
+                <w:left w:val="none" w:sz="0" w:space="0" w:color="000000"/>
+                <w:bottom w:val="none" w:sz="0" w:space="0" w:color="000000"/>
+                <w:right w:val="none" w:sz="0" w:space="0" w:color="000000"/>
+              </w:pBdr>
+              <w:spacing w:before="100" w:after="100"/>
+              <w:ind w:left="100" w:right="100"/>
+              <w:rPr>
+                <w:sz w:val="20"/>
+                <w:szCs w:val="20"/>
+              </w:rPr>
+            </w:pPr>
+            <w:r>
+              <w:rPr>
+                <w:rFonts w:ascii="Times New Roman" w:eastAsia="Times New Roman" w:hAnsi="Times New Roman" w:cs="Times New Roman"/>
+                <w:color w:val="000000"/>
+                <w:sz w:val="20"/>
+                <w:szCs w:val="20"/>
               </w:rPr>
               <w:t>1.38, 3.29</w:t>
             </w:r>
@@ -3634,39 +4006,43 @@
         </w:tc>
         <w:tc>
           <w:tcPr>
-            <w:tcW w:w="2930" w:type="dxa"/>
-            <w:tcBorders>
-              <w:top w:val="none" w:sz="0" w:space="0" w:color="000000"/>
-              <w:left w:val="none" w:sz="0" w:space="0" w:color="000000"/>
-              <w:bottom w:val="none" w:sz="0" w:space="0" w:color="000000"/>
-              <w:right w:val="none" w:sz="0" w:space="0" w:color="000000"/>
-            </w:tcBorders>
-            <w:shd w:val="clear" w:color="auto" w:fill="FFFFFF"/>
-            <w:tcMar>
-              <w:top w:w="0" w:type="dxa"/>
-              <w:left w:w="0" w:type="dxa"/>
-              <w:bottom w:w="0" w:type="dxa"/>
-              <w:right w:w="0" w:type="dxa"/>
-            </w:tcMar>
-            <w:vAlign w:val="center"/>
-          </w:tcPr>
-          <w:p>
-            <w:pPr>
-              <w:pBdr>
-                <w:top w:val="none" w:sz="0" w:space="0" w:color="000000"/>
-                <w:left w:val="none" w:sz="0" w:space="0" w:color="000000"/>
-                <w:bottom w:val="none" w:sz="0" w:space="0" w:color="000000"/>
-                <w:right w:val="none" w:sz="0" w:space="0" w:color="000000"/>
-              </w:pBdr>
-              <w:spacing w:before="100" w:after="100"/>
-              <w:ind w:left="100" w:right="100"/>
-            </w:pPr>
-            <w:r>
-              <w:rPr>
-                <w:rFonts w:ascii="Times New Roman" w:eastAsia="Times New Roman" w:hAnsi="Times New Roman" w:cs="Times New Roman"/>
-                <w:color w:val="000000"/>
-                <w:sz w:val="16"/>
-                <w:szCs w:val="16"/>
+            <w:tcW w:w="1440" w:type="dxa"/>
+            <w:tcBorders>
+              <w:top w:val="none" w:sz="0" w:space="0" w:color="000000"/>
+              <w:left w:val="none" w:sz="0" w:space="0" w:color="000000"/>
+              <w:bottom w:val="none" w:sz="0" w:space="0" w:color="000000"/>
+              <w:right w:val="none" w:sz="0" w:space="0" w:color="000000"/>
+            </w:tcBorders>
+            <w:shd w:val="clear" w:color="auto" w:fill="FFFFFF"/>
+            <w:tcMar>
+              <w:top w:w="0" w:type="dxa"/>
+              <w:left w:w="0" w:type="dxa"/>
+              <w:bottom w:w="0" w:type="dxa"/>
+              <w:right w:w="0" w:type="dxa"/>
+            </w:tcMar>
+            <w:vAlign w:val="center"/>
+          </w:tcPr>
+          <w:p>
+            <w:pPr>
+              <w:pBdr>
+                <w:top w:val="none" w:sz="0" w:space="0" w:color="000000"/>
+                <w:left w:val="none" w:sz="0" w:space="0" w:color="000000"/>
+                <w:bottom w:val="none" w:sz="0" w:space="0" w:color="000000"/>
+                <w:right w:val="none" w:sz="0" w:space="0" w:color="000000"/>
+              </w:pBdr>
+              <w:spacing w:before="100" w:after="100"/>
+              <w:ind w:left="100" w:right="100"/>
+              <w:rPr>
+                <w:sz w:val="20"/>
+                <w:szCs w:val="20"/>
+              </w:rPr>
+            </w:pPr>
+            <w:r>
+              <w:rPr>
+                <w:rFonts w:ascii="Times New Roman" w:eastAsia="Times New Roman" w:hAnsi="Times New Roman" w:cs="Times New Roman"/>
+                <w:color w:val="000000"/>
+                <w:sz w:val="20"/>
+                <w:szCs w:val="20"/>
               </w:rPr>
               <w:t>Intercept</w:t>
             </w:r>
@@ -3674,7 +4050,7 @@
         </w:tc>
         <w:tc>
           <w:tcPr>
-            <w:tcW w:w="1080" w:type="dxa"/>
+            <w:tcW w:w="900" w:type="dxa"/>
             <w:tcBorders>
               <w:top w:val="none" w:sz="0" w:space="0" w:color="000000"/>
               <w:left w:val="none" w:sz="0" w:space="0" w:color="000000"/>
@@ -3701,13 +4077,17 @@
               <w:spacing w:before="100" w:after="100"/>
               <w:ind w:left="100" w:right="100"/>
               <w:jc w:val="right"/>
-            </w:pPr>
-            <w:r>
-              <w:rPr>
-                <w:rFonts w:ascii="Times New Roman" w:eastAsia="Times New Roman" w:hAnsi="Times New Roman" w:cs="Times New Roman"/>
-                <w:color w:val="000000"/>
-                <w:sz w:val="16"/>
-                <w:szCs w:val="16"/>
+              <w:rPr>
+                <w:sz w:val="20"/>
+                <w:szCs w:val="20"/>
+              </w:rPr>
+            </w:pPr>
+            <w:r>
+              <w:rPr>
+                <w:rFonts w:ascii="Times New Roman" w:eastAsia="Times New Roman" w:hAnsi="Times New Roman" w:cs="Times New Roman"/>
+                <w:color w:val="000000"/>
+                <w:sz w:val="20"/>
+                <w:szCs w:val="20"/>
               </w:rPr>
               <w:t>3.11</w:t>
             </w:r>
@@ -3715,40 +4095,44 @@
         </w:tc>
         <w:tc>
           <w:tcPr>
-            <w:tcW w:w="1080" w:type="dxa"/>
-            <w:tcBorders>
-              <w:top w:val="none" w:sz="0" w:space="0" w:color="000000"/>
-              <w:left w:val="none" w:sz="0" w:space="0" w:color="000000"/>
-              <w:bottom w:val="none" w:sz="0" w:space="0" w:color="000000"/>
-              <w:right w:val="none" w:sz="0" w:space="0" w:color="000000"/>
-            </w:tcBorders>
-            <w:shd w:val="clear" w:color="auto" w:fill="FFFFFF"/>
-            <w:tcMar>
-              <w:top w:w="0" w:type="dxa"/>
-              <w:left w:w="0" w:type="dxa"/>
-              <w:bottom w:w="0" w:type="dxa"/>
-              <w:right w:w="0" w:type="dxa"/>
-            </w:tcMar>
-            <w:vAlign w:val="center"/>
-          </w:tcPr>
-          <w:p>
-            <w:pPr>
-              <w:pBdr>
-                <w:top w:val="none" w:sz="0" w:space="0" w:color="000000"/>
-                <w:left w:val="none" w:sz="0" w:space="0" w:color="000000"/>
-                <w:bottom w:val="none" w:sz="0" w:space="0" w:color="000000"/>
-                <w:right w:val="none" w:sz="0" w:space="0" w:color="000000"/>
-              </w:pBdr>
-              <w:spacing w:before="100" w:after="100"/>
-              <w:ind w:left="100" w:right="100"/>
+            <w:tcW w:w="810" w:type="dxa"/>
+            <w:tcBorders>
+              <w:top w:val="none" w:sz="0" w:space="0" w:color="000000"/>
+              <w:left w:val="none" w:sz="0" w:space="0" w:color="000000"/>
+              <w:bottom w:val="none" w:sz="0" w:space="0" w:color="000000"/>
+              <w:right w:val="none" w:sz="0" w:space="0" w:color="000000"/>
+            </w:tcBorders>
+            <w:shd w:val="clear" w:color="auto" w:fill="FFFFFF"/>
+            <w:tcMar>
+              <w:top w:w="0" w:type="dxa"/>
+              <w:left w:w="0" w:type="dxa"/>
+              <w:bottom w:w="0" w:type="dxa"/>
+              <w:right w:w="0" w:type="dxa"/>
+            </w:tcMar>
+            <w:vAlign w:val="center"/>
+          </w:tcPr>
+          <w:p>
+            <w:pPr>
+              <w:pBdr>
+                <w:top w:val="none" w:sz="0" w:space="0" w:color="000000"/>
+                <w:left w:val="none" w:sz="0" w:space="0" w:color="000000"/>
+                <w:bottom w:val="none" w:sz="0" w:space="0" w:color="000000"/>
+                <w:right w:val="none" w:sz="0" w:space="0" w:color="000000"/>
+              </w:pBdr>
+              <w:spacing w:before="100" w:after="100"/>
+              <w:ind w:left="100" w:right="100"/>
+              <w:rPr>
+                <w:sz w:val="20"/>
+                <w:szCs w:val="20"/>
+              </w:rPr>
             </w:pPr>
             <w:r>
               <w:rPr>
                 <w:rFonts w:ascii="Times New Roman" w:eastAsia="Times New Roman" w:hAnsi="Times New Roman" w:cs="Times New Roman"/>
                 <w:b/>
                 <w:color w:val="000000"/>
-                <w:sz w:val="14"/>
-                <w:szCs w:val="14"/>
+                <w:sz w:val="20"/>
+                <w:szCs w:val="20"/>
               </w:rPr>
               <w:t>&lt;0.001</w:t>
             </w:r>
@@ -3756,39 +4140,43 @@
         </w:tc>
         <w:tc>
           <w:tcPr>
-            <w:tcW w:w="1085" w:type="dxa"/>
-            <w:tcBorders>
-              <w:top w:val="none" w:sz="0" w:space="0" w:color="000000"/>
-              <w:left w:val="none" w:sz="0" w:space="0" w:color="000000"/>
-              <w:bottom w:val="none" w:sz="0" w:space="0" w:color="000000"/>
-              <w:right w:val="none" w:sz="0" w:space="0" w:color="000000"/>
-            </w:tcBorders>
-            <w:shd w:val="clear" w:color="auto" w:fill="FFFFFF"/>
-            <w:tcMar>
-              <w:top w:w="0" w:type="dxa"/>
-              <w:left w:w="0" w:type="dxa"/>
-              <w:bottom w:w="0" w:type="dxa"/>
-              <w:right w:w="0" w:type="dxa"/>
-            </w:tcMar>
-            <w:vAlign w:val="center"/>
-          </w:tcPr>
-          <w:p>
-            <w:pPr>
-              <w:pBdr>
-                <w:top w:val="none" w:sz="0" w:space="0" w:color="000000"/>
-                <w:left w:val="none" w:sz="0" w:space="0" w:color="000000"/>
-                <w:bottom w:val="none" w:sz="0" w:space="0" w:color="000000"/>
-                <w:right w:val="none" w:sz="0" w:space="0" w:color="000000"/>
-              </w:pBdr>
-              <w:spacing w:before="100" w:after="100"/>
-              <w:ind w:left="100" w:right="100"/>
-            </w:pPr>
-            <w:r>
-              <w:rPr>
-                <w:rFonts w:ascii="Times New Roman" w:eastAsia="Times New Roman" w:hAnsi="Times New Roman" w:cs="Times New Roman"/>
-                <w:color w:val="000000"/>
-                <w:sz w:val="16"/>
-                <w:szCs w:val="16"/>
+            <w:tcW w:w="1170" w:type="dxa"/>
+            <w:tcBorders>
+              <w:top w:val="none" w:sz="0" w:space="0" w:color="000000"/>
+              <w:left w:val="none" w:sz="0" w:space="0" w:color="000000"/>
+              <w:bottom w:val="none" w:sz="0" w:space="0" w:color="000000"/>
+              <w:right w:val="none" w:sz="0" w:space="0" w:color="000000"/>
+            </w:tcBorders>
+            <w:shd w:val="clear" w:color="auto" w:fill="FFFFFF"/>
+            <w:tcMar>
+              <w:top w:w="0" w:type="dxa"/>
+              <w:left w:w="0" w:type="dxa"/>
+              <w:bottom w:w="0" w:type="dxa"/>
+              <w:right w:w="0" w:type="dxa"/>
+            </w:tcMar>
+            <w:vAlign w:val="center"/>
+          </w:tcPr>
+          <w:p>
+            <w:pPr>
+              <w:pBdr>
+                <w:top w:val="none" w:sz="0" w:space="0" w:color="000000"/>
+                <w:left w:val="none" w:sz="0" w:space="0" w:color="000000"/>
+                <w:bottom w:val="none" w:sz="0" w:space="0" w:color="000000"/>
+                <w:right w:val="none" w:sz="0" w:space="0" w:color="000000"/>
+              </w:pBdr>
+              <w:spacing w:before="100" w:after="100"/>
+              <w:ind w:left="100" w:right="100"/>
+              <w:rPr>
+                <w:sz w:val="20"/>
+                <w:szCs w:val="20"/>
+              </w:rPr>
+            </w:pPr>
+            <w:r>
+              <w:rPr>
+                <w:rFonts w:ascii="Times New Roman" w:eastAsia="Times New Roman" w:hAnsi="Times New Roman" w:cs="Times New Roman"/>
+                <w:color w:val="000000"/>
+                <w:sz w:val="20"/>
+                <w:szCs w:val="20"/>
               </w:rPr>
               <w:t>2.29, 3.93</w:t>
             </w:r>
@@ -3801,7 +4189,7 @@
         </w:trPr>
         <w:tc>
           <w:tcPr>
-            <w:tcW w:w="1930" w:type="dxa"/>
+            <w:tcW w:w="1260" w:type="dxa"/>
             <w:vMerge/>
             <w:tcBorders>
               <w:top w:val="none" w:sz="0" w:space="0" w:color="000000"/>
@@ -3827,44 +4215,52 @@
               </w:pBdr>
               <w:spacing w:before="100" w:after="100"/>
               <w:ind w:left="100" w:right="100"/>
-            </w:pPr>
-          </w:p>
-        </w:tc>
-        <w:tc>
-          <w:tcPr>
-            <w:tcW w:w="2930" w:type="dxa"/>
-            <w:tcBorders>
-              <w:top w:val="none" w:sz="0" w:space="0" w:color="000000"/>
-              <w:left w:val="none" w:sz="0" w:space="0" w:color="000000"/>
-              <w:bottom w:val="none" w:sz="0" w:space="0" w:color="000000"/>
-              <w:right w:val="none" w:sz="0" w:space="0" w:color="000000"/>
-            </w:tcBorders>
-            <w:shd w:val="clear" w:color="auto" w:fill="FFFFFF"/>
-            <w:tcMar>
-              <w:top w:w="0" w:type="dxa"/>
-              <w:left w:w="0" w:type="dxa"/>
-              <w:bottom w:w="0" w:type="dxa"/>
-              <w:right w:w="0" w:type="dxa"/>
-            </w:tcMar>
-            <w:vAlign w:val="center"/>
-          </w:tcPr>
-          <w:p>
-            <w:pPr>
-              <w:pBdr>
-                <w:top w:val="none" w:sz="0" w:space="0" w:color="000000"/>
-                <w:left w:val="none" w:sz="0" w:space="0" w:color="000000"/>
-                <w:bottom w:val="none" w:sz="0" w:space="0" w:color="000000"/>
-                <w:right w:val="none" w:sz="0" w:space="0" w:color="000000"/>
-              </w:pBdr>
-              <w:spacing w:before="100" w:after="100"/>
-              <w:ind w:left="100" w:right="100"/>
-            </w:pPr>
-            <w:r>
-              <w:rPr>
-                <w:rFonts w:ascii="Times New Roman" w:eastAsia="Times New Roman" w:hAnsi="Times New Roman" w:cs="Times New Roman"/>
-                <w:color w:val="000000"/>
-                <w:sz w:val="16"/>
-                <w:szCs w:val="16"/>
+              <w:rPr>
+                <w:sz w:val="20"/>
+                <w:szCs w:val="20"/>
+              </w:rPr>
+            </w:pPr>
+          </w:p>
+        </w:tc>
+        <w:tc>
+          <w:tcPr>
+            <w:tcW w:w="1440" w:type="dxa"/>
+            <w:tcBorders>
+              <w:top w:val="none" w:sz="0" w:space="0" w:color="000000"/>
+              <w:left w:val="none" w:sz="0" w:space="0" w:color="000000"/>
+              <w:bottom w:val="none" w:sz="0" w:space="0" w:color="000000"/>
+              <w:right w:val="none" w:sz="0" w:space="0" w:color="000000"/>
+            </w:tcBorders>
+            <w:shd w:val="clear" w:color="auto" w:fill="FFFFFF"/>
+            <w:tcMar>
+              <w:top w:w="0" w:type="dxa"/>
+              <w:left w:w="0" w:type="dxa"/>
+              <w:bottom w:w="0" w:type="dxa"/>
+              <w:right w:w="0" w:type="dxa"/>
+            </w:tcMar>
+            <w:vAlign w:val="center"/>
+          </w:tcPr>
+          <w:p>
+            <w:pPr>
+              <w:pBdr>
+                <w:top w:val="none" w:sz="0" w:space="0" w:color="000000"/>
+                <w:left w:val="none" w:sz="0" w:space="0" w:color="000000"/>
+                <w:bottom w:val="none" w:sz="0" w:space="0" w:color="000000"/>
+                <w:right w:val="none" w:sz="0" w:space="0" w:color="000000"/>
+              </w:pBdr>
+              <w:spacing w:before="100" w:after="100"/>
+              <w:ind w:left="100" w:right="100"/>
+              <w:rPr>
+                <w:sz w:val="20"/>
+                <w:szCs w:val="20"/>
+              </w:rPr>
+            </w:pPr>
+            <w:r>
+              <w:rPr>
+                <w:rFonts w:ascii="Times New Roman" w:eastAsia="Times New Roman" w:hAnsi="Times New Roman" w:cs="Times New Roman"/>
+                <w:color w:val="000000"/>
+                <w:sz w:val="20"/>
+                <w:szCs w:val="20"/>
               </w:rPr>
               <w:t>Time since end</w:t>
             </w:r>
@@ -3872,7 +4268,7 @@
         </w:tc>
         <w:tc>
           <w:tcPr>
-            <w:tcW w:w="1080" w:type="dxa"/>
+            <w:tcW w:w="900" w:type="dxa"/>
             <w:tcBorders>
               <w:top w:val="none" w:sz="0" w:space="0" w:color="000000"/>
               <w:left w:val="none" w:sz="0" w:space="0" w:color="000000"/>
@@ -3899,13 +4295,17 @@
               <w:spacing w:before="100" w:after="100"/>
               <w:ind w:left="100" w:right="100"/>
               <w:jc w:val="right"/>
-            </w:pPr>
-            <w:r>
-              <w:rPr>
-                <w:rFonts w:ascii="Times New Roman" w:eastAsia="Times New Roman" w:hAnsi="Times New Roman" w:cs="Times New Roman"/>
-                <w:color w:val="000000"/>
-                <w:sz w:val="16"/>
-                <w:szCs w:val="16"/>
+              <w:rPr>
+                <w:sz w:val="20"/>
+                <w:szCs w:val="20"/>
+              </w:rPr>
+            </w:pPr>
+            <w:r>
+              <w:rPr>
+                <w:rFonts w:ascii="Times New Roman" w:eastAsia="Times New Roman" w:hAnsi="Times New Roman" w:cs="Times New Roman"/>
+                <w:color w:val="000000"/>
+                <w:sz w:val="20"/>
+                <w:szCs w:val="20"/>
               </w:rPr>
               <w:t>-0.07</w:t>
             </w:r>
@@ -3913,39 +4313,43 @@
         </w:tc>
         <w:tc>
           <w:tcPr>
-            <w:tcW w:w="1080" w:type="dxa"/>
-            <w:tcBorders>
-              <w:top w:val="none" w:sz="0" w:space="0" w:color="000000"/>
-              <w:left w:val="none" w:sz="0" w:space="0" w:color="000000"/>
-              <w:bottom w:val="none" w:sz="0" w:space="0" w:color="000000"/>
-              <w:right w:val="none" w:sz="0" w:space="0" w:color="000000"/>
-            </w:tcBorders>
-            <w:shd w:val="clear" w:color="auto" w:fill="FFFFFF"/>
-            <w:tcMar>
-              <w:top w:w="0" w:type="dxa"/>
-              <w:left w:w="0" w:type="dxa"/>
-              <w:bottom w:w="0" w:type="dxa"/>
-              <w:right w:w="0" w:type="dxa"/>
-            </w:tcMar>
-            <w:vAlign w:val="center"/>
-          </w:tcPr>
-          <w:p>
-            <w:pPr>
-              <w:pBdr>
-                <w:top w:val="none" w:sz="0" w:space="0" w:color="000000"/>
-                <w:left w:val="none" w:sz="0" w:space="0" w:color="000000"/>
-                <w:bottom w:val="none" w:sz="0" w:space="0" w:color="000000"/>
-                <w:right w:val="none" w:sz="0" w:space="0" w:color="000000"/>
-              </w:pBdr>
-              <w:spacing w:before="100" w:after="100"/>
-              <w:ind w:left="100" w:right="100"/>
-            </w:pPr>
-            <w:r>
-              <w:rPr>
-                <w:rFonts w:ascii="Times New Roman" w:eastAsia="Times New Roman" w:hAnsi="Times New Roman" w:cs="Times New Roman"/>
-                <w:color w:val="000000"/>
-                <w:sz w:val="16"/>
-                <w:szCs w:val="16"/>
+            <w:tcW w:w="810" w:type="dxa"/>
+            <w:tcBorders>
+              <w:top w:val="none" w:sz="0" w:space="0" w:color="000000"/>
+              <w:left w:val="none" w:sz="0" w:space="0" w:color="000000"/>
+              <w:bottom w:val="none" w:sz="0" w:space="0" w:color="000000"/>
+              <w:right w:val="none" w:sz="0" w:space="0" w:color="000000"/>
+            </w:tcBorders>
+            <w:shd w:val="clear" w:color="auto" w:fill="FFFFFF"/>
+            <w:tcMar>
+              <w:top w:w="0" w:type="dxa"/>
+              <w:left w:w="0" w:type="dxa"/>
+              <w:bottom w:w="0" w:type="dxa"/>
+              <w:right w:w="0" w:type="dxa"/>
+            </w:tcMar>
+            <w:vAlign w:val="center"/>
+          </w:tcPr>
+          <w:p>
+            <w:pPr>
+              <w:pBdr>
+                <w:top w:val="none" w:sz="0" w:space="0" w:color="000000"/>
+                <w:left w:val="none" w:sz="0" w:space="0" w:color="000000"/>
+                <w:bottom w:val="none" w:sz="0" w:space="0" w:color="000000"/>
+                <w:right w:val="none" w:sz="0" w:space="0" w:color="000000"/>
+              </w:pBdr>
+              <w:spacing w:before="100" w:after="100"/>
+              <w:ind w:left="100" w:right="100"/>
+              <w:rPr>
+                <w:sz w:val="20"/>
+                <w:szCs w:val="20"/>
+              </w:rPr>
+            </w:pPr>
+            <w:r>
+              <w:rPr>
+                <w:rFonts w:ascii="Times New Roman" w:eastAsia="Times New Roman" w:hAnsi="Times New Roman" w:cs="Times New Roman"/>
+                <w:color w:val="000000"/>
+                <w:sz w:val="20"/>
+                <w:szCs w:val="20"/>
               </w:rPr>
               <w:t>0.11</w:t>
             </w:r>
@@ -3953,39 +4357,43 @@
         </w:tc>
         <w:tc>
           <w:tcPr>
-            <w:tcW w:w="1085" w:type="dxa"/>
-            <w:tcBorders>
-              <w:top w:val="none" w:sz="0" w:space="0" w:color="000000"/>
-              <w:left w:val="none" w:sz="0" w:space="0" w:color="000000"/>
-              <w:bottom w:val="none" w:sz="0" w:space="0" w:color="000000"/>
-              <w:right w:val="none" w:sz="0" w:space="0" w:color="000000"/>
-            </w:tcBorders>
-            <w:shd w:val="clear" w:color="auto" w:fill="FFFFFF"/>
-            <w:tcMar>
-              <w:top w:w="0" w:type="dxa"/>
-              <w:left w:w="0" w:type="dxa"/>
-              <w:bottom w:w="0" w:type="dxa"/>
-              <w:right w:w="0" w:type="dxa"/>
-            </w:tcMar>
-            <w:vAlign w:val="center"/>
-          </w:tcPr>
-          <w:p>
-            <w:pPr>
-              <w:pBdr>
-                <w:top w:val="none" w:sz="0" w:space="0" w:color="000000"/>
-                <w:left w:val="none" w:sz="0" w:space="0" w:color="000000"/>
-                <w:bottom w:val="none" w:sz="0" w:space="0" w:color="000000"/>
-                <w:right w:val="none" w:sz="0" w:space="0" w:color="000000"/>
-              </w:pBdr>
-              <w:spacing w:before="100" w:after="100"/>
-              <w:ind w:left="100" w:right="100"/>
-            </w:pPr>
-            <w:r>
-              <w:rPr>
-                <w:rFonts w:ascii="Times New Roman" w:eastAsia="Times New Roman" w:hAnsi="Times New Roman" w:cs="Times New Roman"/>
-                <w:color w:val="000000"/>
-                <w:sz w:val="16"/>
-                <w:szCs w:val="16"/>
+            <w:tcW w:w="1170" w:type="dxa"/>
+            <w:tcBorders>
+              <w:top w:val="none" w:sz="0" w:space="0" w:color="000000"/>
+              <w:left w:val="none" w:sz="0" w:space="0" w:color="000000"/>
+              <w:bottom w:val="none" w:sz="0" w:space="0" w:color="000000"/>
+              <w:right w:val="none" w:sz="0" w:space="0" w:color="000000"/>
+            </w:tcBorders>
+            <w:shd w:val="clear" w:color="auto" w:fill="FFFFFF"/>
+            <w:tcMar>
+              <w:top w:w="0" w:type="dxa"/>
+              <w:left w:w="0" w:type="dxa"/>
+              <w:bottom w:w="0" w:type="dxa"/>
+              <w:right w:w="0" w:type="dxa"/>
+            </w:tcMar>
+            <w:vAlign w:val="center"/>
+          </w:tcPr>
+          <w:p>
+            <w:pPr>
+              <w:pBdr>
+                <w:top w:val="none" w:sz="0" w:space="0" w:color="000000"/>
+                <w:left w:val="none" w:sz="0" w:space="0" w:color="000000"/>
+                <w:bottom w:val="none" w:sz="0" w:space="0" w:color="000000"/>
+                <w:right w:val="none" w:sz="0" w:space="0" w:color="000000"/>
+              </w:pBdr>
+              <w:spacing w:before="100" w:after="100"/>
+              <w:ind w:left="100" w:right="100"/>
+              <w:rPr>
+                <w:sz w:val="20"/>
+                <w:szCs w:val="20"/>
+              </w:rPr>
+            </w:pPr>
+            <w:r>
+              <w:rPr>
+                <w:rFonts w:ascii="Times New Roman" w:eastAsia="Times New Roman" w:hAnsi="Times New Roman" w:cs="Times New Roman"/>
+                <w:color w:val="000000"/>
+                <w:sz w:val="20"/>
+                <w:szCs w:val="20"/>
               </w:rPr>
               <w:t>-0.15, 0.02</w:t>
             </w:r>
@@ -3993,39 +4401,43 @@
         </w:tc>
         <w:tc>
           <w:tcPr>
-            <w:tcW w:w="2930" w:type="dxa"/>
-            <w:tcBorders>
-              <w:top w:val="none" w:sz="0" w:space="0" w:color="000000"/>
-              <w:left w:val="none" w:sz="0" w:space="0" w:color="000000"/>
-              <w:bottom w:val="none" w:sz="0" w:space="0" w:color="000000"/>
-              <w:right w:val="none" w:sz="0" w:space="0" w:color="000000"/>
-            </w:tcBorders>
-            <w:shd w:val="clear" w:color="auto" w:fill="FFFFFF"/>
-            <w:tcMar>
-              <w:top w:w="0" w:type="dxa"/>
-              <w:left w:w="0" w:type="dxa"/>
-              <w:bottom w:w="0" w:type="dxa"/>
-              <w:right w:w="0" w:type="dxa"/>
-            </w:tcMar>
-            <w:vAlign w:val="center"/>
-          </w:tcPr>
-          <w:p>
-            <w:pPr>
-              <w:pBdr>
-                <w:top w:val="none" w:sz="0" w:space="0" w:color="000000"/>
-                <w:left w:val="none" w:sz="0" w:space="0" w:color="000000"/>
-                <w:bottom w:val="none" w:sz="0" w:space="0" w:color="000000"/>
-                <w:right w:val="none" w:sz="0" w:space="0" w:color="000000"/>
-              </w:pBdr>
-              <w:spacing w:before="100" w:after="100"/>
-              <w:ind w:left="100" w:right="100"/>
-            </w:pPr>
-            <w:r>
-              <w:rPr>
-                <w:rFonts w:ascii="Times New Roman" w:eastAsia="Times New Roman" w:hAnsi="Times New Roman" w:cs="Times New Roman"/>
-                <w:color w:val="000000"/>
-                <w:sz w:val="16"/>
-                <w:szCs w:val="16"/>
+            <w:tcW w:w="1440" w:type="dxa"/>
+            <w:tcBorders>
+              <w:top w:val="none" w:sz="0" w:space="0" w:color="000000"/>
+              <w:left w:val="none" w:sz="0" w:space="0" w:color="000000"/>
+              <w:bottom w:val="none" w:sz="0" w:space="0" w:color="000000"/>
+              <w:right w:val="none" w:sz="0" w:space="0" w:color="000000"/>
+            </w:tcBorders>
+            <w:shd w:val="clear" w:color="auto" w:fill="FFFFFF"/>
+            <w:tcMar>
+              <w:top w:w="0" w:type="dxa"/>
+              <w:left w:w="0" w:type="dxa"/>
+              <w:bottom w:w="0" w:type="dxa"/>
+              <w:right w:w="0" w:type="dxa"/>
+            </w:tcMar>
+            <w:vAlign w:val="center"/>
+          </w:tcPr>
+          <w:p>
+            <w:pPr>
+              <w:pBdr>
+                <w:top w:val="none" w:sz="0" w:space="0" w:color="000000"/>
+                <w:left w:val="none" w:sz="0" w:space="0" w:color="000000"/>
+                <w:bottom w:val="none" w:sz="0" w:space="0" w:color="000000"/>
+                <w:right w:val="none" w:sz="0" w:space="0" w:color="000000"/>
+              </w:pBdr>
+              <w:spacing w:before="100" w:after="100"/>
+              <w:ind w:left="100" w:right="100"/>
+              <w:rPr>
+                <w:sz w:val="20"/>
+                <w:szCs w:val="20"/>
+              </w:rPr>
+            </w:pPr>
+            <w:r>
+              <w:rPr>
+                <w:rFonts w:ascii="Times New Roman" w:eastAsia="Times New Roman" w:hAnsi="Times New Roman" w:cs="Times New Roman"/>
+                <w:color w:val="000000"/>
+                <w:sz w:val="20"/>
+                <w:szCs w:val="20"/>
               </w:rPr>
               <w:t>Time since end</w:t>
             </w:r>
@@ -4033,7 +4445,7 @@
         </w:tc>
         <w:tc>
           <w:tcPr>
-            <w:tcW w:w="1080" w:type="dxa"/>
+            <w:tcW w:w="900" w:type="dxa"/>
             <w:tcBorders>
               <w:top w:val="none" w:sz="0" w:space="0" w:color="000000"/>
               <w:left w:val="none" w:sz="0" w:space="0" w:color="000000"/>
@@ -4060,13 +4472,17 @@
               <w:spacing w:before="100" w:after="100"/>
               <w:ind w:left="100" w:right="100"/>
               <w:jc w:val="right"/>
-            </w:pPr>
-            <w:r>
-              <w:rPr>
-                <w:rFonts w:ascii="Times New Roman" w:eastAsia="Times New Roman" w:hAnsi="Times New Roman" w:cs="Times New Roman"/>
-                <w:color w:val="000000"/>
-                <w:sz w:val="16"/>
-                <w:szCs w:val="16"/>
+              <w:rPr>
+                <w:sz w:val="20"/>
+                <w:szCs w:val="20"/>
+              </w:rPr>
+            </w:pPr>
+            <w:r>
+              <w:rPr>
+                <w:rFonts w:ascii="Times New Roman" w:eastAsia="Times New Roman" w:hAnsi="Times New Roman" w:cs="Times New Roman"/>
+                <w:color w:val="000000"/>
+                <w:sz w:val="20"/>
+                <w:szCs w:val="20"/>
               </w:rPr>
               <w:t>0.07</w:t>
             </w:r>
@@ -4074,39 +4490,43 @@
         </w:tc>
         <w:tc>
           <w:tcPr>
-            <w:tcW w:w="1080" w:type="dxa"/>
-            <w:tcBorders>
-              <w:top w:val="none" w:sz="0" w:space="0" w:color="000000"/>
-              <w:left w:val="none" w:sz="0" w:space="0" w:color="000000"/>
-              <w:bottom w:val="none" w:sz="0" w:space="0" w:color="000000"/>
-              <w:right w:val="none" w:sz="0" w:space="0" w:color="000000"/>
-            </w:tcBorders>
-            <w:shd w:val="clear" w:color="auto" w:fill="FFFFFF"/>
-            <w:tcMar>
-              <w:top w:w="0" w:type="dxa"/>
-              <w:left w:w="0" w:type="dxa"/>
-              <w:bottom w:w="0" w:type="dxa"/>
-              <w:right w:w="0" w:type="dxa"/>
-            </w:tcMar>
-            <w:vAlign w:val="center"/>
-          </w:tcPr>
-          <w:p>
-            <w:pPr>
-              <w:pBdr>
-                <w:top w:val="none" w:sz="0" w:space="0" w:color="000000"/>
-                <w:left w:val="none" w:sz="0" w:space="0" w:color="000000"/>
-                <w:bottom w:val="none" w:sz="0" w:space="0" w:color="000000"/>
-                <w:right w:val="none" w:sz="0" w:space="0" w:color="000000"/>
-              </w:pBdr>
-              <w:spacing w:before="100" w:after="100"/>
-              <w:ind w:left="100" w:right="100"/>
-            </w:pPr>
-            <w:r>
-              <w:rPr>
-                <w:rFonts w:ascii="Times New Roman" w:eastAsia="Times New Roman" w:hAnsi="Times New Roman" w:cs="Times New Roman"/>
-                <w:color w:val="000000"/>
-                <w:sz w:val="16"/>
-                <w:szCs w:val="16"/>
+            <w:tcW w:w="810" w:type="dxa"/>
+            <w:tcBorders>
+              <w:top w:val="none" w:sz="0" w:space="0" w:color="000000"/>
+              <w:left w:val="none" w:sz="0" w:space="0" w:color="000000"/>
+              <w:bottom w:val="none" w:sz="0" w:space="0" w:color="000000"/>
+              <w:right w:val="none" w:sz="0" w:space="0" w:color="000000"/>
+            </w:tcBorders>
+            <w:shd w:val="clear" w:color="auto" w:fill="FFFFFF"/>
+            <w:tcMar>
+              <w:top w:w="0" w:type="dxa"/>
+              <w:left w:w="0" w:type="dxa"/>
+              <w:bottom w:w="0" w:type="dxa"/>
+              <w:right w:w="0" w:type="dxa"/>
+            </w:tcMar>
+            <w:vAlign w:val="center"/>
+          </w:tcPr>
+          <w:p>
+            <w:pPr>
+              <w:pBdr>
+                <w:top w:val="none" w:sz="0" w:space="0" w:color="000000"/>
+                <w:left w:val="none" w:sz="0" w:space="0" w:color="000000"/>
+                <w:bottom w:val="none" w:sz="0" w:space="0" w:color="000000"/>
+                <w:right w:val="none" w:sz="0" w:space="0" w:color="000000"/>
+              </w:pBdr>
+              <w:spacing w:before="100" w:after="100"/>
+              <w:ind w:left="100" w:right="100"/>
+              <w:rPr>
+                <w:sz w:val="20"/>
+                <w:szCs w:val="20"/>
+              </w:rPr>
+            </w:pPr>
+            <w:r>
+              <w:rPr>
+                <w:rFonts w:ascii="Times New Roman" w:eastAsia="Times New Roman" w:hAnsi="Times New Roman" w:cs="Times New Roman"/>
+                <w:color w:val="000000"/>
+                <w:sz w:val="20"/>
+                <w:szCs w:val="20"/>
               </w:rPr>
               <w:t>0.06</w:t>
             </w:r>
@@ -4114,39 +4534,43 @@
         </w:tc>
         <w:tc>
           <w:tcPr>
-            <w:tcW w:w="1085" w:type="dxa"/>
-            <w:tcBorders>
-              <w:top w:val="none" w:sz="0" w:space="0" w:color="000000"/>
-              <w:left w:val="none" w:sz="0" w:space="0" w:color="000000"/>
-              <w:bottom w:val="none" w:sz="0" w:space="0" w:color="000000"/>
-              <w:right w:val="none" w:sz="0" w:space="0" w:color="000000"/>
-            </w:tcBorders>
-            <w:shd w:val="clear" w:color="auto" w:fill="FFFFFF"/>
-            <w:tcMar>
-              <w:top w:w="0" w:type="dxa"/>
-              <w:left w:w="0" w:type="dxa"/>
-              <w:bottom w:w="0" w:type="dxa"/>
-              <w:right w:w="0" w:type="dxa"/>
-            </w:tcMar>
-            <w:vAlign w:val="center"/>
-          </w:tcPr>
-          <w:p>
-            <w:pPr>
-              <w:pBdr>
-                <w:top w:val="none" w:sz="0" w:space="0" w:color="000000"/>
-                <w:left w:val="none" w:sz="0" w:space="0" w:color="000000"/>
-                <w:bottom w:val="none" w:sz="0" w:space="0" w:color="000000"/>
-                <w:right w:val="none" w:sz="0" w:space="0" w:color="000000"/>
-              </w:pBdr>
-              <w:spacing w:before="100" w:after="100"/>
-              <w:ind w:left="100" w:right="100"/>
-            </w:pPr>
-            <w:r>
-              <w:rPr>
-                <w:rFonts w:ascii="Times New Roman" w:eastAsia="Times New Roman" w:hAnsi="Times New Roman" w:cs="Times New Roman"/>
-                <w:color w:val="000000"/>
-                <w:sz w:val="16"/>
-                <w:szCs w:val="16"/>
+            <w:tcW w:w="1170" w:type="dxa"/>
+            <w:tcBorders>
+              <w:top w:val="none" w:sz="0" w:space="0" w:color="000000"/>
+              <w:left w:val="none" w:sz="0" w:space="0" w:color="000000"/>
+              <w:bottom w:val="none" w:sz="0" w:space="0" w:color="000000"/>
+              <w:right w:val="none" w:sz="0" w:space="0" w:color="000000"/>
+            </w:tcBorders>
+            <w:shd w:val="clear" w:color="auto" w:fill="FFFFFF"/>
+            <w:tcMar>
+              <w:top w:w="0" w:type="dxa"/>
+              <w:left w:w="0" w:type="dxa"/>
+              <w:bottom w:w="0" w:type="dxa"/>
+              <w:right w:w="0" w:type="dxa"/>
+            </w:tcMar>
+            <w:vAlign w:val="center"/>
+          </w:tcPr>
+          <w:p>
+            <w:pPr>
+              <w:pBdr>
+                <w:top w:val="none" w:sz="0" w:space="0" w:color="000000"/>
+                <w:left w:val="none" w:sz="0" w:space="0" w:color="000000"/>
+                <w:bottom w:val="none" w:sz="0" w:space="0" w:color="000000"/>
+                <w:right w:val="none" w:sz="0" w:space="0" w:color="000000"/>
+              </w:pBdr>
+              <w:spacing w:before="100" w:after="100"/>
+              <w:ind w:left="100" w:right="100"/>
+              <w:rPr>
+                <w:sz w:val="20"/>
+                <w:szCs w:val="20"/>
+              </w:rPr>
+            </w:pPr>
+            <w:r>
+              <w:rPr>
+                <w:rFonts w:ascii="Times New Roman" w:eastAsia="Times New Roman" w:hAnsi="Times New Roman" w:cs="Times New Roman"/>
+                <w:color w:val="000000"/>
+                <w:sz w:val="20"/>
+                <w:szCs w:val="20"/>
               </w:rPr>
               <w:t>0, 0.15</w:t>
             </w:r>
@@ -4159,7 +4583,7 @@
         </w:trPr>
         <w:tc>
           <w:tcPr>
-            <w:tcW w:w="1930" w:type="dxa"/>
+            <w:tcW w:w="1260" w:type="dxa"/>
             <w:vMerge/>
             <w:tcBorders>
               <w:top w:val="none" w:sz="0" w:space="0" w:color="000000"/>
@@ -4185,44 +4609,52 @@
               </w:pBdr>
               <w:spacing w:before="100" w:after="100"/>
               <w:ind w:left="100" w:right="100"/>
-            </w:pPr>
-          </w:p>
-        </w:tc>
-        <w:tc>
-          <w:tcPr>
-            <w:tcW w:w="2930" w:type="dxa"/>
-            <w:tcBorders>
-              <w:top w:val="none" w:sz="0" w:space="0" w:color="000000"/>
-              <w:left w:val="none" w:sz="0" w:space="0" w:color="000000"/>
-              <w:bottom w:val="none" w:sz="0" w:space="0" w:color="000000"/>
-              <w:right w:val="none" w:sz="0" w:space="0" w:color="000000"/>
-            </w:tcBorders>
-            <w:shd w:val="clear" w:color="auto" w:fill="FFFFFF"/>
-            <w:tcMar>
-              <w:top w:w="0" w:type="dxa"/>
-              <w:left w:w="0" w:type="dxa"/>
-              <w:bottom w:w="0" w:type="dxa"/>
-              <w:right w:w="0" w:type="dxa"/>
-            </w:tcMar>
-            <w:vAlign w:val="center"/>
-          </w:tcPr>
-          <w:p>
-            <w:pPr>
-              <w:pBdr>
-                <w:top w:val="none" w:sz="0" w:space="0" w:color="000000"/>
-                <w:left w:val="none" w:sz="0" w:space="0" w:color="000000"/>
-                <w:bottom w:val="none" w:sz="0" w:space="0" w:color="000000"/>
-                <w:right w:val="none" w:sz="0" w:space="0" w:color="000000"/>
-              </w:pBdr>
-              <w:spacing w:before="100" w:after="100"/>
-              <w:ind w:left="100" w:right="100"/>
-            </w:pPr>
-            <w:r>
-              <w:rPr>
-                <w:rFonts w:ascii="Times New Roman" w:eastAsia="Times New Roman" w:hAnsi="Times New Roman" w:cs="Times New Roman"/>
-                <w:color w:val="000000"/>
-                <w:sz w:val="16"/>
-                <w:szCs w:val="16"/>
+              <w:rPr>
+                <w:sz w:val="20"/>
+                <w:szCs w:val="20"/>
+              </w:rPr>
+            </w:pPr>
+          </w:p>
+        </w:tc>
+        <w:tc>
+          <w:tcPr>
+            <w:tcW w:w="1440" w:type="dxa"/>
+            <w:tcBorders>
+              <w:top w:val="none" w:sz="0" w:space="0" w:color="000000"/>
+              <w:left w:val="none" w:sz="0" w:space="0" w:color="000000"/>
+              <w:bottom w:val="none" w:sz="0" w:space="0" w:color="000000"/>
+              <w:right w:val="none" w:sz="0" w:space="0" w:color="000000"/>
+            </w:tcBorders>
+            <w:shd w:val="clear" w:color="auto" w:fill="FFFFFF"/>
+            <w:tcMar>
+              <w:top w:w="0" w:type="dxa"/>
+              <w:left w:w="0" w:type="dxa"/>
+              <w:bottom w:w="0" w:type="dxa"/>
+              <w:right w:w="0" w:type="dxa"/>
+            </w:tcMar>
+            <w:vAlign w:val="center"/>
+          </w:tcPr>
+          <w:p>
+            <w:pPr>
+              <w:pBdr>
+                <w:top w:val="none" w:sz="0" w:space="0" w:color="000000"/>
+                <w:left w:val="none" w:sz="0" w:space="0" w:color="000000"/>
+                <w:bottom w:val="none" w:sz="0" w:space="0" w:color="000000"/>
+                <w:right w:val="none" w:sz="0" w:space="0" w:color="000000"/>
+              </w:pBdr>
+              <w:spacing w:before="100" w:after="100"/>
+              <w:ind w:left="100" w:right="100"/>
+              <w:rPr>
+                <w:sz w:val="20"/>
+                <w:szCs w:val="20"/>
+              </w:rPr>
+            </w:pPr>
+            <w:r>
+              <w:rPr>
+                <w:rFonts w:ascii="Times New Roman" w:eastAsia="Times New Roman" w:hAnsi="Times New Roman" w:cs="Times New Roman"/>
+                <w:color w:val="000000"/>
+                <w:sz w:val="20"/>
+                <w:szCs w:val="20"/>
               </w:rPr>
               <w:t>Treatment (removal)</w:t>
             </w:r>
@@ -4230,7 +4662,7 @@
         </w:tc>
         <w:tc>
           <w:tcPr>
-            <w:tcW w:w="1080" w:type="dxa"/>
+            <w:tcW w:w="900" w:type="dxa"/>
             <w:tcBorders>
               <w:top w:val="none" w:sz="0" w:space="0" w:color="000000"/>
               <w:left w:val="none" w:sz="0" w:space="0" w:color="000000"/>
@@ -4257,13 +4689,17 @@
               <w:spacing w:before="100" w:after="100"/>
               <w:ind w:left="100" w:right="100"/>
               <w:jc w:val="right"/>
-            </w:pPr>
-            <w:r>
-              <w:rPr>
-                <w:rFonts w:ascii="Times New Roman" w:eastAsia="Times New Roman" w:hAnsi="Times New Roman" w:cs="Times New Roman"/>
-                <w:color w:val="000000"/>
-                <w:sz w:val="16"/>
-                <w:szCs w:val="16"/>
+              <w:rPr>
+                <w:sz w:val="20"/>
+                <w:szCs w:val="20"/>
+              </w:rPr>
+            </w:pPr>
+            <w:r>
+              <w:rPr>
+                <w:rFonts w:ascii="Times New Roman" w:eastAsia="Times New Roman" w:hAnsi="Times New Roman" w:cs="Times New Roman"/>
+                <w:color w:val="000000"/>
+                <w:sz w:val="20"/>
+                <w:szCs w:val="20"/>
               </w:rPr>
               <w:t>-0.23</w:t>
             </w:r>
@@ -4271,39 +4707,43 @@
         </w:tc>
         <w:tc>
           <w:tcPr>
-            <w:tcW w:w="1080" w:type="dxa"/>
-            <w:tcBorders>
-              <w:top w:val="none" w:sz="0" w:space="0" w:color="000000"/>
-              <w:left w:val="none" w:sz="0" w:space="0" w:color="000000"/>
-              <w:bottom w:val="none" w:sz="0" w:space="0" w:color="000000"/>
-              <w:right w:val="none" w:sz="0" w:space="0" w:color="000000"/>
-            </w:tcBorders>
-            <w:shd w:val="clear" w:color="auto" w:fill="FFFFFF"/>
-            <w:tcMar>
-              <w:top w:w="0" w:type="dxa"/>
-              <w:left w:w="0" w:type="dxa"/>
-              <w:bottom w:w="0" w:type="dxa"/>
-              <w:right w:w="0" w:type="dxa"/>
-            </w:tcMar>
-            <w:vAlign w:val="center"/>
-          </w:tcPr>
-          <w:p>
-            <w:pPr>
-              <w:pBdr>
-                <w:top w:val="none" w:sz="0" w:space="0" w:color="000000"/>
-                <w:left w:val="none" w:sz="0" w:space="0" w:color="000000"/>
-                <w:bottom w:val="none" w:sz="0" w:space="0" w:color="000000"/>
-                <w:right w:val="none" w:sz="0" w:space="0" w:color="000000"/>
-              </w:pBdr>
-              <w:spacing w:before="100" w:after="100"/>
-              <w:ind w:left="100" w:right="100"/>
-            </w:pPr>
-            <w:r>
-              <w:rPr>
-                <w:rFonts w:ascii="Times New Roman" w:eastAsia="Times New Roman" w:hAnsi="Times New Roman" w:cs="Times New Roman"/>
-                <w:color w:val="000000"/>
-                <w:sz w:val="16"/>
-                <w:szCs w:val="16"/>
+            <w:tcW w:w="810" w:type="dxa"/>
+            <w:tcBorders>
+              <w:top w:val="none" w:sz="0" w:space="0" w:color="000000"/>
+              <w:left w:val="none" w:sz="0" w:space="0" w:color="000000"/>
+              <w:bottom w:val="none" w:sz="0" w:space="0" w:color="000000"/>
+              <w:right w:val="none" w:sz="0" w:space="0" w:color="000000"/>
+            </w:tcBorders>
+            <w:shd w:val="clear" w:color="auto" w:fill="FFFFFF"/>
+            <w:tcMar>
+              <w:top w:w="0" w:type="dxa"/>
+              <w:left w:w="0" w:type="dxa"/>
+              <w:bottom w:w="0" w:type="dxa"/>
+              <w:right w:w="0" w:type="dxa"/>
+            </w:tcMar>
+            <w:vAlign w:val="center"/>
+          </w:tcPr>
+          <w:p>
+            <w:pPr>
+              <w:pBdr>
+                <w:top w:val="none" w:sz="0" w:space="0" w:color="000000"/>
+                <w:left w:val="none" w:sz="0" w:space="0" w:color="000000"/>
+                <w:bottom w:val="none" w:sz="0" w:space="0" w:color="000000"/>
+                <w:right w:val="none" w:sz="0" w:space="0" w:color="000000"/>
+              </w:pBdr>
+              <w:spacing w:before="100" w:after="100"/>
+              <w:ind w:left="100" w:right="100"/>
+              <w:rPr>
+                <w:sz w:val="20"/>
+                <w:szCs w:val="20"/>
+              </w:rPr>
+            </w:pPr>
+            <w:r>
+              <w:rPr>
+                <w:rFonts w:ascii="Times New Roman" w:eastAsia="Times New Roman" w:hAnsi="Times New Roman" w:cs="Times New Roman"/>
+                <w:color w:val="000000"/>
+                <w:sz w:val="20"/>
+                <w:szCs w:val="20"/>
               </w:rPr>
               <w:t>0.14</w:t>
             </w:r>
@@ -4311,39 +4751,43 @@
         </w:tc>
         <w:tc>
           <w:tcPr>
-            <w:tcW w:w="1085" w:type="dxa"/>
-            <w:tcBorders>
-              <w:top w:val="none" w:sz="0" w:space="0" w:color="000000"/>
-              <w:left w:val="none" w:sz="0" w:space="0" w:color="000000"/>
-              <w:bottom w:val="none" w:sz="0" w:space="0" w:color="000000"/>
-              <w:right w:val="none" w:sz="0" w:space="0" w:color="000000"/>
-            </w:tcBorders>
-            <w:shd w:val="clear" w:color="auto" w:fill="FFFFFF"/>
-            <w:tcMar>
-              <w:top w:w="0" w:type="dxa"/>
-              <w:left w:w="0" w:type="dxa"/>
-              <w:bottom w:w="0" w:type="dxa"/>
-              <w:right w:w="0" w:type="dxa"/>
-            </w:tcMar>
-            <w:vAlign w:val="center"/>
-          </w:tcPr>
-          <w:p>
-            <w:pPr>
-              <w:pBdr>
-                <w:top w:val="none" w:sz="0" w:space="0" w:color="000000"/>
-                <w:left w:val="none" w:sz="0" w:space="0" w:color="000000"/>
-                <w:bottom w:val="none" w:sz="0" w:space="0" w:color="000000"/>
-                <w:right w:val="none" w:sz="0" w:space="0" w:color="000000"/>
-              </w:pBdr>
-              <w:spacing w:before="100" w:after="100"/>
-              <w:ind w:left="100" w:right="100"/>
-            </w:pPr>
-            <w:r>
-              <w:rPr>
-                <w:rFonts w:ascii="Times New Roman" w:eastAsia="Times New Roman" w:hAnsi="Times New Roman" w:cs="Times New Roman"/>
-                <w:color w:val="000000"/>
-                <w:sz w:val="16"/>
-                <w:szCs w:val="16"/>
+            <w:tcW w:w="1170" w:type="dxa"/>
+            <w:tcBorders>
+              <w:top w:val="none" w:sz="0" w:space="0" w:color="000000"/>
+              <w:left w:val="none" w:sz="0" w:space="0" w:color="000000"/>
+              <w:bottom w:val="none" w:sz="0" w:space="0" w:color="000000"/>
+              <w:right w:val="none" w:sz="0" w:space="0" w:color="000000"/>
+            </w:tcBorders>
+            <w:shd w:val="clear" w:color="auto" w:fill="FFFFFF"/>
+            <w:tcMar>
+              <w:top w:w="0" w:type="dxa"/>
+              <w:left w:w="0" w:type="dxa"/>
+              <w:bottom w:w="0" w:type="dxa"/>
+              <w:right w:w="0" w:type="dxa"/>
+            </w:tcMar>
+            <w:vAlign w:val="center"/>
+          </w:tcPr>
+          <w:p>
+            <w:pPr>
+              <w:pBdr>
+                <w:top w:val="none" w:sz="0" w:space="0" w:color="000000"/>
+                <w:left w:val="none" w:sz="0" w:space="0" w:color="000000"/>
+                <w:bottom w:val="none" w:sz="0" w:space="0" w:color="000000"/>
+                <w:right w:val="none" w:sz="0" w:space="0" w:color="000000"/>
+              </w:pBdr>
+              <w:spacing w:before="100" w:after="100"/>
+              <w:ind w:left="100" w:right="100"/>
+              <w:rPr>
+                <w:sz w:val="20"/>
+                <w:szCs w:val="20"/>
+              </w:rPr>
+            </w:pPr>
+            <w:r>
+              <w:rPr>
+                <w:rFonts w:ascii="Times New Roman" w:eastAsia="Times New Roman" w:hAnsi="Times New Roman" w:cs="Times New Roman"/>
+                <w:color w:val="000000"/>
+                <w:sz w:val="20"/>
+                <w:szCs w:val="20"/>
               </w:rPr>
               <w:t>-0.54, 0.08</w:t>
             </w:r>
@@ -4351,39 +4795,43 @@
         </w:tc>
         <w:tc>
           <w:tcPr>
-            <w:tcW w:w="2930" w:type="dxa"/>
-            <w:tcBorders>
-              <w:top w:val="none" w:sz="0" w:space="0" w:color="000000"/>
-              <w:left w:val="none" w:sz="0" w:space="0" w:color="000000"/>
-              <w:bottom w:val="none" w:sz="0" w:space="0" w:color="000000"/>
-              <w:right w:val="none" w:sz="0" w:space="0" w:color="000000"/>
-            </w:tcBorders>
-            <w:shd w:val="clear" w:color="auto" w:fill="FFFFFF"/>
-            <w:tcMar>
-              <w:top w:w="0" w:type="dxa"/>
-              <w:left w:w="0" w:type="dxa"/>
-              <w:bottom w:w="0" w:type="dxa"/>
-              <w:right w:w="0" w:type="dxa"/>
-            </w:tcMar>
-            <w:vAlign w:val="center"/>
-          </w:tcPr>
-          <w:p>
-            <w:pPr>
-              <w:pBdr>
-                <w:top w:val="none" w:sz="0" w:space="0" w:color="000000"/>
-                <w:left w:val="none" w:sz="0" w:space="0" w:color="000000"/>
-                <w:bottom w:val="none" w:sz="0" w:space="0" w:color="000000"/>
-                <w:right w:val="none" w:sz="0" w:space="0" w:color="000000"/>
-              </w:pBdr>
-              <w:spacing w:before="100" w:after="100"/>
-              <w:ind w:left="100" w:right="100"/>
-            </w:pPr>
-            <w:r>
-              <w:rPr>
-                <w:rFonts w:ascii="Times New Roman" w:eastAsia="Times New Roman" w:hAnsi="Times New Roman" w:cs="Times New Roman"/>
-                <w:color w:val="000000"/>
-                <w:sz w:val="16"/>
-                <w:szCs w:val="16"/>
+            <w:tcW w:w="1440" w:type="dxa"/>
+            <w:tcBorders>
+              <w:top w:val="none" w:sz="0" w:space="0" w:color="000000"/>
+              <w:left w:val="none" w:sz="0" w:space="0" w:color="000000"/>
+              <w:bottom w:val="none" w:sz="0" w:space="0" w:color="000000"/>
+              <w:right w:val="none" w:sz="0" w:space="0" w:color="000000"/>
+            </w:tcBorders>
+            <w:shd w:val="clear" w:color="auto" w:fill="FFFFFF"/>
+            <w:tcMar>
+              <w:top w:w="0" w:type="dxa"/>
+              <w:left w:w="0" w:type="dxa"/>
+              <w:bottom w:w="0" w:type="dxa"/>
+              <w:right w:w="0" w:type="dxa"/>
+            </w:tcMar>
+            <w:vAlign w:val="center"/>
+          </w:tcPr>
+          <w:p>
+            <w:pPr>
+              <w:pBdr>
+                <w:top w:val="none" w:sz="0" w:space="0" w:color="000000"/>
+                <w:left w:val="none" w:sz="0" w:space="0" w:color="000000"/>
+                <w:bottom w:val="none" w:sz="0" w:space="0" w:color="000000"/>
+                <w:right w:val="none" w:sz="0" w:space="0" w:color="000000"/>
+              </w:pBdr>
+              <w:spacing w:before="100" w:after="100"/>
+              <w:ind w:left="100" w:right="100"/>
+              <w:rPr>
+                <w:sz w:val="20"/>
+                <w:szCs w:val="20"/>
+              </w:rPr>
+            </w:pPr>
+            <w:r>
+              <w:rPr>
+                <w:rFonts w:ascii="Times New Roman" w:eastAsia="Times New Roman" w:hAnsi="Times New Roman" w:cs="Times New Roman"/>
+                <w:color w:val="000000"/>
+                <w:sz w:val="20"/>
+                <w:szCs w:val="20"/>
               </w:rPr>
               <w:t>Treatment (removal)</w:t>
             </w:r>
@@ -4391,7 +4839,7 @@
         </w:tc>
         <w:tc>
           <w:tcPr>
-            <w:tcW w:w="1080" w:type="dxa"/>
+            <w:tcW w:w="900" w:type="dxa"/>
             <w:tcBorders>
               <w:top w:val="none" w:sz="0" w:space="0" w:color="000000"/>
               <w:left w:val="none" w:sz="0" w:space="0" w:color="000000"/>
@@ -4418,13 +4866,17 @@
               <w:spacing w:before="100" w:after="100"/>
               <w:ind w:left="100" w:right="100"/>
               <w:jc w:val="right"/>
-            </w:pPr>
-            <w:r>
-              <w:rPr>
-                <w:rFonts w:ascii="Times New Roman" w:eastAsia="Times New Roman" w:hAnsi="Times New Roman" w:cs="Times New Roman"/>
-                <w:color w:val="000000"/>
-                <w:sz w:val="16"/>
-                <w:szCs w:val="16"/>
+              <w:rPr>
+                <w:sz w:val="20"/>
+                <w:szCs w:val="20"/>
+              </w:rPr>
+            </w:pPr>
+            <w:r>
+              <w:rPr>
+                <w:rFonts w:ascii="Times New Roman" w:eastAsia="Times New Roman" w:hAnsi="Times New Roman" w:cs="Times New Roman"/>
+                <w:color w:val="000000"/>
+                <w:sz w:val="20"/>
+                <w:szCs w:val="20"/>
               </w:rPr>
               <w:t>-0.55</w:t>
             </w:r>
@@ -4432,40 +4884,44 @@
         </w:tc>
         <w:tc>
           <w:tcPr>
-            <w:tcW w:w="1080" w:type="dxa"/>
-            <w:tcBorders>
-              <w:top w:val="none" w:sz="0" w:space="0" w:color="000000"/>
-              <w:left w:val="none" w:sz="0" w:space="0" w:color="000000"/>
-              <w:bottom w:val="none" w:sz="0" w:space="0" w:color="000000"/>
-              <w:right w:val="none" w:sz="0" w:space="0" w:color="000000"/>
-            </w:tcBorders>
-            <w:shd w:val="clear" w:color="auto" w:fill="FFFFFF"/>
-            <w:tcMar>
-              <w:top w:w="0" w:type="dxa"/>
-              <w:left w:w="0" w:type="dxa"/>
-              <w:bottom w:w="0" w:type="dxa"/>
-              <w:right w:w="0" w:type="dxa"/>
-            </w:tcMar>
-            <w:vAlign w:val="center"/>
-          </w:tcPr>
-          <w:p>
-            <w:pPr>
-              <w:pBdr>
-                <w:top w:val="none" w:sz="0" w:space="0" w:color="000000"/>
-                <w:left w:val="none" w:sz="0" w:space="0" w:color="000000"/>
-                <w:bottom w:val="none" w:sz="0" w:space="0" w:color="000000"/>
-                <w:right w:val="none" w:sz="0" w:space="0" w:color="000000"/>
-              </w:pBdr>
-              <w:spacing w:before="100" w:after="100"/>
-              <w:ind w:left="100" w:right="100"/>
+            <w:tcW w:w="810" w:type="dxa"/>
+            <w:tcBorders>
+              <w:top w:val="none" w:sz="0" w:space="0" w:color="000000"/>
+              <w:left w:val="none" w:sz="0" w:space="0" w:color="000000"/>
+              <w:bottom w:val="none" w:sz="0" w:space="0" w:color="000000"/>
+              <w:right w:val="none" w:sz="0" w:space="0" w:color="000000"/>
+            </w:tcBorders>
+            <w:shd w:val="clear" w:color="auto" w:fill="FFFFFF"/>
+            <w:tcMar>
+              <w:top w:w="0" w:type="dxa"/>
+              <w:left w:w="0" w:type="dxa"/>
+              <w:bottom w:w="0" w:type="dxa"/>
+              <w:right w:w="0" w:type="dxa"/>
+            </w:tcMar>
+            <w:vAlign w:val="center"/>
+          </w:tcPr>
+          <w:p>
+            <w:pPr>
+              <w:pBdr>
+                <w:top w:val="none" w:sz="0" w:space="0" w:color="000000"/>
+                <w:left w:val="none" w:sz="0" w:space="0" w:color="000000"/>
+                <w:bottom w:val="none" w:sz="0" w:space="0" w:color="000000"/>
+                <w:right w:val="none" w:sz="0" w:space="0" w:color="000000"/>
+              </w:pBdr>
+              <w:spacing w:before="100" w:after="100"/>
+              <w:ind w:left="100" w:right="100"/>
+              <w:rPr>
+                <w:sz w:val="20"/>
+                <w:szCs w:val="20"/>
+              </w:rPr>
             </w:pPr>
             <w:r>
               <w:rPr>
                 <w:rFonts w:ascii="Times New Roman" w:eastAsia="Times New Roman" w:hAnsi="Times New Roman" w:cs="Times New Roman"/>
                 <w:b/>
                 <w:color w:val="000000"/>
-                <w:sz w:val="14"/>
-                <w:szCs w:val="14"/>
+                <w:sz w:val="20"/>
+                <w:szCs w:val="20"/>
               </w:rPr>
               <w:t>&lt;0.001</w:t>
             </w:r>
@@ -4473,39 +4929,43 @@
         </w:tc>
         <w:tc>
           <w:tcPr>
-            <w:tcW w:w="1085" w:type="dxa"/>
-            <w:tcBorders>
-              <w:top w:val="none" w:sz="0" w:space="0" w:color="000000"/>
-              <w:left w:val="none" w:sz="0" w:space="0" w:color="000000"/>
-              <w:bottom w:val="none" w:sz="0" w:space="0" w:color="000000"/>
-              <w:right w:val="none" w:sz="0" w:space="0" w:color="000000"/>
-            </w:tcBorders>
-            <w:shd w:val="clear" w:color="auto" w:fill="FFFFFF"/>
-            <w:tcMar>
-              <w:top w:w="0" w:type="dxa"/>
-              <w:left w:w="0" w:type="dxa"/>
-              <w:bottom w:w="0" w:type="dxa"/>
-              <w:right w:w="0" w:type="dxa"/>
-            </w:tcMar>
-            <w:vAlign w:val="center"/>
-          </w:tcPr>
-          <w:p>
-            <w:pPr>
-              <w:pBdr>
-                <w:top w:val="none" w:sz="0" w:space="0" w:color="000000"/>
-                <w:left w:val="none" w:sz="0" w:space="0" w:color="000000"/>
-                <w:bottom w:val="none" w:sz="0" w:space="0" w:color="000000"/>
-                <w:right w:val="none" w:sz="0" w:space="0" w:color="000000"/>
-              </w:pBdr>
-              <w:spacing w:before="100" w:after="100"/>
-              <w:ind w:left="100" w:right="100"/>
-            </w:pPr>
-            <w:r>
-              <w:rPr>
-                <w:rFonts w:ascii="Times New Roman" w:eastAsia="Times New Roman" w:hAnsi="Times New Roman" w:cs="Times New Roman"/>
-                <w:color w:val="000000"/>
-                <w:sz w:val="16"/>
-                <w:szCs w:val="16"/>
+            <w:tcW w:w="1170" w:type="dxa"/>
+            <w:tcBorders>
+              <w:top w:val="none" w:sz="0" w:space="0" w:color="000000"/>
+              <w:left w:val="none" w:sz="0" w:space="0" w:color="000000"/>
+              <w:bottom w:val="none" w:sz="0" w:space="0" w:color="000000"/>
+              <w:right w:val="none" w:sz="0" w:space="0" w:color="000000"/>
+            </w:tcBorders>
+            <w:shd w:val="clear" w:color="auto" w:fill="FFFFFF"/>
+            <w:tcMar>
+              <w:top w:w="0" w:type="dxa"/>
+              <w:left w:w="0" w:type="dxa"/>
+              <w:bottom w:w="0" w:type="dxa"/>
+              <w:right w:w="0" w:type="dxa"/>
+            </w:tcMar>
+            <w:vAlign w:val="center"/>
+          </w:tcPr>
+          <w:p>
+            <w:pPr>
+              <w:pBdr>
+                <w:top w:val="none" w:sz="0" w:space="0" w:color="000000"/>
+                <w:left w:val="none" w:sz="0" w:space="0" w:color="000000"/>
+                <w:bottom w:val="none" w:sz="0" w:space="0" w:color="000000"/>
+                <w:right w:val="none" w:sz="0" w:space="0" w:color="000000"/>
+              </w:pBdr>
+              <w:spacing w:before="100" w:after="100"/>
+              <w:ind w:left="100" w:right="100"/>
+              <w:rPr>
+                <w:sz w:val="20"/>
+                <w:szCs w:val="20"/>
+              </w:rPr>
+            </w:pPr>
+            <w:r>
+              <w:rPr>
+                <w:rFonts w:ascii="Times New Roman" w:eastAsia="Times New Roman" w:hAnsi="Times New Roman" w:cs="Times New Roman"/>
+                <w:color w:val="000000"/>
+                <w:sz w:val="20"/>
+                <w:szCs w:val="20"/>
               </w:rPr>
               <w:t>-0.77, -0.32</w:t>
             </w:r>
@@ -4518,7 +4978,7 @@
         </w:trPr>
         <w:tc>
           <w:tcPr>
-            <w:tcW w:w="1930" w:type="dxa"/>
+            <w:tcW w:w="1260" w:type="dxa"/>
             <w:vMerge/>
             <w:tcBorders>
               <w:top w:val="none" w:sz="0" w:space="0" w:color="000000"/>
@@ -4544,12 +5004,16 @@
               </w:pBdr>
               <w:spacing w:before="100" w:after="100"/>
               <w:ind w:left="100" w:right="100"/>
-            </w:pPr>
-          </w:p>
-        </w:tc>
-        <w:tc>
-          <w:tcPr>
-            <w:tcW w:w="2930" w:type="dxa"/>
+              <w:rPr>
+                <w:sz w:val="20"/>
+                <w:szCs w:val="20"/>
+              </w:rPr>
+            </w:pPr>
+          </w:p>
+        </w:tc>
+        <w:tc>
+          <w:tcPr>
+            <w:tcW w:w="1440" w:type="dxa"/>
             <w:tcBorders>
               <w:top w:val="none" w:sz="0" w:space="0" w:color="000000"/>
               <w:left w:val="none" w:sz="0" w:space="0" w:color="000000"/>
@@ -4575,13 +5039,17 @@
               </w:pBdr>
               <w:spacing w:before="100" w:after="100"/>
               <w:ind w:left="100" w:right="100"/>
-            </w:pPr>
-            <w:r>
-              <w:rPr>
-                <w:rFonts w:ascii="Times New Roman" w:eastAsia="Times New Roman" w:hAnsi="Times New Roman" w:cs="Times New Roman"/>
-                <w:color w:val="000000"/>
-                <w:sz w:val="16"/>
-                <w:szCs w:val="16"/>
+              <w:rPr>
+                <w:sz w:val="20"/>
+                <w:szCs w:val="20"/>
+              </w:rPr>
+            </w:pPr>
+            <w:r>
+              <w:rPr>
+                <w:rFonts w:ascii="Times New Roman" w:eastAsia="Times New Roman" w:hAnsi="Times New Roman" w:cs="Times New Roman"/>
+                <w:color w:val="000000"/>
+                <w:sz w:val="20"/>
+                <w:szCs w:val="20"/>
               </w:rPr>
               <w:t>Time since end × treatment (removal)</w:t>
             </w:r>
@@ -4589,7 +5057,7 @@
         </w:tc>
         <w:tc>
           <w:tcPr>
-            <w:tcW w:w="1080" w:type="dxa"/>
+            <w:tcW w:w="900" w:type="dxa"/>
             <w:tcBorders>
               <w:top w:val="none" w:sz="0" w:space="0" w:color="000000"/>
               <w:left w:val="none" w:sz="0" w:space="0" w:color="000000"/>
@@ -4616,13 +5084,17 @@
               <w:spacing w:before="100" w:after="100"/>
               <w:ind w:left="100" w:right="100"/>
               <w:jc w:val="right"/>
-            </w:pPr>
-            <w:r>
-              <w:rPr>
-                <w:rFonts w:ascii="Times New Roman" w:eastAsia="Times New Roman" w:hAnsi="Times New Roman" w:cs="Times New Roman"/>
-                <w:color w:val="000000"/>
-                <w:sz w:val="16"/>
-                <w:szCs w:val="16"/>
+              <w:rPr>
+                <w:sz w:val="20"/>
+                <w:szCs w:val="20"/>
+              </w:rPr>
+            </w:pPr>
+            <w:r>
+              <w:rPr>
+                <w:rFonts w:ascii="Times New Roman" w:eastAsia="Times New Roman" w:hAnsi="Times New Roman" w:cs="Times New Roman"/>
+                <w:color w:val="000000"/>
+                <w:sz w:val="20"/>
+                <w:szCs w:val="20"/>
               </w:rPr>
               <w:t>-0.10</w:t>
             </w:r>
@@ -4630,7 +5102,7 @@
         </w:tc>
         <w:tc>
           <w:tcPr>
-            <w:tcW w:w="1080" w:type="dxa"/>
+            <w:tcW w:w="810" w:type="dxa"/>
             <w:tcBorders>
               <w:top w:val="none" w:sz="0" w:space="0" w:color="000000"/>
               <w:left w:val="none" w:sz="0" w:space="0" w:color="000000"/>
@@ -4656,14 +5128,18 @@
               </w:pBdr>
               <w:spacing w:before="100" w:after="100"/>
               <w:ind w:left="100" w:right="100"/>
+              <w:rPr>
+                <w:sz w:val="20"/>
+                <w:szCs w:val="20"/>
+              </w:rPr>
             </w:pPr>
             <w:r>
               <w:rPr>
                 <w:rFonts w:ascii="Times New Roman" w:eastAsia="Times New Roman" w:hAnsi="Times New Roman" w:cs="Times New Roman"/>
                 <w:b/>
                 <w:color w:val="000000"/>
-                <w:sz w:val="14"/>
-                <w:szCs w:val="14"/>
+                <w:sz w:val="20"/>
+                <w:szCs w:val="20"/>
               </w:rPr>
               <w:t>0.006</w:t>
             </w:r>
@@ -4671,7 +5147,7 @@
         </w:tc>
         <w:tc>
           <w:tcPr>
-            <w:tcW w:w="1085" w:type="dxa"/>
+            <w:tcW w:w="1170" w:type="dxa"/>
             <w:tcBorders>
               <w:top w:val="none" w:sz="0" w:space="0" w:color="000000"/>
               <w:left w:val="none" w:sz="0" w:space="0" w:color="000000"/>
@@ -4697,13 +5173,17 @@
               </w:pBdr>
               <w:spacing w:before="100" w:after="100"/>
               <w:ind w:left="100" w:right="100"/>
-            </w:pPr>
-            <w:r>
-              <w:rPr>
-                <w:rFonts w:ascii="Times New Roman" w:eastAsia="Times New Roman" w:hAnsi="Times New Roman" w:cs="Times New Roman"/>
-                <w:color w:val="000000"/>
-                <w:sz w:val="16"/>
-                <w:szCs w:val="16"/>
+              <w:rPr>
+                <w:sz w:val="20"/>
+                <w:szCs w:val="20"/>
+              </w:rPr>
+            </w:pPr>
+            <w:r>
+              <w:rPr>
+                <w:rFonts w:ascii="Times New Roman" w:eastAsia="Times New Roman" w:hAnsi="Times New Roman" w:cs="Times New Roman"/>
+                <w:color w:val="000000"/>
+                <w:sz w:val="20"/>
+                <w:szCs w:val="20"/>
               </w:rPr>
               <w:t>-0.18, -0.03</w:t>
             </w:r>
@@ -4711,7 +5191,7 @@
         </w:tc>
         <w:tc>
           <w:tcPr>
-            <w:tcW w:w="2930" w:type="dxa"/>
+            <w:tcW w:w="1440" w:type="dxa"/>
             <w:tcBorders>
               <w:top w:val="none" w:sz="0" w:space="0" w:color="000000"/>
               <w:left w:val="none" w:sz="0" w:space="0" w:color="000000"/>
@@ -4737,13 +5217,17 @@
               </w:pBdr>
               <w:spacing w:before="100" w:after="100"/>
               <w:ind w:left="100" w:right="100"/>
-            </w:pPr>
-            <w:r>
-              <w:rPr>
-                <w:rFonts w:ascii="Times New Roman" w:eastAsia="Times New Roman" w:hAnsi="Times New Roman" w:cs="Times New Roman"/>
-                <w:color w:val="000000"/>
-                <w:sz w:val="16"/>
-                <w:szCs w:val="16"/>
+              <w:rPr>
+                <w:sz w:val="20"/>
+                <w:szCs w:val="20"/>
+              </w:rPr>
+            </w:pPr>
+            <w:r>
+              <w:rPr>
+                <w:rFonts w:ascii="Times New Roman" w:eastAsia="Times New Roman" w:hAnsi="Times New Roman" w:cs="Times New Roman"/>
+                <w:color w:val="000000"/>
+                <w:sz w:val="20"/>
+                <w:szCs w:val="20"/>
               </w:rPr>
               <w:t>Time since end × treatment (removal)</w:t>
             </w:r>
@@ -4751,7 +5235,7 @@
         </w:tc>
         <w:tc>
           <w:tcPr>
-            <w:tcW w:w="1080" w:type="dxa"/>
+            <w:tcW w:w="900" w:type="dxa"/>
             <w:tcBorders>
               <w:top w:val="none" w:sz="0" w:space="0" w:color="000000"/>
               <w:left w:val="none" w:sz="0" w:space="0" w:color="000000"/>
@@ -4778,13 +5262,17 @@
               <w:spacing w:before="100" w:after="100"/>
               <w:ind w:left="100" w:right="100"/>
               <w:jc w:val="right"/>
-            </w:pPr>
-            <w:r>
-              <w:rPr>
-                <w:rFonts w:ascii="Times New Roman" w:eastAsia="Times New Roman" w:hAnsi="Times New Roman" w:cs="Times New Roman"/>
-                <w:color w:val="000000"/>
-                <w:sz w:val="16"/>
-                <w:szCs w:val="16"/>
+              <w:rPr>
+                <w:sz w:val="20"/>
+                <w:szCs w:val="20"/>
+              </w:rPr>
+            </w:pPr>
+            <w:r>
+              <w:rPr>
+                <w:rFonts w:ascii="Times New Roman" w:eastAsia="Times New Roman" w:hAnsi="Times New Roman" w:cs="Times New Roman"/>
+                <w:color w:val="000000"/>
+                <w:sz w:val="20"/>
+                <w:szCs w:val="20"/>
               </w:rPr>
               <w:t>0.09</w:t>
             </w:r>
@@ -4792,7 +5280,7 @@
         </w:tc>
         <w:tc>
           <w:tcPr>
-            <w:tcW w:w="1080" w:type="dxa"/>
+            <w:tcW w:w="810" w:type="dxa"/>
             <w:tcBorders>
               <w:top w:val="none" w:sz="0" w:space="0" w:color="000000"/>
               <w:left w:val="none" w:sz="0" w:space="0" w:color="000000"/>
@@ -4818,14 +5306,18 @@
               </w:pBdr>
               <w:spacing w:before="100" w:after="100"/>
               <w:ind w:left="100" w:right="100"/>
+              <w:rPr>
+                <w:sz w:val="20"/>
+                <w:szCs w:val="20"/>
+              </w:rPr>
             </w:pPr>
             <w:r>
               <w:rPr>
                 <w:rFonts w:ascii="Times New Roman" w:eastAsia="Times New Roman" w:hAnsi="Times New Roman" w:cs="Times New Roman"/>
                 <w:b/>
                 <w:color w:val="000000"/>
-                <w:sz w:val="14"/>
-                <w:szCs w:val="14"/>
+                <w:sz w:val="20"/>
+                <w:szCs w:val="20"/>
               </w:rPr>
               <w:t>0.009</w:t>
             </w:r>
@@ -4833,7 +5325,7 @@
         </w:tc>
         <w:tc>
           <w:tcPr>
-            <w:tcW w:w="1085" w:type="dxa"/>
+            <w:tcW w:w="1170" w:type="dxa"/>
             <w:tcBorders>
               <w:top w:val="none" w:sz="0" w:space="0" w:color="000000"/>
               <w:left w:val="none" w:sz="0" w:space="0" w:color="000000"/>
@@ -4859,13 +5351,17 @@
               </w:pBdr>
               <w:spacing w:before="100" w:after="100"/>
               <w:ind w:left="100" w:right="100"/>
-            </w:pPr>
-            <w:r>
-              <w:rPr>
-                <w:rFonts w:ascii="Times New Roman" w:eastAsia="Times New Roman" w:hAnsi="Times New Roman" w:cs="Times New Roman"/>
-                <w:color w:val="000000"/>
-                <w:sz w:val="16"/>
-                <w:szCs w:val="16"/>
+              <w:rPr>
+                <w:sz w:val="20"/>
+                <w:szCs w:val="20"/>
+              </w:rPr>
+            </w:pPr>
+            <w:r>
+              <w:rPr>
+                <w:rFonts w:ascii="Times New Roman" w:eastAsia="Times New Roman" w:hAnsi="Times New Roman" w:cs="Times New Roman"/>
+                <w:color w:val="000000"/>
+                <w:sz w:val="20"/>
+                <w:szCs w:val="20"/>
               </w:rPr>
               <w:t>0.02, 0.15</w:t>
             </w:r>
@@ -4878,7 +5374,7 @@
         </w:trPr>
         <w:tc>
           <w:tcPr>
-            <w:tcW w:w="14280" w:type="dxa"/>
+            <w:tcW w:w="9900" w:type="dxa"/>
             <w:gridSpan w:val="9"/>
             <w:tcBorders>
               <w:top w:val="single" w:sz="12" w:space="0" w:color="666666"/>
@@ -4905,13 +5401,17 @@
               </w:pBdr>
               <w:spacing w:before="100" w:after="100"/>
               <w:ind w:left="100" w:right="100"/>
-            </w:pPr>
-            <w:r>
-              <w:rPr>
-                <w:rFonts w:ascii="Times New Roman" w:eastAsia="Times New Roman" w:hAnsi="Times New Roman" w:cs="Times New Roman"/>
-                <w:color w:val="000000"/>
-                <w:sz w:val="16"/>
-                <w:szCs w:val="16"/>
+              <w:rPr>
+                <w:sz w:val="20"/>
+                <w:szCs w:val="20"/>
+              </w:rPr>
+            </w:pPr>
+            <w:r>
+              <w:rPr>
+                <w:rFonts w:ascii="Times New Roman" w:eastAsia="Times New Roman" w:hAnsi="Times New Roman" w:cs="Times New Roman"/>
+                <w:color w:val="000000"/>
+                <w:sz w:val="20"/>
+                <w:szCs w:val="20"/>
                 <w:vertAlign w:val="superscript"/>
               </w:rPr>
               <w:t>1</w:t>
@@ -4920,8 +5420,8 @@
               <w:rPr>
                 <w:rFonts w:ascii="Times New Roman" w:eastAsia="Times New Roman" w:hAnsi="Times New Roman" w:cs="Times New Roman"/>
                 <w:color w:val="000000"/>
-                <w:sz w:val="16"/>
-                <w:szCs w:val="16"/>
+                <w:sz w:val="20"/>
+                <w:szCs w:val="20"/>
               </w:rPr>
               <w:t>Confidence interval</w:t>
             </w:r>
@@ -4929,10 +5429,17 @@
         </w:tc>
       </w:tr>
     </w:tbl>
-    <w:p/>
+    <w:p>
+      <w:pPr>
+        <w:rPr>
+          <w:sz w:val="20"/>
+          <w:szCs w:val="20"/>
+        </w:rPr>
+      </w:pPr>
+    </w:p>
     <w:sectPr>
       <w:type w:val="continuous"/>
-      <w:pgSz w:w="16848" w:h="11952" w:orient="landscape"/>
+      <w:pgSz w:w="11952" w:h="16848"/>
       <w:pgMar w:top="1440" w:right="1440" w:bottom="1440" w:left="1440" w:header="720" w:footer="720" w:gutter="720"/>
       <w:cols w:space="720"/>
       <w:docGrid w:linePitch="326"/>
